--- a/templates/RECORD_R011_VICKERS.docx
+++ b/templates/RECORD_R011_VICKERS.docx
@@ -112,7 +112,6 @@
               <w:pStyle w:val="10"/>
               <w:keepNext w:val="0"/>
               <w:keepLines w:val="0"/>
-              <w:pageBreakBefore w:val="0"/>
               <w:framePr w:wrap="auto" w:vAnchor="margin" w:hAnchor="text" w:yAlign="inline"/>
               <w:widowControl/>
               <w:kinsoku/>
@@ -286,7 +285,6 @@
               <w:pStyle w:val="10"/>
               <w:keepNext w:val="0"/>
               <w:keepLines w:val="0"/>
-              <w:pageBreakBefore w:val="0"/>
               <w:framePr w:wrap="auto" w:vAnchor="margin" w:hAnchor="text" w:yAlign="inline"/>
               <w:widowControl/>
               <w:kinsoku/>
@@ -491,7 +489,6 @@
               <w:pStyle w:val="10"/>
               <w:keepNext w:val="0"/>
               <w:keepLines w:val="0"/>
-              <w:pageBreakBefore w:val="0"/>
               <w:framePr w:wrap="auto" w:vAnchor="margin" w:hAnchor="text" w:yAlign="inline"/>
               <w:widowControl/>
               <w:kinsoku/>
@@ -2758,7 +2755,6 @@
               <w:pStyle w:val="10"/>
               <w:keepNext w:val="0"/>
               <w:keepLines w:val="0"/>
-              <w:pageBreakBefore w:val="0"/>
               <w:framePr w:wrap="auto" w:vAnchor="margin" w:hAnchor="text" w:yAlign="inline"/>
               <w:widowControl/>
               <w:kinsoku/>
@@ -4340,21 +4336,11 @@
             <w:vAlign w:val="center"/>
           </w:tcPr>
           <w:p>
-            <w:pPr>
-              <w:framePr w:wrap="auto" w:vAnchor="margin" w:hAnchor="text" w:yAlign="inline"/>
-              <w:rPr>
-                <w:rFonts w:hint="eastAsia" w:ascii="宋体" w:hAnsi="宋体" w:eastAsia="宋体" w:cs="宋体"/>
-                <w:color w:val="auto"/>
-              </w:rPr>
-            </w:pPr>
-            <w:r>
-              <w:rPr>
-                <w:rFonts w:hint="eastAsia" w:ascii="宋体" w:hAnsi="宋体" w:eastAsia="宋体" w:cs="宋体"/>
-                <w:sz w:val="20"/>
-                <w:szCs w:val="20"/>
-                <w:lang w:val="en-US" w:eastAsia="zh-CN"/>
-              </w:rPr>
-              <w:t>V261-176</w:t>
+            <w:r>
+              <w:rPr>
+                <w:rFonts w:ascii="宋体" w:hAnsi="宋体"/>
+              </w:rPr>
+              <w:t>BPGL-B007</w:t>
             </w:r>
           </w:p>
         </w:tc>
@@ -4420,21 +4406,9 @@
             <w:vAlign w:val="center"/>
           </w:tcPr>
           <w:p>
-            <w:pPr>
-              <w:framePr w:wrap="auto" w:vAnchor="margin" w:hAnchor="text" w:yAlign="inline"/>
-              <w:rPr>
-                <w:rFonts w:hint="default" w:ascii="宋体" w:hAnsi="宋体" w:eastAsia="宋体" w:cs="宋体"/>
-                <w:color w:val="auto"/>
-                <w:lang w:val="en-US" w:eastAsia="zh-CN"/>
-              </w:rPr>
-            </w:pPr>
-            <w:r>
-              <w:rPr>
-                <w:rFonts w:hint="eastAsia" w:ascii="宋体" w:hAnsi="宋体" w:eastAsia="宋体" w:cs="宋体"/>
-                <w:color w:val="auto"/>
-                <w:sz w:val="21"/>
-                <w:szCs w:val="21"/>
-                <w:lang w:val="en-US" w:eastAsia="zh-CN"/>
+            <w:r>
+              <w:rPr>
+                <w:rFonts w:ascii="宋体" w:hAnsi="宋体"/>
               </w:rPr>
               <w:t>466</w:t>
             </w:r>
@@ -5026,29 +5000,11 @@
             <w:vAlign w:val="center"/>
           </w:tcPr>
           <w:p>
-            <w:pPr>
-              <w:pStyle w:val="8"/>
-              <w:framePr w:wrap="auto" w:vAnchor="margin" w:hAnchor="text" w:yAlign="inline"/>
-              <w:spacing w:after="0" w:line="240" w:lineRule="auto"/>
-              <w:jc w:val="center"/>
-              <w:rPr>
-                <w:rFonts w:hint="eastAsia" w:ascii="宋体" w:hAnsi="宋体" w:eastAsia="宋体" w:cs="宋体"/>
-                <w:color w:val="auto"/>
-                <w:sz w:val="15"/>
-                <w:szCs w:val="15"/>
-              </w:rPr>
-            </w:pPr>
-            <w:r>
-              <w:rPr>
-                <w:rFonts w:hint="eastAsia" w:ascii="宋体" w:hAnsi="宋体" w:eastAsia="宋体" w:cs="宋体"/>
-                <w:color w:val="auto"/>
-                <w:sz w:val="15"/>
-                <w:szCs w:val="15"/>
-                <w:shd w:val="clear" w:color="auto" w:fill="auto"/>
-                <w:rtl w:val="0"/>
-                <w:lang w:val="en-US"/>
-              </w:rPr>
-              <w:t>测试面状态要求</w:t>
+            <w:r>
+              <w:rPr>
+                <w:rFonts w:ascii="宋体" w:hAnsi="宋体"/>
+              </w:rPr>
+              <w:t>测试面制备要求</w:t>
             </w:r>
           </w:p>
         </w:tc>
@@ -5071,27 +5027,9 @@
             <w:vAlign w:val="center"/>
           </w:tcPr>
           <w:p>
-            <w:pPr>
-              <w:pStyle w:val="8"/>
-              <w:framePr w:wrap="auto" w:vAnchor="margin" w:hAnchor="text" w:yAlign="inline"/>
-              <w:spacing w:after="0" w:line="240" w:lineRule="auto"/>
-              <w:jc w:val="left"/>
-              <w:rPr>
-                <w:rFonts w:hint="eastAsia" w:ascii="宋体" w:hAnsi="宋体" w:eastAsia="宋体" w:cs="宋体"/>
-                <w:color w:val="auto"/>
-                <w:sz w:val="15"/>
-                <w:szCs w:val="15"/>
-              </w:rPr>
-            </w:pPr>
-            <w:r>
-              <w:rPr>
-                <w:rFonts w:hint="eastAsia" w:ascii="宋体" w:hAnsi="宋体" w:eastAsia="宋体" w:cs="宋体"/>
-                <w:color w:val="auto"/>
-                <w:sz w:val="15"/>
-                <w:szCs w:val="15"/>
-                <w:shd w:val="clear" w:color="auto" w:fill="auto"/>
-                <w:rtl w:val="0"/>
-                <w:lang w:val="en-US"/>
+            <w:r>
+              <w:rPr>
+                <w:rFonts w:ascii="宋体" w:hAnsi="宋体"/>
               </w:rPr>
               <w:t>平坦、光滑、清洁；无氧化皮、油污、灰尘、毛刺及影响压痕识别的缺陷</w:t>
             </w:r>
@@ -5116,27 +5054,9 @@
             <w:vAlign w:val="center"/>
           </w:tcPr>
           <w:p>
-            <w:pPr>
-              <w:pStyle w:val="8"/>
-              <w:framePr w:wrap="auto" w:vAnchor="margin" w:hAnchor="text" w:yAlign="inline"/>
-              <w:spacing w:after="0" w:line="240" w:lineRule="auto"/>
-              <w:jc w:val="center"/>
-              <w:rPr>
-                <w:rFonts w:hint="eastAsia" w:ascii="宋体" w:hAnsi="宋体" w:eastAsia="宋体" w:cs="宋体"/>
-                <w:color w:val="auto"/>
-                <w:sz w:val="15"/>
-                <w:szCs w:val="15"/>
-              </w:rPr>
-            </w:pPr>
-            <w:r>
-              <w:rPr>
-                <w:rFonts w:hint="eastAsia" w:ascii="宋体" w:hAnsi="宋体" w:eastAsia="宋体" w:cs="宋体"/>
-                <w:color w:val="auto"/>
-                <w:sz w:val="15"/>
-                <w:szCs w:val="15"/>
-                <w:shd w:val="clear" w:color="auto" w:fill="auto"/>
-                <w:rtl w:val="0"/>
-                <w:lang w:val="en-US"/>
+            <w:r>
+              <w:rPr>
+                <w:rFonts w:ascii="宋体" w:hAnsi="宋体"/>
               </w:rPr>
               <w:t>确认方式</w:t>
             </w:r>
@@ -5161,128 +5081,13 @@
             <w:vAlign w:val="center"/>
           </w:tcPr>
           <w:p>
-            <w:pPr>
-              <w:pStyle w:val="8"/>
-              <w:framePr w:wrap="auto" w:vAnchor="margin" w:hAnchor="text" w:yAlign="inline"/>
-              <w:spacing w:after="0" w:line="240" w:lineRule="auto"/>
-              <w:jc w:val="left"/>
-              <w:rPr>
-                <w:rFonts w:hint="eastAsia" w:ascii="宋体" w:hAnsi="宋体" w:eastAsia="宋体" w:cs="宋体"/>
-                <w:color w:val="auto"/>
-                <w:sz w:val="15"/>
-                <w:szCs w:val="15"/>
-                <w:shd w:val="clear" w:color="auto" w:fill="auto"/>
-                <w:rtl w:val="0"/>
-                <w:lang w:val="en-US"/>
-              </w:rPr>
-            </w:pPr>
-            <w:r>
-              <w:rPr>
-                <w:rFonts w:hint="eastAsia" w:ascii="宋体" w:hAnsi="宋体" w:eastAsia="宋体" w:cs="宋体"/>
-                <w:color w:val="auto"/>
-                <w:sz w:val="15"/>
-                <w:szCs w:val="15"/>
-                <w:shd w:val="clear" w:color="auto" w:fill="auto"/>
-                <w:rtl w:val="0"/>
-                <w:lang w:val="en-US"/>
-              </w:rPr>
-              <w:t xml:space="preserve">□目视/显微镜确认  </w:t>
-            </w:r>
-          </w:p>
-          <w:p>
-            <w:pPr>
-              <w:pStyle w:val="8"/>
-              <w:framePr w:wrap="auto" w:vAnchor="margin" w:hAnchor="text" w:yAlign="inline"/>
-              <w:spacing w:after="0" w:line="240" w:lineRule="auto"/>
-              <w:jc w:val="left"/>
-              <w:rPr>
-                <w:rFonts w:hint="eastAsia" w:ascii="宋体" w:hAnsi="宋体" w:eastAsia="宋体" w:cs="宋体"/>
-                <w:color w:val="auto"/>
-                <w:sz w:val="15"/>
-                <w:szCs w:val="15"/>
-                <w:shd w:val="clear" w:color="auto" w:fill="auto"/>
-                <w:rtl w:val="0"/>
-                <w:lang w:val="en-US"/>
-              </w:rPr>
-            </w:pPr>
-            <w:r>
-              <w:rPr>
-                <w:rFonts w:hint="eastAsia" w:ascii="宋体" w:hAnsi="宋体" w:eastAsia="宋体" w:cs="宋体"/>
-                <w:color w:val="auto"/>
-                <w:sz w:val="15"/>
-                <w:szCs w:val="15"/>
-                <w:shd w:val="clear" w:color="auto" w:fill="auto"/>
-                <w:rtl w:val="0"/>
-                <w:lang w:val="en-US"/>
-              </w:rPr>
-              <w:t xml:space="preserve">□粗糙度仪实测  </w:t>
-            </w:r>
-          </w:p>
-          <w:p>
-            <w:pPr>
-              <w:pStyle w:val="8"/>
-              <w:framePr w:wrap="auto" w:vAnchor="margin" w:hAnchor="text" w:yAlign="inline"/>
-              <w:spacing w:after="0" w:line="240" w:lineRule="auto"/>
-              <w:jc w:val="left"/>
-              <w:rPr>
-                <w:rFonts w:hint="eastAsia" w:ascii="宋体" w:hAnsi="宋体" w:eastAsia="宋体" w:cs="宋体"/>
-                <w:color w:val="auto"/>
-                <w:sz w:val="15"/>
-                <w:szCs w:val="15"/>
-                <w:shd w:val="clear" w:color="auto" w:fill="auto"/>
-                <w:rtl w:val="0"/>
-                <w:lang w:val="en-US"/>
-              </w:rPr>
-            </w:pPr>
-            <w:r>
-              <w:rPr>
-                <w:rFonts w:hint="eastAsia" w:ascii="宋体" w:hAnsi="宋体" w:cs="宋体"/>
-                <w:color w:val="auto"/>
-                <w:sz w:val="15"/>
-                <w:szCs w:val="15"/>
-                <w:shd w:val="clear" w:color="auto" w:fill="auto"/>
-                <w:rtl w:val="0"/>
-                <w:lang w:val="en-US" w:eastAsia="zh-CN"/>
-              </w:rPr>
-              <w:t>□</w:t>
-            </w:r>
-            <w:r>
-              <w:rPr>
-                <w:rFonts w:hint="eastAsia" w:ascii="宋体" w:hAnsi="宋体" w:eastAsia="宋体" w:cs="宋体"/>
-                <w:color w:val="auto"/>
-                <w:sz w:val="15"/>
-                <w:szCs w:val="15"/>
-                <w:shd w:val="clear" w:color="auto" w:fill="auto"/>
-                <w:rtl w:val="0"/>
-                <w:lang w:val="en-US"/>
-              </w:rPr>
-              <w:t xml:space="preserve">制样工艺确认  </w:t>
-            </w:r>
-          </w:p>
-          <w:p>
-            <w:pPr>
-              <w:pStyle w:val="8"/>
-              <w:framePr w:wrap="auto" w:vAnchor="margin" w:hAnchor="text" w:yAlign="inline"/>
-              <w:spacing w:after="0" w:line="240" w:lineRule="auto"/>
-              <w:jc w:val="left"/>
-              <w:rPr>
-                <w:rFonts w:hint="eastAsia" w:ascii="宋体" w:hAnsi="宋体" w:eastAsia="宋体" w:cs="宋体"/>
-                <w:color w:val="auto"/>
-                <w:sz w:val="15"/>
-                <w:szCs w:val="15"/>
-              </w:rPr>
-            </w:pPr>
-            <w:r>
-              <w:rPr>
-                <w:rFonts w:hint="eastAsia" w:ascii="宋体" w:hAnsi="宋体" w:eastAsia="宋体" w:cs="宋体"/>
-                <w:color w:val="auto"/>
-                <w:sz w:val="15"/>
-                <w:szCs w:val="15"/>
-                <w:shd w:val="clear" w:color="auto" w:fill="auto"/>
-                <w:rtl w:val="0"/>
-                <w:lang w:val="en-US"/>
-              </w:rPr>
-              <w:t>□其他</w:t>
+            <w:r>
+              <w:rPr>
+                <w:rFonts w:ascii="宋体" w:hAnsi="宋体"/>
+              </w:rPr>
+              <w:t>□目视/显微镜确认</w:t>
+              <w:br/>
+              <w:t>□制样工艺确认</w:t>
             </w:r>
           </w:p>
         </w:tc>
@@ -5305,29 +5110,11 @@
             <w:vAlign w:val="center"/>
           </w:tcPr>
           <w:p>
-            <w:pPr>
-              <w:pStyle w:val="8"/>
-              <w:framePr w:wrap="auto" w:vAnchor="margin" w:hAnchor="text" w:yAlign="inline"/>
-              <w:spacing w:after="0" w:line="240" w:lineRule="auto"/>
-              <w:jc w:val="center"/>
-              <w:rPr>
-                <w:rFonts w:hint="eastAsia" w:ascii="宋体" w:hAnsi="宋体" w:eastAsia="宋体" w:cs="宋体"/>
-                <w:color w:val="auto"/>
-                <w:sz w:val="15"/>
-                <w:szCs w:val="15"/>
-              </w:rPr>
-            </w:pPr>
-            <w:r>
-              <w:rPr>
-                <w:rFonts w:hint="eastAsia" w:ascii="宋体" w:hAnsi="宋体" w:eastAsia="宋体" w:cs="宋体"/>
-                <w:color w:val="auto"/>
-                <w:sz w:val="15"/>
-                <w:szCs w:val="15"/>
-                <w:shd w:val="clear" w:color="auto" w:fill="auto"/>
-                <w:rtl w:val="0"/>
-                <w:lang w:val="en-US"/>
-              </w:rPr>
-              <w:t>Ra</w:t>
+            <w:r>
+              <w:rPr>
+                <w:rFonts w:ascii="宋体" w:hAnsi="宋体"/>
+              </w:rPr>
+              <w:t>确认结果</w:t>
             </w:r>
           </w:p>
         </w:tc>
@@ -5350,29 +5137,11 @@
             <w:vAlign w:val="center"/>
           </w:tcPr>
           <w:p>
-            <w:pPr>
-              <w:pStyle w:val="8"/>
-              <w:framePr w:wrap="auto" w:vAnchor="margin" w:hAnchor="text" w:yAlign="inline"/>
-              <w:spacing w:after="0" w:line="240" w:lineRule="auto"/>
-              <w:jc w:val="center"/>
-              <w:rPr>
-                <w:rFonts w:hint="eastAsia" w:ascii="宋体" w:hAnsi="宋体" w:eastAsia="宋体" w:cs="宋体"/>
-                <w:color w:val="auto"/>
-                <w:sz w:val="15"/>
-                <w:szCs w:val="15"/>
-              </w:rPr>
-            </w:pPr>
-            <w:r>
-              <w:rPr>
-                <w:rFonts w:hint="eastAsia" w:ascii="宋体" w:hAnsi="宋体" w:eastAsia="宋体" w:cs="宋体"/>
-                <w:color w:val="auto"/>
-                <w:sz w:val="15"/>
-                <w:szCs w:val="15"/>
-                <w:shd w:val="clear" w:color="auto" w:fill="auto"/>
-                <w:rtl w:val="0"/>
-                <w:lang w:val="en-US"/>
-              </w:rPr>
-              <w:t>Ra=____ μm</w:t>
+            <w:r>
+              <w:rPr>
+                <w:rFonts w:ascii="宋体" w:hAnsi="宋体"/>
+              </w:rPr>
+              <w:t>□符合  □不符合</w:t>
             </w:r>
           </w:p>
         </w:tc>
@@ -5726,7 +5495,6 @@
     <w:p>
       <w:pPr>
         <w:pStyle w:val="9"/>
-        <w:pageBreakBefore w:val="0"/>
         <w:framePr w:wrap="auto" w:vAnchor="margin" w:hAnchor="text" w:yAlign="inline"/>
         <w:kinsoku/>
         <w:wordWrap/>
@@ -5833,7 +5601,6 @@
           <w:p>
             <w:pPr>
               <w:pStyle w:val="8"/>
-              <w:pageBreakBefore w:val="0"/>
               <w:framePr w:wrap="auto" w:vAnchor="margin" w:hAnchor="text" w:yAlign="inline"/>
               <w:kinsoku/>
               <w:wordWrap/>
@@ -5886,7 +5653,6 @@
           <w:p>
             <w:pPr>
               <w:pStyle w:val="8"/>
-              <w:pageBreakBefore w:val="0"/>
               <w:framePr w:wrap="auto" w:vAnchor="margin" w:hAnchor="text" w:yAlign="inline"/>
               <w:kinsoku/>
               <w:wordWrap/>
@@ -5938,7 +5704,6 @@
           <w:p>
             <w:pPr>
               <w:pStyle w:val="8"/>
-              <w:pageBreakBefore w:val="0"/>
               <w:framePr w:wrap="auto" w:vAnchor="margin" w:hAnchor="text" w:yAlign="inline"/>
               <w:kinsoku/>
               <w:wordWrap/>
@@ -6003,7 +5768,6 @@
           <w:p>
             <w:pPr>
               <w:pStyle w:val="8"/>
-              <w:pageBreakBefore w:val="0"/>
               <w:framePr w:wrap="auto" w:vAnchor="margin" w:hAnchor="text" w:yAlign="inline"/>
               <w:kinsoku/>
               <w:wordWrap/>
@@ -6055,7 +5819,6 @@
           <w:p>
             <w:pPr>
               <w:pStyle w:val="8"/>
-              <w:pageBreakBefore w:val="0"/>
               <w:framePr w:wrap="auto" w:vAnchor="margin" w:hAnchor="text" w:yAlign="inline"/>
               <w:kinsoku/>
               <w:wordWrap/>
@@ -6120,7 +5883,6 @@
           <w:p>
             <w:pPr>
               <w:pStyle w:val="8"/>
-              <w:pageBreakBefore w:val="0"/>
               <w:framePr w:wrap="auto" w:vAnchor="margin" w:hAnchor="text" w:yAlign="inline"/>
               <w:kinsoku/>
               <w:wordWrap/>
@@ -6172,7 +5934,6 @@
           <w:p>
             <w:pPr>
               <w:pStyle w:val="8"/>
-              <w:pageBreakBefore w:val="0"/>
               <w:framePr w:wrap="auto" w:vAnchor="margin" w:hAnchor="text" w:yAlign="inline"/>
               <w:kinsoku/>
               <w:wordWrap/>
@@ -6249,7 +6010,6 @@
           <w:p>
             <w:pPr>
               <w:pStyle w:val="8"/>
-              <w:pageBreakBefore w:val="0"/>
               <w:framePr w:wrap="auto" w:vAnchor="margin" w:hAnchor="text" w:yAlign="inline"/>
               <w:kinsoku/>
               <w:wordWrap/>
@@ -6341,7 +6101,6 @@
           <w:p>
             <w:pPr>
               <w:pStyle w:val="8"/>
-              <w:pageBreakBefore w:val="0"/>
               <w:framePr w:wrap="auto" w:vAnchor="margin" w:hAnchor="text" w:yAlign="inline"/>
               <w:kinsoku/>
               <w:wordWrap/>
@@ -6392,118 +6151,35 @@
             <w:vAlign w:val="center"/>
           </w:tcPr>
           <w:p>
+            <w:r>
+              <w:rPr>
+                <w:rFonts w:ascii="宋体" w:hAnsi="宋体"/>
+              </w:rPr>
+              <w:t>☑切线测量</w:t>
+            </w:r>
+          </w:p>
+        </w:tc>
+        <w:tc>
+          <w:tcPr>
+            <w:tcW w:w="1810" w:type="dxa"/>
+            <w:tcBorders>
+              <w:top w:val="single" w:color="000000" w:sz="6" w:space="0"/>
+              <w:left w:val="single" w:color="000000" w:sz="6" w:space="0"/>
+              <w:bottom w:val="single" w:color="000000" w:sz="6" w:space="0"/>
+              <w:right w:val="single" w:color="000000" w:sz="6" w:space="0"/>
+            </w:tcBorders>
+            <w:shd w:val="clear" w:color="auto" w:fill="auto"/>
+            <w:tcMar>
+              <w:top w:w="80" w:type="dxa"/>
+              <w:left w:w="80" w:type="dxa"/>
+              <w:bottom w:w="80" w:type="dxa"/>
+              <w:right w:w="80" w:type="dxa"/>
+            </w:tcMar>
+            <w:vAlign w:val="center"/>
+          </w:tcPr>
+          <w:p>
             <w:pPr>
               <w:pStyle w:val="8"/>
-              <w:pageBreakBefore w:val="0"/>
-              <w:framePr w:wrap="auto" w:vAnchor="margin" w:hAnchor="text" w:yAlign="inline"/>
-              <w:kinsoku/>
-              <w:wordWrap/>
-              <w:overflowPunct/>
-              <w:topLinePunct w:val="0"/>
-              <w:autoSpaceDE/>
-              <w:autoSpaceDN/>
-              <w:bidi w:val="0"/>
-              <w:adjustRightInd/>
-              <w:snapToGrid/>
-              <w:spacing w:before="0" w:after="0" w:line="240" w:lineRule="auto"/>
-              <w:textAlignment w:val="auto"/>
-              <w:rPr>
-                <w:color w:val="auto"/>
-              </w:rPr>
-            </w:pPr>
-            <w:r>
-              <w:rPr>
-                <w:rFonts w:hint="default" w:ascii="宋体" w:hAnsi="宋体"/>
-                <w:color w:val="auto"/>
-                <w:sz w:val="14"/>
-                <w:szCs w:val="14"/>
-                <w:shd w:val="clear" w:color="auto" w:fill="auto"/>
-                <w:rtl w:val="0"/>
-                <w:lang w:val="en-US"/>
-              </w:rPr>
-              <w:t>□</w:t>
-            </w:r>
-            <w:r>
-              <w:rPr>
-                <w:color w:val="auto"/>
-                <w:sz w:val="14"/>
-                <w:szCs w:val="14"/>
-                <w:shd w:val="clear" w:color="auto" w:fill="auto"/>
-                <w:rtl w:val="0"/>
-                <w:lang w:val="en-US"/>
-              </w:rPr>
-              <w:t xml:space="preserve">软件自动  </w:t>
-            </w:r>
-            <w:r>
-              <w:rPr>
-                <w:rFonts w:hint="default" w:ascii="宋体" w:hAnsi="宋体"/>
-                <w:color w:val="auto"/>
-                <w:sz w:val="14"/>
-                <w:szCs w:val="14"/>
-                <w:shd w:val="clear" w:color="auto" w:fill="auto"/>
-                <w:rtl w:val="0"/>
-                <w:lang w:val="en-US"/>
-              </w:rPr>
-              <w:t>□</w:t>
-            </w:r>
-            <w:r>
-              <w:rPr>
-                <w:color w:val="auto"/>
-                <w:sz w:val="14"/>
-                <w:szCs w:val="14"/>
-                <w:shd w:val="clear" w:color="auto" w:fill="auto"/>
-                <w:rtl w:val="0"/>
-                <w:lang w:val="en-US"/>
-              </w:rPr>
-              <w:t xml:space="preserve">切线测量  </w:t>
-            </w:r>
-            <w:r>
-              <w:rPr>
-                <w:rFonts w:hint="default" w:ascii="宋体" w:hAnsi="宋体"/>
-                <w:color w:val="auto"/>
-                <w:sz w:val="14"/>
-                <w:szCs w:val="14"/>
-                <w:shd w:val="clear" w:color="auto" w:fill="auto"/>
-                <w:rtl w:val="0"/>
-                <w:lang w:val="en-US"/>
-              </w:rPr>
-              <w:t>□</w:t>
-            </w:r>
-            <w:r>
-              <w:rPr>
-                <w:color w:val="auto"/>
-                <w:sz w:val="14"/>
-                <w:szCs w:val="14"/>
-                <w:shd w:val="clear" w:color="auto" w:fill="auto"/>
-                <w:rtl w:val="0"/>
-                <w:lang w:val="en-US"/>
-              </w:rPr>
-              <w:t>人工复核</w:t>
-            </w:r>
-          </w:p>
-        </w:tc>
-        <w:tc>
-          <w:tcPr>
-            <w:tcW w:w="1810" w:type="dxa"/>
-            <w:tcBorders>
-              <w:top w:val="single" w:color="000000" w:sz="6" w:space="0"/>
-              <w:left w:val="single" w:color="000000" w:sz="6" w:space="0"/>
-              <w:bottom w:val="single" w:color="000000" w:sz="6" w:space="0"/>
-              <w:right w:val="single" w:color="000000" w:sz="6" w:space="0"/>
-            </w:tcBorders>
-            <w:shd w:val="clear" w:color="auto" w:fill="auto"/>
-            <w:tcMar>
-              <w:top w:w="80" w:type="dxa"/>
-              <w:left w:w="80" w:type="dxa"/>
-              <w:bottom w:w="80" w:type="dxa"/>
-              <w:right w:w="80" w:type="dxa"/>
-            </w:tcMar>
-            <w:vAlign w:val="center"/>
-          </w:tcPr>
-          <w:p>
-            <w:pPr>
-              <w:pStyle w:val="8"/>
-              <w:pageBreakBefore w:val="0"/>
               <w:framePr w:wrap="auto" w:vAnchor="margin" w:hAnchor="text" w:yAlign="inline"/>
               <w:kinsoku/>
               <w:wordWrap/>
@@ -6556,7 +6232,6 @@
           <w:p>
             <w:pPr>
               <w:pStyle w:val="8"/>
-              <w:pageBreakBefore w:val="0"/>
               <w:framePr w:wrap="auto" w:vAnchor="margin" w:hAnchor="text" w:yAlign="inline"/>
               <w:kinsoku/>
               <w:wordWrap/>
@@ -6619,7 +6294,6 @@
           <w:p>
             <w:pPr>
               <w:pStyle w:val="8"/>
-              <w:pageBreakBefore w:val="0"/>
               <w:framePr w:wrap="auto" w:vAnchor="margin" w:hAnchor="text" w:yAlign="inline"/>
               <w:kinsoku/>
               <w:wordWrap/>
@@ -6672,7 +6346,6 @@
           <w:p>
             <w:pPr>
               <w:pStyle w:val="8"/>
-              <w:pageBreakBefore w:val="0"/>
               <w:framePr w:wrap="auto" w:vAnchor="margin" w:hAnchor="text" w:yAlign="inline"/>
               <w:kinsoku/>
               <w:wordWrap/>
@@ -6735,7 +6408,6 @@
           <w:p>
             <w:pPr>
               <w:pStyle w:val="8"/>
-              <w:pageBreakBefore w:val="0"/>
               <w:framePr w:wrap="auto" w:vAnchor="margin" w:hAnchor="text" w:yAlign="inline"/>
               <w:kinsoku/>
               <w:wordWrap/>
@@ -6788,7 +6460,6 @@
           <w:p>
             <w:pPr>
               <w:pStyle w:val="8"/>
-              <w:pageBreakBefore w:val="0"/>
               <w:framePr w:wrap="auto" w:vAnchor="margin" w:hAnchor="text" w:yAlign="inline"/>
               <w:kinsoku/>
               <w:wordWrap/>
@@ -6845,7 +6516,6 @@
           <w:p>
             <w:pPr>
               <w:pStyle w:val="8"/>
-              <w:pageBreakBefore w:val="0"/>
               <w:framePr w:wrap="auto" w:vAnchor="margin" w:hAnchor="text" w:yAlign="inline"/>
               <w:kinsoku/>
               <w:wordWrap/>
@@ -6922,7 +6592,6 @@
           <w:p>
             <w:pPr>
               <w:pStyle w:val="8"/>
-              <w:pageBreakBefore w:val="0"/>
               <w:framePr w:wrap="auto" w:vAnchor="margin" w:hAnchor="text" w:yAlign="inline"/>
               <w:kinsoku/>
               <w:wordWrap/>
@@ -6996,7 +6665,6 @@
           <w:p>
             <w:pPr>
               <w:pStyle w:val="8"/>
-              <w:pageBreakBefore w:val="0"/>
               <w:framePr w:wrap="auto" w:vAnchor="margin" w:hAnchor="text" w:yAlign="inline"/>
               <w:kinsoku/>
               <w:wordWrap/>
@@ -7049,7 +6717,6 @@
           <w:p>
             <w:pPr>
               <w:pStyle w:val="8"/>
-              <w:pageBreakBefore w:val="0"/>
               <w:framePr w:wrap="auto" w:vAnchor="margin" w:hAnchor="text" w:yAlign="inline"/>
               <w:kinsoku/>
               <w:wordWrap/>
@@ -7135,7 +6802,6 @@
           <w:p>
             <w:pPr>
               <w:pStyle w:val="8"/>
-              <w:pageBreakBefore w:val="0"/>
               <w:framePr w:wrap="auto" w:vAnchor="margin" w:hAnchor="text" w:yAlign="inline"/>
               <w:kinsoku/>
               <w:wordWrap/>
@@ -7188,7 +6854,6 @@
           <w:p>
             <w:pPr>
               <w:pStyle w:val="8"/>
-              <w:pageBreakBefore w:val="0"/>
               <w:framePr w:wrap="auto" w:vAnchor="margin" w:hAnchor="text" w:yAlign="inline"/>
               <w:kinsoku/>
               <w:wordWrap/>
@@ -7274,7 +6939,6 @@
           <w:p>
             <w:pPr>
               <w:pStyle w:val="8"/>
-              <w:pageBreakBefore w:val="0"/>
               <w:framePr w:wrap="auto" w:vAnchor="margin" w:hAnchor="text" w:yAlign="inline"/>
               <w:kinsoku/>
               <w:wordWrap/>
@@ -7326,7 +6990,6 @@
           </w:tcPr>
           <w:p>
             <w:pPr>
-              <w:pageBreakBefore w:val="0"/>
               <w:framePr w:wrap="auto" w:vAnchor="margin" w:hAnchor="text" w:yAlign="inline"/>
               <w:kinsoku/>
               <w:wordWrap/>
@@ -7350,7 +7013,6 @@
     <w:p>
       <w:pPr>
         <w:pStyle w:val="9"/>
-        <w:pageBreakBefore w:val="0"/>
         <w:framePr w:wrap="auto" w:vAnchor="margin" w:hAnchor="text" w:yAlign="inline"/>
         <w:kinsoku/>
         <w:wordWrap/>
@@ -7451,7 +7113,6 @@
           <w:p>
             <w:pPr>
               <w:pStyle w:val="8"/>
-              <w:pageBreakBefore w:val="0"/>
               <w:framePr w:wrap="auto" w:vAnchor="margin" w:hAnchor="text" w:yAlign="inline"/>
               <w:kinsoku/>
               <w:wordWrap/>
@@ -7498,7 +7159,6 @@
           <w:p>
             <w:pPr>
               <w:pStyle w:val="8"/>
-              <w:pageBreakBefore w:val="0"/>
               <w:framePr w:wrap="auto" w:vAnchor="margin" w:hAnchor="text" w:yAlign="inline"/>
               <w:kinsoku/>
               <w:wordWrap/>
@@ -7571,7 +7231,6 @@
           <w:p>
             <w:pPr>
               <w:pStyle w:val="8"/>
-              <w:pageBreakBefore w:val="0"/>
               <w:framePr w:wrap="auto" w:vAnchor="margin" w:hAnchor="text" w:yAlign="inline"/>
               <w:kinsoku/>
               <w:wordWrap/>
@@ -7647,7 +7306,6 @@
           <w:p>
             <w:pPr>
               <w:pStyle w:val="8"/>
-              <w:pageBreakBefore w:val="0"/>
               <w:framePr w:wrap="auto" w:vAnchor="margin" w:hAnchor="text" w:yAlign="inline"/>
               <w:kinsoku/>
               <w:wordWrap/>
@@ -7720,7 +7378,6 @@
           <w:p>
             <w:pPr>
               <w:pStyle w:val="8"/>
-              <w:pageBreakBefore w:val="0"/>
               <w:framePr w:wrap="auto" w:vAnchor="margin" w:hAnchor="text" w:yAlign="inline"/>
               <w:kinsoku/>
               <w:wordWrap/>
@@ -7769,7 +7426,6 @@
           <w:p>
             <w:pPr>
               <w:pStyle w:val="8"/>
-              <w:pageBreakBefore w:val="0"/>
               <w:framePr w:wrap="auto" w:vAnchor="margin" w:hAnchor="text" w:yAlign="inline"/>
               <w:kinsoku/>
               <w:wordWrap/>
@@ -7842,7 +7498,6 @@
           <w:p>
             <w:pPr>
               <w:pStyle w:val="8"/>
-              <w:pageBreakBefore w:val="0"/>
               <w:framePr w:wrap="auto" w:vAnchor="margin" w:hAnchor="text" w:yAlign="inline"/>
               <w:kinsoku/>
               <w:wordWrap/>
@@ -7891,7 +7546,6 @@
           <w:p>
             <w:pPr>
               <w:pStyle w:val="8"/>
-              <w:pageBreakBefore w:val="0"/>
               <w:framePr w:wrap="auto" w:vAnchor="margin" w:hAnchor="text" w:yAlign="inline"/>
               <w:kinsoku/>
               <w:wordWrap/>
@@ -7964,7 +7618,6 @@
           <w:p>
             <w:pPr>
               <w:pStyle w:val="8"/>
-              <w:pageBreakBefore w:val="0"/>
               <w:framePr w:wrap="auto" w:vAnchor="margin" w:hAnchor="text" w:yAlign="inline"/>
               <w:kinsoku/>
               <w:wordWrap/>
@@ -8013,7 +7666,6 @@
           <w:p>
             <w:pPr>
               <w:pStyle w:val="8"/>
-              <w:pageBreakBefore w:val="0"/>
               <w:framePr w:wrap="auto" w:vAnchor="margin" w:hAnchor="text" w:yAlign="inline"/>
               <w:kinsoku/>
               <w:wordWrap/>
@@ -8086,7 +7738,6 @@
           <w:p>
             <w:pPr>
               <w:pStyle w:val="8"/>
-              <w:pageBreakBefore w:val="0"/>
               <w:framePr w:wrap="auto" w:vAnchor="margin" w:hAnchor="text" w:yAlign="inline"/>
               <w:kinsoku/>
               <w:wordWrap/>
@@ -8135,7 +7786,6 @@
           <w:p>
             <w:pPr>
               <w:pStyle w:val="8"/>
-              <w:pageBreakBefore w:val="0"/>
               <w:framePr w:wrap="auto" w:vAnchor="margin" w:hAnchor="text" w:yAlign="inline"/>
               <w:kinsoku/>
               <w:wordWrap/>
@@ -8168,7 +7818,6 @@
     <w:p>
       <w:pPr>
         <w:pStyle w:val="8"/>
-        <w:pageBreakBefore w:val="0"/>
         <w:framePr w:wrap="auto" w:vAnchor="margin" w:hAnchor="text" w:yAlign="inline"/>
         <w:kinsoku/>
         <w:wordWrap/>
@@ -8207,7 +7856,6 @@
     <w:p>
       <w:pPr>
         <w:pStyle w:val="9"/>
-        <w:pageBreakBefore w:val="0"/>
         <w:framePr w:wrap="auto" w:vAnchor="margin" w:hAnchor="text" w:yAlign="inline"/>
         <w:kinsoku/>
         <w:wordWrap/>
@@ -8315,7 +7963,6 @@
           <w:p>
             <w:pPr>
               <w:pStyle w:val="8"/>
-              <w:pageBreakBefore w:val="0"/>
               <w:framePr w:wrap="auto" w:vAnchor="margin" w:hAnchor="text" w:yAlign="inline"/>
               <w:kinsoku/>
               <w:wordWrap/>
@@ -8367,9 +8014,35 @@
             <w:vAlign w:val="center"/>
           </w:tcPr>
           <w:p>
+            <w:r>
+              <w:rPr>
+                <w:rFonts w:ascii="宋体" w:hAnsi="宋体"/>
+              </w:rPr>
+              <w:t>测量方向</w:t>
+            </w:r>
+          </w:p>
+        </w:tc>
+        <w:tc>
+          <w:tcPr>
+            <w:tcW w:w="1299" w:type="dxa"/>
+            <w:tcBorders>
+              <w:top w:val="single" w:color="000000" w:sz="6" w:space="0"/>
+              <w:left w:val="single" w:color="000000" w:sz="6" w:space="0"/>
+              <w:bottom w:val="single" w:color="000000" w:sz="6" w:space="0"/>
+              <w:right w:val="single" w:color="000000" w:sz="6" w:space="0"/>
+            </w:tcBorders>
+            <w:shd w:val="clear" w:color="auto" w:fill="auto"/>
+            <w:tcMar>
+              <w:top w:w="80" w:type="dxa"/>
+              <w:left w:w="80" w:type="dxa"/>
+              <w:bottom w:w="80" w:type="dxa"/>
+              <w:right w:w="80" w:type="dxa"/>
+            </w:tcMar>
+            <w:vAlign w:val="center"/>
+          </w:tcPr>
+          <w:p>
             <w:pPr>
               <w:pStyle w:val="8"/>
-              <w:pageBreakBefore w:val="0"/>
               <w:framePr w:wrap="auto" w:vAnchor="margin" w:hAnchor="text" w:yAlign="inline"/>
               <w:kinsoku/>
               <w:wordWrap/>
@@ -8398,7 +8071,18 @@
                 <w:rtl w:val="0"/>
                 <w:lang w:val="en-US"/>
               </w:rPr>
-              <w:t>测试面</w:t>
+              <w:t>压痕1</w:t>
+            </w:r>
+            <w:r>
+              <w:rPr>
+                <w:rFonts w:hint="default" w:ascii="Times New Roman" w:hAnsi="Times New Roman" w:eastAsia="宋体" w:cs="Times New Roman"/>
+                <w:sz w:val="15"/>
+                <w:szCs w:val="15"/>
+                <w:shd w:val="clear" w:color="auto" w:fill="auto"/>
+                <w:rtl w:val="0"/>
+                <w:lang w:val="en-US"/>
+              </w:rPr>
+              <w:t>/HV</w:t>
             </w:r>
           </w:p>
         </w:tc>
@@ -8423,7 +8107,6 @@
           <w:p>
             <w:pPr>
               <w:pStyle w:val="8"/>
-              <w:pageBreakBefore w:val="0"/>
               <w:framePr w:wrap="auto" w:vAnchor="margin" w:hAnchor="text" w:yAlign="inline"/>
               <w:kinsoku/>
               <w:wordWrap/>
@@ -8452,7 +8135,7 @@
                 <w:rtl w:val="0"/>
                 <w:lang w:val="en-US"/>
               </w:rPr>
-              <w:t>压痕1</w:t>
+              <w:t>压痕2</w:t>
             </w:r>
             <w:r>
               <w:rPr>
@@ -8488,7 +8171,6 @@
           <w:p>
             <w:pPr>
               <w:pStyle w:val="8"/>
-              <w:pageBreakBefore w:val="0"/>
               <w:framePr w:wrap="auto" w:vAnchor="margin" w:hAnchor="text" w:yAlign="inline"/>
               <w:kinsoku/>
               <w:wordWrap/>
@@ -8517,7 +8199,7 @@
                 <w:rtl w:val="0"/>
                 <w:lang w:val="en-US"/>
               </w:rPr>
-              <w:t>压痕2</w:t>
+              <w:t>压痕3</w:t>
             </w:r>
             <w:r>
               <w:rPr>
@@ -8553,7 +8235,6 @@
           <w:p>
             <w:pPr>
               <w:pStyle w:val="8"/>
-              <w:pageBreakBefore w:val="0"/>
               <w:framePr w:wrap="auto" w:vAnchor="margin" w:hAnchor="text" w:yAlign="inline"/>
               <w:kinsoku/>
               <w:wordWrap/>
@@ -8582,7 +8263,18 @@
                 <w:rtl w:val="0"/>
                 <w:lang w:val="en-US"/>
               </w:rPr>
-              <w:t>压痕3</w:t>
+              <w:t>平均</w:t>
+            </w:r>
+            <w:r>
+              <w:rPr>
+                <w:rFonts w:hint="eastAsia" w:ascii="宋体" w:hAnsi="宋体" w:cs="宋体"/>
+                <w:sz w:val="15"/>
+                <w:szCs w:val="15"/>
+                <w:shd w:val="clear" w:color="auto" w:fill="auto"/>
+                <w:rtl w:val="0"/>
+                <w:lang w:val="en-US" w:eastAsia="zh-CN"/>
+              </w:rPr>
+              <w:t>值</w:t>
             </w:r>
             <w:r>
               <w:rPr>
@@ -8599,7 +8291,34 @@
         </w:tc>
         <w:tc>
           <w:tcPr>
-            <w:tcW w:w="1299" w:type="dxa"/>
+            <w:tcW w:w="1687" w:type="dxa"/>
+            <w:tcBorders>
+              <w:top w:val="single" w:color="000000" w:sz="6" w:space="0"/>
+              <w:left w:val="single" w:color="000000" w:sz="6" w:space="0"/>
+              <w:bottom w:val="single" w:color="000000" w:sz="6" w:space="0"/>
+              <w:right w:val="single" w:color="000000" w:sz="6" w:space="0"/>
+            </w:tcBorders>
+            <w:shd w:val="clear" w:color="auto" w:fill="auto"/>
+            <w:tcMar>
+              <w:top w:w="80" w:type="dxa"/>
+              <w:left w:w="80" w:type="dxa"/>
+              <w:bottom w:w="80" w:type="dxa"/>
+              <w:right w:w="80" w:type="dxa"/>
+            </w:tcMar>
+            <w:vAlign w:val="center"/>
+          </w:tcPr>
+          <w:p>
+            <w:r>
+              <w:rPr>
+                <w:rFonts w:ascii="宋体" w:hAnsi="宋体"/>
+              </w:rPr>
+              <w:t>压痕有效性</w:t>
+            </w:r>
+          </w:p>
+        </w:tc>
+        <w:tc>
+          <w:tcPr>
+            <w:tcW w:w="1298" w:type="dxa"/>
             <w:tcBorders>
               <w:top w:val="single" w:color="000000" w:sz="6" w:space="0"/>
               <w:left w:val="single" w:color="000000" w:sz="6" w:space="0"/>
@@ -8618,7 +8337,6 @@
           <w:p>
             <w:pPr>
               <w:pStyle w:val="8"/>
-              <w:pageBreakBefore w:val="0"/>
               <w:framePr w:wrap="auto" w:vAnchor="margin" w:hAnchor="text" w:yAlign="inline"/>
               <w:kinsoku/>
               <w:wordWrap/>
@@ -8647,18 +8365,7 @@
                 <w:rtl w:val="0"/>
                 <w:lang w:val="en-US"/>
               </w:rPr>
-              <w:t>平均</w:t>
-            </w:r>
-            <w:r>
-              <w:rPr>
-                <w:rFonts w:hint="eastAsia" w:ascii="宋体" w:hAnsi="宋体" w:cs="宋体"/>
-                <w:sz w:val="15"/>
-                <w:szCs w:val="15"/>
-                <w:shd w:val="clear" w:color="auto" w:fill="auto"/>
-                <w:rtl w:val="0"/>
-                <w:lang w:val="en-US" w:eastAsia="zh-CN"/>
-              </w:rPr>
-              <w:t>值</w:t>
+              <w:t>试验力</w:t>
             </w:r>
             <w:r>
               <w:rPr>
@@ -8669,13 +8376,13 @@
                 <w:rtl w:val="0"/>
                 <w:lang w:val="en-US"/>
               </w:rPr>
-              <w:t>/HV</w:t>
-            </w:r>
-          </w:p>
-        </w:tc>
-        <w:tc>
-          <w:tcPr>
-            <w:tcW w:w="1687" w:type="dxa"/>
+              <w:t>/N</w:t>
+            </w:r>
+          </w:p>
+        </w:tc>
+        <w:tc>
+          <w:tcPr>
+            <w:tcW w:w="1298" w:type="dxa"/>
             <w:tcBorders>
               <w:top w:val="single" w:color="000000" w:sz="6" w:space="0"/>
               <w:left w:val="single" w:color="000000" w:sz="6" w:space="0"/>
@@ -8694,7 +8401,6 @@
           <w:p>
             <w:pPr>
               <w:pStyle w:val="8"/>
-              <w:pageBreakBefore w:val="0"/>
               <w:framePr w:wrap="auto" w:vAnchor="margin" w:hAnchor="text" w:yAlign="inline"/>
               <w:kinsoku/>
               <w:wordWrap/>
@@ -8723,10 +8429,27 @@
                 <w:rtl w:val="0"/>
                 <w:lang w:val="en-US"/>
               </w:rPr>
-              <w:t>测试面状态确认</w:t>
-            </w:r>
-          </w:p>
-        </w:tc>
+              <w:t>保荷</w:t>
+            </w:r>
+            <w:r>
+              <w:rPr>
+                <w:rFonts w:hint="default" w:ascii="Times New Roman" w:hAnsi="Times New Roman" w:eastAsia="宋体" w:cs="Times New Roman"/>
+                <w:sz w:val="15"/>
+                <w:szCs w:val="15"/>
+                <w:shd w:val="clear" w:color="auto" w:fill="auto"/>
+                <w:rtl w:val="0"/>
+                <w:lang w:val="en-US"/>
+              </w:rPr>
+              <w:t>/s</w:t>
+            </w:r>
+          </w:p>
+        </w:tc>
+      </w:tr>
+      <w:tr>
+        <w:trPr>
+          <w:trHeight w:val="375" w:hRule="atLeast"/>
+          <w:jc w:val="center"/>
+        </w:trPr>
         <w:tc>
           <w:tcPr>
             <w:tcW w:w="1298" w:type="dxa"/>
@@ -8748,7 +8471,6 @@
           <w:p>
             <w:pPr>
               <w:pStyle w:val="8"/>
-              <w:pageBreakBefore w:val="0"/>
               <w:framePr w:wrap="auto" w:vAnchor="margin" w:hAnchor="text" w:yAlign="inline"/>
               <w:kinsoku/>
               <w:wordWrap/>
@@ -8764,31 +8486,213 @@
               <w:textAlignment w:val="auto"/>
               <w:rPr>
                 <w:rFonts w:hint="eastAsia" w:ascii="宋体" w:hAnsi="宋体" w:eastAsia="宋体" w:cs="宋体"/>
-                <w:sz w:val="15"/>
-                <w:szCs w:val="15"/>
-              </w:rPr>
-            </w:pPr>
-            <w:r>
-              <w:rPr>
-                <w:rFonts w:hint="eastAsia" w:ascii="宋体" w:hAnsi="宋体" w:eastAsia="宋体" w:cs="宋体"/>
-                <w:sz w:val="15"/>
-                <w:szCs w:val="15"/>
-                <w:shd w:val="clear" w:color="auto" w:fill="auto"/>
-                <w:rtl w:val="0"/>
-                <w:lang w:val="en-US"/>
-              </w:rPr>
-              <w:t>试验力</w:t>
-            </w:r>
-            <w:r>
-              <w:rPr>
-                <w:rFonts w:hint="default" w:ascii="Times New Roman" w:hAnsi="Times New Roman" w:eastAsia="宋体" w:cs="Times New Roman"/>
-                <w:sz w:val="15"/>
-                <w:szCs w:val="15"/>
-                <w:shd w:val="clear" w:color="auto" w:fill="auto"/>
-                <w:rtl w:val="0"/>
-                <w:lang w:val="en-US"/>
-              </w:rPr>
-              <w:t>/N</w:t>
+              </w:rPr>
+            </w:pPr>
+          </w:p>
+        </w:tc>
+        <w:tc>
+          <w:tcPr>
+            <w:tcW w:w="1299" w:type="dxa"/>
+            <w:tcBorders>
+              <w:top w:val="single" w:color="000000" w:sz="6" w:space="0"/>
+              <w:left w:val="single" w:color="000000" w:sz="6" w:space="0"/>
+              <w:bottom w:val="single" w:color="000000" w:sz="6" w:space="0"/>
+              <w:right w:val="single" w:color="000000" w:sz="6" w:space="0"/>
+            </w:tcBorders>
+            <w:shd w:val="clear" w:color="auto" w:fill="auto"/>
+            <w:tcMar>
+              <w:top w:w="80" w:type="dxa"/>
+              <w:left w:w="80" w:type="dxa"/>
+              <w:bottom w:w="80" w:type="dxa"/>
+              <w:right w:w="80" w:type="dxa"/>
+            </w:tcMar>
+            <w:vAlign w:val="center"/>
+          </w:tcPr>
+          <w:p>
+            <w:r>
+              <w:rPr>
+                <w:rFonts w:ascii="宋体" w:hAnsi="宋体"/>
+              </w:rPr>
+              <w:t>________</w:t>
+            </w:r>
+          </w:p>
+        </w:tc>
+        <w:tc>
+          <w:tcPr>
+            <w:tcW w:w="1299" w:type="dxa"/>
+            <w:tcBorders>
+              <w:top w:val="single" w:color="000000" w:sz="6" w:space="0"/>
+              <w:left w:val="single" w:color="000000" w:sz="6" w:space="0"/>
+              <w:bottom w:val="single" w:color="000000" w:sz="6" w:space="0"/>
+              <w:right w:val="single" w:color="000000" w:sz="6" w:space="0"/>
+            </w:tcBorders>
+            <w:shd w:val="clear" w:color="auto" w:fill="auto"/>
+            <w:tcMar>
+              <w:top w:w="80" w:type="dxa"/>
+              <w:left w:w="80" w:type="dxa"/>
+              <w:bottom w:w="80" w:type="dxa"/>
+              <w:right w:w="80" w:type="dxa"/>
+            </w:tcMar>
+            <w:vAlign w:val="center"/>
+          </w:tcPr>
+          <w:p>
+            <w:pPr>
+              <w:framePr w:wrap="auto" w:vAnchor="margin" w:hAnchor="text" w:yAlign="inline"/>
+              <w:kinsoku/>
+              <w:wordWrap/>
+              <w:overflowPunct/>
+              <w:topLinePunct w:val="0"/>
+              <w:autoSpaceDE/>
+              <w:autoSpaceDN/>
+              <w:bidi w:val="0"/>
+              <w:adjustRightInd/>
+              <w:snapToGrid/>
+              <w:spacing w:before="0" w:after="0"/>
+              <w:textAlignment w:val="auto"/>
+              <w:rPr>
+                <w:rFonts w:hint="eastAsia" w:ascii="宋体" w:hAnsi="宋体" w:eastAsia="宋体" w:cs="宋体"/>
+              </w:rPr>
+            </w:pPr>
+          </w:p>
+        </w:tc>
+        <w:tc>
+          <w:tcPr>
+            <w:tcW w:w="1299" w:type="dxa"/>
+            <w:tcBorders>
+              <w:top w:val="single" w:color="000000" w:sz="6" w:space="0"/>
+              <w:left w:val="single" w:color="000000" w:sz="6" w:space="0"/>
+              <w:bottom w:val="single" w:color="000000" w:sz="6" w:space="0"/>
+              <w:right w:val="single" w:color="000000" w:sz="6" w:space="0"/>
+            </w:tcBorders>
+            <w:shd w:val="clear" w:color="auto" w:fill="auto"/>
+            <w:tcMar>
+              <w:top w:w="80" w:type="dxa"/>
+              <w:left w:w="80" w:type="dxa"/>
+              <w:bottom w:w="80" w:type="dxa"/>
+              <w:right w:w="80" w:type="dxa"/>
+            </w:tcMar>
+            <w:vAlign w:val="center"/>
+          </w:tcPr>
+          <w:p>
+            <w:pPr>
+              <w:framePr w:wrap="auto" w:vAnchor="margin" w:hAnchor="text" w:yAlign="inline"/>
+              <w:kinsoku/>
+              <w:wordWrap/>
+              <w:overflowPunct/>
+              <w:topLinePunct w:val="0"/>
+              <w:autoSpaceDE/>
+              <w:autoSpaceDN/>
+              <w:bidi w:val="0"/>
+              <w:adjustRightInd/>
+              <w:snapToGrid/>
+              <w:spacing w:before="0" w:after="0"/>
+              <w:textAlignment w:val="auto"/>
+              <w:rPr>
+                <w:rFonts w:hint="eastAsia" w:ascii="宋体" w:hAnsi="宋体" w:eastAsia="宋体" w:cs="宋体"/>
+              </w:rPr>
+            </w:pPr>
+          </w:p>
+        </w:tc>
+        <w:tc>
+          <w:tcPr>
+            <w:tcW w:w="1299" w:type="dxa"/>
+            <w:tcBorders>
+              <w:top w:val="single" w:color="000000" w:sz="6" w:space="0"/>
+              <w:left w:val="single" w:color="000000" w:sz="6" w:space="0"/>
+              <w:bottom w:val="single" w:color="000000" w:sz="6" w:space="0"/>
+              <w:right w:val="single" w:color="000000" w:sz="6" w:space="0"/>
+            </w:tcBorders>
+            <w:shd w:val="clear" w:color="auto" w:fill="auto"/>
+            <w:tcMar>
+              <w:top w:w="80" w:type="dxa"/>
+              <w:left w:w="80" w:type="dxa"/>
+              <w:bottom w:w="80" w:type="dxa"/>
+              <w:right w:w="80" w:type="dxa"/>
+            </w:tcMar>
+            <w:vAlign w:val="center"/>
+          </w:tcPr>
+          <w:p>
+            <w:pPr>
+              <w:framePr w:wrap="auto" w:vAnchor="margin" w:hAnchor="text" w:yAlign="inline"/>
+              <w:kinsoku/>
+              <w:wordWrap/>
+              <w:overflowPunct/>
+              <w:topLinePunct w:val="0"/>
+              <w:autoSpaceDE/>
+              <w:autoSpaceDN/>
+              <w:bidi w:val="0"/>
+              <w:adjustRightInd/>
+              <w:snapToGrid/>
+              <w:spacing w:before="0" w:after="0"/>
+              <w:textAlignment w:val="auto"/>
+              <w:rPr>
+                <w:rFonts w:hint="eastAsia" w:ascii="宋体" w:hAnsi="宋体" w:eastAsia="宋体" w:cs="宋体"/>
+              </w:rPr>
+            </w:pPr>
+          </w:p>
+        </w:tc>
+        <w:tc>
+          <w:tcPr>
+            <w:tcW w:w="1299" w:type="dxa"/>
+            <w:tcBorders>
+              <w:top w:val="single" w:color="000000" w:sz="6" w:space="0"/>
+              <w:left w:val="single" w:color="000000" w:sz="6" w:space="0"/>
+              <w:bottom w:val="single" w:color="000000" w:sz="6" w:space="0"/>
+              <w:right w:val="single" w:color="000000" w:sz="6" w:space="0"/>
+            </w:tcBorders>
+            <w:shd w:val="clear" w:color="auto" w:fill="auto"/>
+            <w:tcMar>
+              <w:top w:w="80" w:type="dxa"/>
+              <w:left w:w="80" w:type="dxa"/>
+              <w:bottom w:w="80" w:type="dxa"/>
+              <w:right w:w="80" w:type="dxa"/>
+            </w:tcMar>
+            <w:vAlign w:val="center"/>
+          </w:tcPr>
+          <w:p>
+            <w:pPr>
+              <w:framePr w:wrap="auto" w:vAnchor="margin" w:hAnchor="text" w:yAlign="inline"/>
+              <w:kinsoku/>
+              <w:wordWrap/>
+              <w:overflowPunct/>
+              <w:topLinePunct w:val="0"/>
+              <w:autoSpaceDE/>
+              <w:autoSpaceDN/>
+              <w:bidi w:val="0"/>
+              <w:adjustRightInd/>
+              <w:snapToGrid/>
+              <w:spacing w:before="0" w:after="0"/>
+              <w:textAlignment w:val="auto"/>
+              <w:rPr>
+                <w:rFonts w:hint="eastAsia" w:ascii="宋体" w:hAnsi="宋体" w:eastAsia="宋体" w:cs="宋体"/>
+              </w:rPr>
+            </w:pPr>
+          </w:p>
+        </w:tc>
+        <w:tc>
+          <w:tcPr>
+            <w:tcW w:w="1687" w:type="dxa"/>
+            <w:tcBorders>
+              <w:top w:val="single" w:color="000000" w:sz="6" w:space="0"/>
+              <w:left w:val="single" w:color="000000" w:sz="6" w:space="0"/>
+              <w:bottom w:val="single" w:color="000000" w:sz="6" w:space="0"/>
+              <w:right w:val="single" w:color="000000" w:sz="6" w:space="0"/>
+            </w:tcBorders>
+            <w:shd w:val="clear" w:color="auto" w:fill="auto"/>
+            <w:tcMar>
+              <w:top w:w="80" w:type="dxa"/>
+              <w:left w:w="80" w:type="dxa"/>
+              <w:bottom w:w="80" w:type="dxa"/>
+              <w:right w:w="80" w:type="dxa"/>
+            </w:tcMar>
+            <w:vAlign w:val="center"/>
+          </w:tcPr>
+          <w:p>
+            <w:r>
+              <w:rPr>
+                <w:rFonts w:ascii="宋体" w:hAnsi="宋体"/>
+              </w:rPr>
+              <w:t>□有效  □无效</w:t>
             </w:r>
           </w:p>
         </w:tc>
@@ -8813,7 +8717,6 @@
           <w:p>
             <w:pPr>
               <w:pStyle w:val="8"/>
-              <w:pageBreakBefore w:val="0"/>
               <w:framePr w:wrap="auto" w:vAnchor="margin" w:hAnchor="text" w:yAlign="inline"/>
               <w:kinsoku/>
               <w:wordWrap/>
@@ -8829,40 +8732,21 @@
               <w:textAlignment w:val="auto"/>
               <w:rPr>
                 <w:rFonts w:hint="eastAsia" w:ascii="宋体" w:hAnsi="宋体" w:eastAsia="宋体" w:cs="宋体"/>
-                <w:sz w:val="15"/>
-                <w:szCs w:val="15"/>
-              </w:rPr>
-            </w:pPr>
-            <w:r>
-              <w:rPr>
-                <w:rFonts w:hint="eastAsia" w:ascii="宋体" w:hAnsi="宋体" w:eastAsia="宋体" w:cs="宋体"/>
-                <w:sz w:val="15"/>
-                <w:szCs w:val="15"/>
-                <w:shd w:val="clear" w:color="auto" w:fill="auto"/>
-                <w:rtl w:val="0"/>
-                <w:lang w:val="en-US"/>
-              </w:rPr>
-              <w:t>保荷</w:t>
-            </w:r>
-            <w:r>
-              <w:rPr>
-                <w:rFonts w:hint="default" w:ascii="Times New Roman" w:hAnsi="Times New Roman" w:eastAsia="宋体" w:cs="Times New Roman"/>
-                <w:sz w:val="15"/>
-                <w:szCs w:val="15"/>
-                <w:shd w:val="clear" w:color="auto" w:fill="auto"/>
-                <w:rtl w:val="0"/>
-                <w:lang w:val="en-US"/>
-              </w:rPr>
-              <w:t>/s</w:t>
-            </w:r>
-          </w:p>
-        </w:tc>
-      </w:tr>
-      <w:tr>
-        <w:trPr>
-          <w:trHeight w:val="375" w:hRule="atLeast"/>
-          <w:jc w:val="center"/>
-        </w:trPr>
+              </w:rPr>
+            </w:pPr>
+            <w:r>
+              <w:rPr>
+                <w:rFonts w:hint="eastAsia" w:ascii="宋体" w:hAnsi="宋体" w:eastAsia="宋体" w:cs="宋体"/>
+                <w:sz w:val="14"/>
+                <w:szCs w:val="14"/>
+                <w:shd w:val="clear" w:color="auto" w:fill="auto"/>
+                <w:rtl w:val="0"/>
+                <w:lang w:val="en-US"/>
+              </w:rPr>
+              <w:t>98.07</w:t>
+            </w:r>
+          </w:p>
+        </w:tc>
         <w:tc>
           <w:tcPr>
             <w:tcW w:w="1298" w:type="dxa"/>
@@ -8884,7 +8768,6 @@
           <w:p>
             <w:pPr>
               <w:pStyle w:val="8"/>
-              <w:pageBreakBefore w:val="0"/>
               <w:framePr w:wrap="auto" w:vAnchor="margin" w:hAnchor="text" w:yAlign="inline"/>
               <w:kinsoku/>
               <w:wordWrap/>
@@ -8902,11 +8785,28 @@
                 <w:rFonts w:hint="eastAsia" w:ascii="宋体" w:hAnsi="宋体" w:eastAsia="宋体" w:cs="宋体"/>
               </w:rPr>
             </w:pPr>
-          </w:p>
-        </w:tc>
-        <w:tc>
-          <w:tcPr>
-            <w:tcW w:w="1299" w:type="dxa"/>
+            <w:r>
+              <w:rPr>
+                <w:rFonts w:hint="eastAsia" w:ascii="宋体" w:hAnsi="宋体" w:eastAsia="宋体" w:cs="宋体"/>
+                <w:sz w:val="14"/>
+                <w:szCs w:val="14"/>
+                <w:shd w:val="clear" w:color="auto" w:fill="auto"/>
+                <w:rtl w:val="0"/>
+                <w:lang w:val="en-US"/>
+              </w:rPr>
+              <w:t>15</w:t>
+            </w:r>
+          </w:p>
+        </w:tc>
+      </w:tr>
+      <w:tr>
+        <w:trPr>
+          <w:trHeight w:val="375" w:hRule="atLeast"/>
+          <w:jc w:val="center"/>
+        </w:trPr>
+        <w:tc>
+          <w:tcPr>
+            <w:tcW w:w="1298" w:type="dxa"/>
             <w:tcBorders>
               <w:top w:val="single" w:color="000000" w:sz="6" w:space="0"/>
               <w:left w:val="single" w:color="000000" w:sz="6" w:space="0"/>
@@ -8925,7 +8825,6 @@
           <w:p>
             <w:pPr>
               <w:pStyle w:val="8"/>
-              <w:pageBreakBefore w:val="0"/>
               <w:framePr w:wrap="auto" w:vAnchor="margin" w:hAnchor="text" w:yAlign="inline"/>
               <w:kinsoku/>
               <w:wordWrap/>
@@ -8943,17 +8842,6 @@
                 <w:rFonts w:hint="eastAsia" w:ascii="宋体" w:hAnsi="宋体" w:eastAsia="宋体" w:cs="宋体"/>
               </w:rPr>
             </w:pPr>
-            <w:r>
-              <w:rPr>
-                <w:rFonts w:hint="eastAsia" w:ascii="宋体" w:hAnsi="宋体" w:eastAsia="宋体" w:cs="宋体"/>
-                <w:sz w:val="14"/>
-                <w:szCs w:val="14"/>
-                <w:shd w:val="clear" w:color="auto" w:fill="auto"/>
-                <w:rtl w:val="0"/>
-                <w:lang w:val="en-US"/>
-              </w:rPr>
-              <w:t>面1</w:t>
-            </w:r>
           </w:p>
         </w:tc>
         <w:tc>
@@ -8975,8 +8863,34 @@
             <w:vAlign w:val="center"/>
           </w:tcPr>
           <w:p>
-            <w:pPr>
-              <w:pageBreakBefore w:val="0"/>
+            <w:r>
+              <w:rPr>
+                <w:rFonts w:ascii="宋体" w:hAnsi="宋体"/>
+              </w:rPr>
+              <w:t>________</w:t>
+            </w:r>
+          </w:p>
+        </w:tc>
+        <w:tc>
+          <w:tcPr>
+            <w:tcW w:w="1299" w:type="dxa"/>
+            <w:tcBorders>
+              <w:top w:val="single" w:color="000000" w:sz="6" w:space="0"/>
+              <w:left w:val="single" w:color="000000" w:sz="6" w:space="0"/>
+              <w:bottom w:val="single" w:color="000000" w:sz="6" w:space="0"/>
+              <w:right w:val="single" w:color="000000" w:sz="6" w:space="0"/>
+            </w:tcBorders>
+            <w:shd w:val="clear" w:color="auto" w:fill="auto"/>
+            <w:tcMar>
+              <w:top w:w="80" w:type="dxa"/>
+              <w:left w:w="80" w:type="dxa"/>
+              <w:bottom w:w="80" w:type="dxa"/>
+              <w:right w:w="80" w:type="dxa"/>
+            </w:tcMar>
+            <w:vAlign w:val="center"/>
+          </w:tcPr>
+          <w:p>
+            <w:pPr>
               <w:framePr w:wrap="auto" w:vAnchor="margin" w:hAnchor="text" w:yAlign="inline"/>
               <w:kinsoku/>
               <w:wordWrap/>
@@ -9015,7 +8929,6 @@
           </w:tcPr>
           <w:p>
             <w:pPr>
-              <w:pageBreakBefore w:val="0"/>
               <w:framePr w:wrap="auto" w:vAnchor="margin" w:hAnchor="text" w:yAlign="inline"/>
               <w:kinsoku/>
               <w:wordWrap/>
@@ -9054,7 +8967,6 @@
           </w:tcPr>
           <w:p>
             <w:pPr>
-              <w:pageBreakBefore w:val="0"/>
               <w:framePr w:wrap="auto" w:vAnchor="margin" w:hAnchor="text" w:yAlign="inline"/>
               <w:kinsoku/>
               <w:wordWrap/>
@@ -9093,7 +9005,6 @@
           </w:tcPr>
           <w:p>
             <w:pPr>
-              <w:pageBreakBefore w:val="0"/>
               <w:framePr w:wrap="auto" w:vAnchor="margin" w:hAnchor="text" w:yAlign="inline"/>
               <w:kinsoku/>
               <w:wordWrap/>
@@ -9131,94 +9042,35 @@
             <w:vAlign w:val="center"/>
           </w:tcPr>
           <w:p>
+            <w:r>
+              <w:rPr>
+                <w:rFonts w:ascii="宋体" w:hAnsi="宋体"/>
+              </w:rPr>
+              <w:t>□有效  □无效</w:t>
+            </w:r>
+          </w:p>
+        </w:tc>
+        <w:tc>
+          <w:tcPr>
+            <w:tcW w:w="1298" w:type="dxa"/>
+            <w:tcBorders>
+              <w:top w:val="single" w:color="000000" w:sz="6" w:space="0"/>
+              <w:left w:val="single" w:color="000000" w:sz="6" w:space="0"/>
+              <w:bottom w:val="single" w:color="000000" w:sz="6" w:space="0"/>
+              <w:right w:val="single" w:color="000000" w:sz="6" w:space="0"/>
+            </w:tcBorders>
+            <w:shd w:val="clear" w:color="auto" w:fill="auto"/>
+            <w:tcMar>
+              <w:top w:w="80" w:type="dxa"/>
+              <w:left w:w="80" w:type="dxa"/>
+              <w:bottom w:w="80" w:type="dxa"/>
+              <w:right w:w="80" w:type="dxa"/>
+            </w:tcMar>
+            <w:vAlign w:val="center"/>
+          </w:tcPr>
+          <w:p>
             <w:pPr>
               <w:pStyle w:val="8"/>
-              <w:pageBreakBefore w:val="0"/>
-              <w:framePr w:wrap="auto" w:vAnchor="margin" w:hAnchor="text" w:yAlign="inline"/>
-              <w:kinsoku/>
-              <w:wordWrap/>
-              <w:overflowPunct/>
-              <w:topLinePunct w:val="0"/>
-              <w:autoSpaceDE/>
-              <w:autoSpaceDN/>
-              <w:bidi w:val="0"/>
-              <w:adjustRightInd/>
-              <w:snapToGrid/>
-              <w:spacing w:before="0" w:after="0" w:line="240" w:lineRule="auto"/>
-              <w:textAlignment w:val="auto"/>
-              <w:rPr>
-                <w:rFonts w:hint="eastAsia" w:ascii="宋体" w:hAnsi="宋体" w:eastAsia="宋体" w:cs="宋体"/>
-                <w:lang w:eastAsia="zh-CN"/>
-              </w:rPr>
-            </w:pPr>
-            <w:r>
-              <w:rPr>
-                <w:rFonts w:hint="eastAsia" w:ascii="宋体" w:hAnsi="宋体" w:eastAsia="宋体" w:cs="宋体"/>
-                <w:sz w:val="15"/>
-                <w:szCs w:val="15"/>
-                <w:shd w:val="clear" w:color="auto" w:fill="auto"/>
-                <w:rtl w:val="0"/>
-                <w:lang w:val="en-US"/>
-              </w:rPr>
-              <w:t>□符合</w:t>
-            </w:r>
-            <w:r>
-              <w:rPr>
-                <w:rFonts w:hint="eastAsia" w:ascii="宋体" w:hAnsi="宋体" w:eastAsia="宋体" w:cs="宋体"/>
-                <w:sz w:val="15"/>
-                <w:szCs w:val="15"/>
-                <w:shd w:val="clear" w:color="auto" w:fill="auto"/>
-                <w:rtl w:val="0"/>
-                <w:lang w:val="en-US" w:eastAsia="zh-CN"/>
-              </w:rPr>
-              <w:t xml:space="preserve">    </w:t>
-            </w:r>
-            <w:r>
-              <w:rPr>
-                <w:rFonts w:hint="eastAsia" w:ascii="宋体" w:hAnsi="宋体" w:eastAsia="宋体" w:cs="宋体"/>
-                <w:sz w:val="15"/>
-                <w:szCs w:val="15"/>
-                <w:shd w:val="clear" w:color="auto" w:fill="auto"/>
-                <w:rtl w:val="0"/>
-                <w:lang w:val="en-US"/>
-              </w:rPr>
-              <w:t xml:space="preserve"> □</w:t>
-            </w:r>
-            <w:r>
-              <w:rPr>
-                <w:rFonts w:hint="eastAsia" w:ascii="宋体" w:hAnsi="宋体" w:eastAsia="宋体" w:cs="宋体"/>
-                <w:sz w:val="15"/>
-                <w:szCs w:val="15"/>
-                <w:shd w:val="clear" w:color="auto" w:fill="auto"/>
-                <w:rtl w:val="0"/>
-                <w:lang w:val="en-US" w:eastAsia="zh-CN"/>
-              </w:rPr>
-              <w:t>不符合</w:t>
-            </w:r>
-          </w:p>
-        </w:tc>
-        <w:tc>
-          <w:tcPr>
-            <w:tcW w:w="1298" w:type="dxa"/>
-            <w:tcBorders>
-              <w:top w:val="single" w:color="000000" w:sz="6" w:space="0"/>
-              <w:left w:val="single" w:color="000000" w:sz="6" w:space="0"/>
-              <w:bottom w:val="single" w:color="000000" w:sz="6" w:space="0"/>
-              <w:right w:val="single" w:color="000000" w:sz="6" w:space="0"/>
-            </w:tcBorders>
-            <w:shd w:val="clear" w:color="auto" w:fill="auto"/>
-            <w:tcMar>
-              <w:top w:w="80" w:type="dxa"/>
-              <w:left w:w="80" w:type="dxa"/>
-              <w:bottom w:w="80" w:type="dxa"/>
-              <w:right w:w="80" w:type="dxa"/>
-            </w:tcMar>
-            <w:vAlign w:val="center"/>
-          </w:tcPr>
-          <w:p>
-            <w:pPr>
-              <w:pStyle w:val="8"/>
-              <w:pageBreakBefore w:val="0"/>
               <w:framePr w:wrap="auto" w:vAnchor="margin" w:hAnchor="text" w:yAlign="inline"/>
               <w:kinsoku/>
               <w:wordWrap/>
@@ -9270,7 +9122,6 @@
           <w:p>
             <w:pPr>
               <w:pStyle w:val="8"/>
-              <w:pageBreakBefore w:val="0"/>
               <w:framePr w:wrap="auto" w:vAnchor="margin" w:hAnchor="text" w:yAlign="inline"/>
               <w:kinsoku/>
               <w:wordWrap/>
@@ -9328,7 +9179,6 @@
           <w:p>
             <w:pPr>
               <w:pStyle w:val="8"/>
-              <w:pageBreakBefore w:val="0"/>
               <w:framePr w:wrap="auto" w:vAnchor="margin" w:hAnchor="text" w:yAlign="inline"/>
               <w:kinsoku/>
               <w:wordWrap/>
@@ -9367,9 +9217,214 @@
             <w:vAlign w:val="center"/>
           </w:tcPr>
           <w:p>
+            <w:r>
+              <w:rPr>
+                <w:rFonts w:ascii="宋体" w:hAnsi="宋体"/>
+              </w:rPr>
+              <w:t>________</w:t>
+            </w:r>
+          </w:p>
+        </w:tc>
+        <w:tc>
+          <w:tcPr>
+            <w:tcW w:w="1299" w:type="dxa"/>
+            <w:tcBorders>
+              <w:top w:val="single" w:color="000000" w:sz="6" w:space="0"/>
+              <w:left w:val="single" w:color="000000" w:sz="6" w:space="0"/>
+              <w:bottom w:val="single" w:color="000000" w:sz="6" w:space="0"/>
+              <w:right w:val="single" w:color="000000" w:sz="6" w:space="0"/>
+            </w:tcBorders>
+            <w:shd w:val="clear" w:color="auto" w:fill="auto"/>
+            <w:tcMar>
+              <w:top w:w="80" w:type="dxa"/>
+              <w:left w:w="80" w:type="dxa"/>
+              <w:bottom w:w="80" w:type="dxa"/>
+              <w:right w:w="80" w:type="dxa"/>
+            </w:tcMar>
+            <w:vAlign w:val="center"/>
+          </w:tcPr>
+          <w:p>
+            <w:pPr>
+              <w:framePr w:wrap="auto" w:vAnchor="margin" w:hAnchor="text" w:yAlign="inline"/>
+              <w:kinsoku/>
+              <w:wordWrap/>
+              <w:overflowPunct/>
+              <w:topLinePunct w:val="0"/>
+              <w:autoSpaceDE/>
+              <w:autoSpaceDN/>
+              <w:bidi w:val="0"/>
+              <w:adjustRightInd/>
+              <w:snapToGrid/>
+              <w:spacing w:before="0" w:after="0"/>
+              <w:textAlignment w:val="auto"/>
+              <w:rPr>
+                <w:rFonts w:hint="eastAsia" w:ascii="宋体" w:hAnsi="宋体" w:eastAsia="宋体" w:cs="宋体"/>
+              </w:rPr>
+            </w:pPr>
+          </w:p>
+        </w:tc>
+        <w:tc>
+          <w:tcPr>
+            <w:tcW w:w="1299" w:type="dxa"/>
+            <w:tcBorders>
+              <w:top w:val="single" w:color="000000" w:sz="6" w:space="0"/>
+              <w:left w:val="single" w:color="000000" w:sz="6" w:space="0"/>
+              <w:bottom w:val="single" w:color="000000" w:sz="6" w:space="0"/>
+              <w:right w:val="single" w:color="000000" w:sz="6" w:space="0"/>
+            </w:tcBorders>
+            <w:shd w:val="clear" w:color="auto" w:fill="auto"/>
+            <w:tcMar>
+              <w:top w:w="80" w:type="dxa"/>
+              <w:left w:w="80" w:type="dxa"/>
+              <w:bottom w:w="80" w:type="dxa"/>
+              <w:right w:w="80" w:type="dxa"/>
+            </w:tcMar>
+            <w:vAlign w:val="center"/>
+          </w:tcPr>
+          <w:p>
+            <w:pPr>
+              <w:framePr w:wrap="auto" w:vAnchor="margin" w:hAnchor="text" w:yAlign="inline"/>
+              <w:kinsoku/>
+              <w:wordWrap/>
+              <w:overflowPunct/>
+              <w:topLinePunct w:val="0"/>
+              <w:autoSpaceDE/>
+              <w:autoSpaceDN/>
+              <w:bidi w:val="0"/>
+              <w:adjustRightInd/>
+              <w:snapToGrid/>
+              <w:spacing w:before="0" w:after="0"/>
+              <w:textAlignment w:val="auto"/>
+              <w:rPr>
+                <w:rFonts w:hint="eastAsia" w:ascii="宋体" w:hAnsi="宋体" w:eastAsia="宋体" w:cs="宋体"/>
+              </w:rPr>
+            </w:pPr>
+          </w:p>
+        </w:tc>
+        <w:tc>
+          <w:tcPr>
+            <w:tcW w:w="1299" w:type="dxa"/>
+            <w:tcBorders>
+              <w:top w:val="single" w:color="000000" w:sz="6" w:space="0"/>
+              <w:left w:val="single" w:color="000000" w:sz="6" w:space="0"/>
+              <w:bottom w:val="single" w:color="000000" w:sz="6" w:space="0"/>
+              <w:right w:val="single" w:color="000000" w:sz="6" w:space="0"/>
+            </w:tcBorders>
+            <w:shd w:val="clear" w:color="auto" w:fill="auto"/>
+            <w:tcMar>
+              <w:top w:w="80" w:type="dxa"/>
+              <w:left w:w="80" w:type="dxa"/>
+              <w:bottom w:w="80" w:type="dxa"/>
+              <w:right w:w="80" w:type="dxa"/>
+            </w:tcMar>
+            <w:vAlign w:val="center"/>
+          </w:tcPr>
+          <w:p>
+            <w:pPr>
+              <w:framePr w:wrap="auto" w:vAnchor="margin" w:hAnchor="text" w:yAlign="inline"/>
+              <w:kinsoku/>
+              <w:wordWrap/>
+              <w:overflowPunct/>
+              <w:topLinePunct w:val="0"/>
+              <w:autoSpaceDE/>
+              <w:autoSpaceDN/>
+              <w:bidi w:val="0"/>
+              <w:adjustRightInd/>
+              <w:snapToGrid/>
+              <w:spacing w:before="0" w:after="0"/>
+              <w:textAlignment w:val="auto"/>
+              <w:rPr>
+                <w:rFonts w:hint="eastAsia" w:ascii="宋体" w:hAnsi="宋体" w:eastAsia="宋体" w:cs="宋体"/>
+              </w:rPr>
+            </w:pPr>
+          </w:p>
+        </w:tc>
+        <w:tc>
+          <w:tcPr>
+            <w:tcW w:w="1299" w:type="dxa"/>
+            <w:tcBorders>
+              <w:top w:val="single" w:color="000000" w:sz="6" w:space="0"/>
+              <w:left w:val="single" w:color="000000" w:sz="6" w:space="0"/>
+              <w:bottom w:val="single" w:color="000000" w:sz="6" w:space="0"/>
+              <w:right w:val="single" w:color="000000" w:sz="6" w:space="0"/>
+            </w:tcBorders>
+            <w:shd w:val="clear" w:color="auto" w:fill="auto"/>
+            <w:tcMar>
+              <w:top w:w="80" w:type="dxa"/>
+              <w:left w:w="80" w:type="dxa"/>
+              <w:bottom w:w="80" w:type="dxa"/>
+              <w:right w:w="80" w:type="dxa"/>
+            </w:tcMar>
+            <w:vAlign w:val="center"/>
+          </w:tcPr>
+          <w:p>
+            <w:pPr>
+              <w:framePr w:wrap="auto" w:vAnchor="margin" w:hAnchor="text" w:yAlign="inline"/>
+              <w:kinsoku/>
+              <w:wordWrap/>
+              <w:overflowPunct/>
+              <w:topLinePunct w:val="0"/>
+              <w:autoSpaceDE/>
+              <w:autoSpaceDN/>
+              <w:bidi w:val="0"/>
+              <w:adjustRightInd/>
+              <w:snapToGrid/>
+              <w:spacing w:before="0" w:after="0"/>
+              <w:textAlignment w:val="auto"/>
+              <w:rPr>
+                <w:rFonts w:hint="eastAsia" w:ascii="宋体" w:hAnsi="宋体" w:eastAsia="宋体" w:cs="宋体"/>
+              </w:rPr>
+            </w:pPr>
+          </w:p>
+        </w:tc>
+        <w:tc>
+          <w:tcPr>
+            <w:tcW w:w="1687" w:type="dxa"/>
+            <w:tcBorders>
+              <w:top w:val="single" w:color="000000" w:sz="6" w:space="0"/>
+              <w:left w:val="single" w:color="000000" w:sz="6" w:space="0"/>
+              <w:bottom w:val="single" w:color="000000" w:sz="6" w:space="0"/>
+              <w:right w:val="single" w:color="000000" w:sz="6" w:space="0"/>
+            </w:tcBorders>
+            <w:shd w:val="clear" w:color="auto" w:fill="auto"/>
+            <w:tcMar>
+              <w:top w:w="80" w:type="dxa"/>
+              <w:left w:w="80" w:type="dxa"/>
+              <w:bottom w:w="80" w:type="dxa"/>
+              <w:right w:w="80" w:type="dxa"/>
+            </w:tcMar>
+            <w:vAlign w:val="center"/>
+          </w:tcPr>
+          <w:p>
+            <w:r>
+              <w:rPr>
+                <w:rFonts w:ascii="宋体" w:hAnsi="宋体"/>
+              </w:rPr>
+              <w:t>□有效  □无效</w:t>
+            </w:r>
+          </w:p>
+        </w:tc>
+        <w:tc>
+          <w:tcPr>
+            <w:tcW w:w="1298" w:type="dxa"/>
+            <w:tcBorders>
+              <w:top w:val="single" w:color="000000" w:sz="6" w:space="0"/>
+              <w:left w:val="single" w:color="000000" w:sz="6" w:space="0"/>
+              <w:bottom w:val="single" w:color="000000" w:sz="6" w:space="0"/>
+              <w:right w:val="single" w:color="000000" w:sz="6" w:space="0"/>
+            </w:tcBorders>
+            <w:shd w:val="clear" w:color="auto" w:fill="auto"/>
+            <w:tcMar>
+              <w:top w:w="80" w:type="dxa"/>
+              <w:left w:w="80" w:type="dxa"/>
+              <w:bottom w:w="80" w:type="dxa"/>
+              <w:right w:w="80" w:type="dxa"/>
+            </w:tcMar>
+            <w:vAlign w:val="center"/>
+          </w:tcPr>
+          <w:p>
             <w:pPr>
               <w:pStyle w:val="8"/>
-              <w:pageBreakBefore w:val="0"/>
               <w:framePr w:wrap="auto" w:vAnchor="margin" w:hAnchor="text" w:yAlign="inline"/>
               <w:kinsoku/>
               <w:wordWrap/>
@@ -9396,247 +9451,7 @@
                 <w:rtl w:val="0"/>
                 <w:lang w:val="en-US"/>
               </w:rPr>
-              <w:t>面2</w:t>
-            </w:r>
-          </w:p>
-        </w:tc>
-        <w:tc>
-          <w:tcPr>
-            <w:tcW w:w="1299" w:type="dxa"/>
-            <w:tcBorders>
-              <w:top w:val="single" w:color="000000" w:sz="6" w:space="0"/>
-              <w:left w:val="single" w:color="000000" w:sz="6" w:space="0"/>
-              <w:bottom w:val="single" w:color="000000" w:sz="6" w:space="0"/>
-              <w:right w:val="single" w:color="000000" w:sz="6" w:space="0"/>
-            </w:tcBorders>
-            <w:shd w:val="clear" w:color="auto" w:fill="auto"/>
-            <w:tcMar>
-              <w:top w:w="80" w:type="dxa"/>
-              <w:left w:w="80" w:type="dxa"/>
-              <w:bottom w:w="80" w:type="dxa"/>
-              <w:right w:w="80" w:type="dxa"/>
-            </w:tcMar>
-            <w:vAlign w:val="center"/>
-          </w:tcPr>
-          <w:p>
-            <w:pPr>
-              <w:pageBreakBefore w:val="0"/>
-              <w:framePr w:wrap="auto" w:vAnchor="margin" w:hAnchor="text" w:yAlign="inline"/>
-              <w:kinsoku/>
-              <w:wordWrap/>
-              <w:overflowPunct/>
-              <w:topLinePunct w:val="0"/>
-              <w:autoSpaceDE/>
-              <w:autoSpaceDN/>
-              <w:bidi w:val="0"/>
-              <w:adjustRightInd/>
-              <w:snapToGrid/>
-              <w:spacing w:before="0" w:after="0"/>
-              <w:textAlignment w:val="auto"/>
-              <w:rPr>
-                <w:rFonts w:hint="eastAsia" w:ascii="宋体" w:hAnsi="宋体" w:eastAsia="宋体" w:cs="宋体"/>
-              </w:rPr>
-            </w:pPr>
-          </w:p>
-        </w:tc>
-        <w:tc>
-          <w:tcPr>
-            <w:tcW w:w="1299" w:type="dxa"/>
-            <w:tcBorders>
-              <w:top w:val="single" w:color="000000" w:sz="6" w:space="0"/>
-              <w:left w:val="single" w:color="000000" w:sz="6" w:space="0"/>
-              <w:bottom w:val="single" w:color="000000" w:sz="6" w:space="0"/>
-              <w:right w:val="single" w:color="000000" w:sz="6" w:space="0"/>
-            </w:tcBorders>
-            <w:shd w:val="clear" w:color="auto" w:fill="auto"/>
-            <w:tcMar>
-              <w:top w:w="80" w:type="dxa"/>
-              <w:left w:w="80" w:type="dxa"/>
-              <w:bottom w:w="80" w:type="dxa"/>
-              <w:right w:w="80" w:type="dxa"/>
-            </w:tcMar>
-            <w:vAlign w:val="center"/>
-          </w:tcPr>
-          <w:p>
-            <w:pPr>
-              <w:pageBreakBefore w:val="0"/>
-              <w:framePr w:wrap="auto" w:vAnchor="margin" w:hAnchor="text" w:yAlign="inline"/>
-              <w:kinsoku/>
-              <w:wordWrap/>
-              <w:overflowPunct/>
-              <w:topLinePunct w:val="0"/>
-              <w:autoSpaceDE/>
-              <w:autoSpaceDN/>
-              <w:bidi w:val="0"/>
-              <w:adjustRightInd/>
-              <w:snapToGrid/>
-              <w:spacing w:before="0" w:after="0"/>
-              <w:textAlignment w:val="auto"/>
-              <w:rPr>
-                <w:rFonts w:hint="eastAsia" w:ascii="宋体" w:hAnsi="宋体" w:eastAsia="宋体" w:cs="宋体"/>
-              </w:rPr>
-            </w:pPr>
-          </w:p>
-        </w:tc>
-        <w:tc>
-          <w:tcPr>
-            <w:tcW w:w="1299" w:type="dxa"/>
-            <w:tcBorders>
-              <w:top w:val="single" w:color="000000" w:sz="6" w:space="0"/>
-              <w:left w:val="single" w:color="000000" w:sz="6" w:space="0"/>
-              <w:bottom w:val="single" w:color="000000" w:sz="6" w:space="0"/>
-              <w:right w:val="single" w:color="000000" w:sz="6" w:space="0"/>
-            </w:tcBorders>
-            <w:shd w:val="clear" w:color="auto" w:fill="auto"/>
-            <w:tcMar>
-              <w:top w:w="80" w:type="dxa"/>
-              <w:left w:w="80" w:type="dxa"/>
-              <w:bottom w:w="80" w:type="dxa"/>
-              <w:right w:w="80" w:type="dxa"/>
-            </w:tcMar>
-            <w:vAlign w:val="center"/>
-          </w:tcPr>
-          <w:p>
-            <w:pPr>
-              <w:pageBreakBefore w:val="0"/>
-              <w:framePr w:wrap="auto" w:vAnchor="margin" w:hAnchor="text" w:yAlign="inline"/>
-              <w:kinsoku/>
-              <w:wordWrap/>
-              <w:overflowPunct/>
-              <w:topLinePunct w:val="0"/>
-              <w:autoSpaceDE/>
-              <w:autoSpaceDN/>
-              <w:bidi w:val="0"/>
-              <w:adjustRightInd/>
-              <w:snapToGrid/>
-              <w:spacing w:before="0" w:after="0"/>
-              <w:textAlignment w:val="auto"/>
-              <w:rPr>
-                <w:rFonts w:hint="eastAsia" w:ascii="宋体" w:hAnsi="宋体" w:eastAsia="宋体" w:cs="宋体"/>
-              </w:rPr>
-            </w:pPr>
-          </w:p>
-        </w:tc>
-        <w:tc>
-          <w:tcPr>
-            <w:tcW w:w="1299" w:type="dxa"/>
-            <w:tcBorders>
-              <w:top w:val="single" w:color="000000" w:sz="6" w:space="0"/>
-              <w:left w:val="single" w:color="000000" w:sz="6" w:space="0"/>
-              <w:bottom w:val="single" w:color="000000" w:sz="6" w:space="0"/>
-              <w:right w:val="single" w:color="000000" w:sz="6" w:space="0"/>
-            </w:tcBorders>
-            <w:shd w:val="clear" w:color="auto" w:fill="auto"/>
-            <w:tcMar>
-              <w:top w:w="80" w:type="dxa"/>
-              <w:left w:w="80" w:type="dxa"/>
-              <w:bottom w:w="80" w:type="dxa"/>
-              <w:right w:w="80" w:type="dxa"/>
-            </w:tcMar>
-            <w:vAlign w:val="center"/>
-          </w:tcPr>
-          <w:p>
-            <w:pPr>
-              <w:pageBreakBefore w:val="0"/>
-              <w:framePr w:wrap="auto" w:vAnchor="margin" w:hAnchor="text" w:yAlign="inline"/>
-              <w:kinsoku/>
-              <w:wordWrap/>
-              <w:overflowPunct/>
-              <w:topLinePunct w:val="0"/>
-              <w:autoSpaceDE/>
-              <w:autoSpaceDN/>
-              <w:bidi w:val="0"/>
-              <w:adjustRightInd/>
-              <w:snapToGrid/>
-              <w:spacing w:before="0" w:after="0"/>
-              <w:textAlignment w:val="auto"/>
-              <w:rPr>
-                <w:rFonts w:hint="eastAsia" w:ascii="宋体" w:hAnsi="宋体" w:eastAsia="宋体" w:cs="宋体"/>
-              </w:rPr>
-            </w:pPr>
-          </w:p>
-        </w:tc>
-        <w:tc>
-          <w:tcPr>
-            <w:tcW w:w="1687" w:type="dxa"/>
-            <w:tcBorders>
-              <w:top w:val="single" w:color="000000" w:sz="6" w:space="0"/>
-              <w:left w:val="single" w:color="000000" w:sz="6" w:space="0"/>
-              <w:bottom w:val="single" w:color="000000" w:sz="6" w:space="0"/>
-              <w:right w:val="single" w:color="000000" w:sz="6" w:space="0"/>
-            </w:tcBorders>
-            <w:shd w:val="clear" w:color="auto" w:fill="auto"/>
-            <w:tcMar>
-              <w:top w:w="80" w:type="dxa"/>
-              <w:left w:w="80" w:type="dxa"/>
-              <w:bottom w:w="80" w:type="dxa"/>
-              <w:right w:w="80" w:type="dxa"/>
-            </w:tcMar>
-            <w:vAlign w:val="center"/>
-          </w:tcPr>
-          <w:p>
-            <w:pPr>
-              <w:pageBreakBefore w:val="0"/>
-              <w:framePr w:wrap="auto" w:vAnchor="margin" w:hAnchor="text" w:yAlign="inline"/>
-              <w:kinsoku/>
-              <w:wordWrap/>
-              <w:overflowPunct/>
-              <w:topLinePunct w:val="0"/>
-              <w:autoSpaceDE/>
-              <w:autoSpaceDN/>
-              <w:bidi w:val="0"/>
-              <w:adjustRightInd/>
-              <w:snapToGrid/>
-              <w:spacing w:before="0" w:after="0" w:line="240" w:lineRule="auto"/>
-              <w:ind w:left="0" w:leftChars="0" w:right="0" w:rightChars="0" w:firstLine="0" w:firstLineChars="0"/>
-              <w:textAlignment w:val="auto"/>
-              <w:rPr>
-                <w:rFonts w:hint="eastAsia" w:ascii="宋体" w:hAnsi="宋体" w:eastAsia="宋体" w:cs="宋体"/>
-              </w:rPr>
-            </w:pPr>
-            <w:r>
-              <w:rPr>
-                <w:rFonts w:hint="eastAsia" w:ascii="宋体" w:hAnsi="宋体" w:eastAsia="宋体" w:cs="宋体"/>
-                <w:sz w:val="15"/>
-                <w:szCs w:val="15"/>
-                <w:shd w:val="clear" w:color="auto" w:fill="auto"/>
-                <w:rtl w:val="0"/>
-                <w:lang w:val="en-US"/>
-              </w:rPr>
-              <w:t>□符合</w:t>
-            </w:r>
-            <w:r>
-              <w:rPr>
-                <w:rFonts w:hint="eastAsia" w:ascii="宋体" w:hAnsi="宋体" w:eastAsia="宋体" w:cs="宋体"/>
-                <w:sz w:val="15"/>
-                <w:szCs w:val="15"/>
-                <w:shd w:val="clear" w:color="auto" w:fill="auto"/>
-                <w:rtl w:val="0"/>
-                <w:lang w:val="en-US" w:eastAsia="zh-CN"/>
-              </w:rPr>
-              <w:t xml:space="preserve">    </w:t>
-            </w:r>
-            <w:r>
-              <w:rPr>
-                <w:rFonts w:hint="eastAsia" w:ascii="宋体" w:hAnsi="宋体" w:eastAsia="宋体" w:cs="宋体"/>
-                <w:sz w:val="15"/>
-                <w:szCs w:val="15"/>
-                <w:shd w:val="clear" w:color="auto" w:fill="auto"/>
-                <w:rtl w:val="0"/>
-                <w:lang w:val="en-US"/>
-              </w:rPr>
-              <w:t xml:space="preserve"> □</w:t>
-            </w:r>
-            <w:r>
-              <w:rPr>
-                <w:rFonts w:hint="eastAsia" w:ascii="宋体" w:hAnsi="宋体" w:eastAsia="宋体" w:cs="宋体"/>
-                <w:sz w:val="15"/>
-                <w:szCs w:val="15"/>
-                <w:shd w:val="clear" w:color="auto" w:fill="auto"/>
-                <w:rtl w:val="0"/>
-                <w:lang w:val="en-US" w:eastAsia="zh-CN"/>
-              </w:rPr>
-              <w:t>不符合</w:t>
+              <w:t>98.07</w:t>
             </w:r>
           </w:p>
         </w:tc>
@@ -9661,7 +9476,6 @@
           <w:p>
             <w:pPr>
               <w:pStyle w:val="8"/>
-              <w:pageBreakBefore w:val="0"/>
               <w:framePr w:wrap="auto" w:vAnchor="margin" w:hAnchor="text" w:yAlign="inline"/>
               <w:kinsoku/>
               <w:wordWrap/>
@@ -9688,10 +9502,16 @@
                 <w:rtl w:val="0"/>
                 <w:lang w:val="en-US"/>
               </w:rPr>
-              <w:t>98.07</w:t>
-            </w:r>
-          </w:p>
-        </w:tc>
+              <w:t>15</w:t>
+            </w:r>
+          </w:p>
+        </w:tc>
+      </w:tr>
+      <w:tr>
+        <w:trPr>
+          <w:trHeight w:val="375" w:hRule="atLeast"/>
+          <w:jc w:val="center"/>
+        </w:trPr>
         <w:tc>
           <w:tcPr>
             <w:tcW w:w="1298" w:type="dxa"/>
@@ -9713,7 +9533,6 @@
           <w:p>
             <w:pPr>
               <w:pStyle w:val="8"/>
-              <w:pageBreakBefore w:val="0"/>
               <w:framePr w:wrap="auto" w:vAnchor="margin" w:hAnchor="text" w:yAlign="inline"/>
               <w:kinsoku/>
               <w:wordWrap/>
@@ -9731,25 +9550,214 @@
                 <w:rFonts w:hint="eastAsia" w:ascii="宋体" w:hAnsi="宋体" w:eastAsia="宋体" w:cs="宋体"/>
               </w:rPr>
             </w:pPr>
-            <w:r>
-              <w:rPr>
-                <w:rFonts w:hint="eastAsia" w:ascii="宋体" w:hAnsi="宋体" w:eastAsia="宋体" w:cs="宋体"/>
-                <w:sz w:val="14"/>
-                <w:szCs w:val="14"/>
-                <w:shd w:val="clear" w:color="auto" w:fill="auto"/>
-                <w:rtl w:val="0"/>
-                <w:lang w:val="en-US"/>
-              </w:rPr>
-              <w:t>15</w:t>
-            </w:r>
-          </w:p>
-        </w:tc>
-      </w:tr>
-      <w:tr>
-        <w:trPr>
-          <w:trHeight w:val="375" w:hRule="atLeast"/>
-          <w:jc w:val="center"/>
-        </w:trPr>
+          </w:p>
+        </w:tc>
+        <w:tc>
+          <w:tcPr>
+            <w:tcW w:w="1299" w:type="dxa"/>
+            <w:tcBorders>
+              <w:top w:val="single" w:color="000000" w:sz="6" w:space="0"/>
+              <w:left w:val="single" w:color="000000" w:sz="6" w:space="0"/>
+              <w:bottom w:val="single" w:color="000000" w:sz="6" w:space="0"/>
+              <w:right w:val="single" w:color="000000" w:sz="6" w:space="0"/>
+            </w:tcBorders>
+            <w:shd w:val="clear" w:color="auto" w:fill="auto"/>
+            <w:tcMar>
+              <w:top w:w="80" w:type="dxa"/>
+              <w:left w:w="80" w:type="dxa"/>
+              <w:bottom w:w="80" w:type="dxa"/>
+              <w:right w:w="80" w:type="dxa"/>
+            </w:tcMar>
+            <w:vAlign w:val="center"/>
+          </w:tcPr>
+          <w:p>
+            <w:r>
+              <w:rPr>
+                <w:rFonts w:ascii="宋体" w:hAnsi="宋体"/>
+              </w:rPr>
+              <w:t>________</w:t>
+            </w:r>
+          </w:p>
+        </w:tc>
+        <w:tc>
+          <w:tcPr>
+            <w:tcW w:w="1299" w:type="dxa"/>
+            <w:tcBorders>
+              <w:top w:val="single" w:color="000000" w:sz="6" w:space="0"/>
+              <w:left w:val="single" w:color="000000" w:sz="6" w:space="0"/>
+              <w:bottom w:val="single" w:color="000000" w:sz="6" w:space="0"/>
+              <w:right w:val="single" w:color="000000" w:sz="6" w:space="0"/>
+            </w:tcBorders>
+            <w:shd w:val="clear" w:color="auto" w:fill="auto"/>
+            <w:tcMar>
+              <w:top w:w="80" w:type="dxa"/>
+              <w:left w:w="80" w:type="dxa"/>
+              <w:bottom w:w="80" w:type="dxa"/>
+              <w:right w:w="80" w:type="dxa"/>
+            </w:tcMar>
+            <w:vAlign w:val="center"/>
+          </w:tcPr>
+          <w:p>
+            <w:pPr>
+              <w:framePr w:wrap="auto" w:vAnchor="margin" w:hAnchor="text" w:yAlign="inline"/>
+              <w:kinsoku/>
+              <w:wordWrap/>
+              <w:overflowPunct/>
+              <w:topLinePunct w:val="0"/>
+              <w:autoSpaceDE/>
+              <w:autoSpaceDN/>
+              <w:bidi w:val="0"/>
+              <w:adjustRightInd/>
+              <w:snapToGrid/>
+              <w:spacing w:before="0" w:after="0"/>
+              <w:textAlignment w:val="auto"/>
+              <w:rPr>
+                <w:rFonts w:hint="eastAsia" w:ascii="宋体" w:hAnsi="宋体" w:eastAsia="宋体" w:cs="宋体"/>
+              </w:rPr>
+            </w:pPr>
+          </w:p>
+        </w:tc>
+        <w:tc>
+          <w:tcPr>
+            <w:tcW w:w="1299" w:type="dxa"/>
+            <w:tcBorders>
+              <w:top w:val="single" w:color="000000" w:sz="6" w:space="0"/>
+              <w:left w:val="single" w:color="000000" w:sz="6" w:space="0"/>
+              <w:bottom w:val="single" w:color="000000" w:sz="6" w:space="0"/>
+              <w:right w:val="single" w:color="000000" w:sz="6" w:space="0"/>
+            </w:tcBorders>
+            <w:shd w:val="clear" w:color="auto" w:fill="auto"/>
+            <w:tcMar>
+              <w:top w:w="80" w:type="dxa"/>
+              <w:left w:w="80" w:type="dxa"/>
+              <w:bottom w:w="80" w:type="dxa"/>
+              <w:right w:w="80" w:type="dxa"/>
+            </w:tcMar>
+            <w:vAlign w:val="center"/>
+          </w:tcPr>
+          <w:p>
+            <w:pPr>
+              <w:framePr w:wrap="auto" w:vAnchor="margin" w:hAnchor="text" w:yAlign="inline"/>
+              <w:kinsoku/>
+              <w:wordWrap/>
+              <w:overflowPunct/>
+              <w:topLinePunct w:val="0"/>
+              <w:autoSpaceDE/>
+              <w:autoSpaceDN/>
+              <w:bidi w:val="0"/>
+              <w:adjustRightInd/>
+              <w:snapToGrid/>
+              <w:spacing w:before="0" w:after="0"/>
+              <w:textAlignment w:val="auto"/>
+              <w:rPr>
+                <w:rFonts w:hint="eastAsia" w:ascii="宋体" w:hAnsi="宋体" w:eastAsia="宋体" w:cs="宋体"/>
+              </w:rPr>
+            </w:pPr>
+          </w:p>
+        </w:tc>
+        <w:tc>
+          <w:tcPr>
+            <w:tcW w:w="1299" w:type="dxa"/>
+            <w:tcBorders>
+              <w:top w:val="single" w:color="000000" w:sz="6" w:space="0"/>
+              <w:left w:val="single" w:color="000000" w:sz="6" w:space="0"/>
+              <w:bottom w:val="single" w:color="000000" w:sz="6" w:space="0"/>
+              <w:right w:val="single" w:color="000000" w:sz="6" w:space="0"/>
+            </w:tcBorders>
+            <w:shd w:val="clear" w:color="auto" w:fill="auto"/>
+            <w:tcMar>
+              <w:top w:w="80" w:type="dxa"/>
+              <w:left w:w="80" w:type="dxa"/>
+              <w:bottom w:w="80" w:type="dxa"/>
+              <w:right w:w="80" w:type="dxa"/>
+            </w:tcMar>
+            <w:vAlign w:val="center"/>
+          </w:tcPr>
+          <w:p>
+            <w:pPr>
+              <w:framePr w:wrap="auto" w:vAnchor="margin" w:hAnchor="text" w:yAlign="inline"/>
+              <w:kinsoku/>
+              <w:wordWrap/>
+              <w:overflowPunct/>
+              <w:topLinePunct w:val="0"/>
+              <w:autoSpaceDE/>
+              <w:autoSpaceDN/>
+              <w:bidi w:val="0"/>
+              <w:adjustRightInd/>
+              <w:snapToGrid/>
+              <w:spacing w:before="0" w:after="0"/>
+              <w:textAlignment w:val="auto"/>
+              <w:rPr>
+                <w:rFonts w:hint="eastAsia" w:ascii="宋体" w:hAnsi="宋体" w:eastAsia="宋体" w:cs="宋体"/>
+              </w:rPr>
+            </w:pPr>
+          </w:p>
+        </w:tc>
+        <w:tc>
+          <w:tcPr>
+            <w:tcW w:w="1299" w:type="dxa"/>
+            <w:tcBorders>
+              <w:top w:val="single" w:color="000000" w:sz="6" w:space="0"/>
+              <w:left w:val="single" w:color="000000" w:sz="6" w:space="0"/>
+              <w:bottom w:val="single" w:color="000000" w:sz="6" w:space="0"/>
+              <w:right w:val="single" w:color="000000" w:sz="6" w:space="0"/>
+            </w:tcBorders>
+            <w:shd w:val="clear" w:color="auto" w:fill="auto"/>
+            <w:tcMar>
+              <w:top w:w="80" w:type="dxa"/>
+              <w:left w:w="80" w:type="dxa"/>
+              <w:bottom w:w="80" w:type="dxa"/>
+              <w:right w:w="80" w:type="dxa"/>
+            </w:tcMar>
+            <w:vAlign w:val="center"/>
+          </w:tcPr>
+          <w:p>
+            <w:pPr>
+              <w:framePr w:wrap="auto" w:vAnchor="margin" w:hAnchor="text" w:yAlign="inline"/>
+              <w:kinsoku/>
+              <w:wordWrap/>
+              <w:overflowPunct/>
+              <w:topLinePunct w:val="0"/>
+              <w:autoSpaceDE/>
+              <w:autoSpaceDN/>
+              <w:bidi w:val="0"/>
+              <w:adjustRightInd/>
+              <w:snapToGrid/>
+              <w:spacing w:before="0" w:after="0"/>
+              <w:textAlignment w:val="auto"/>
+              <w:rPr>
+                <w:rFonts w:hint="eastAsia" w:ascii="宋体" w:hAnsi="宋体" w:eastAsia="宋体" w:cs="宋体"/>
+              </w:rPr>
+            </w:pPr>
+          </w:p>
+        </w:tc>
+        <w:tc>
+          <w:tcPr>
+            <w:tcW w:w="1687" w:type="dxa"/>
+            <w:tcBorders>
+              <w:top w:val="single" w:color="000000" w:sz="6" w:space="0"/>
+              <w:left w:val="single" w:color="000000" w:sz="6" w:space="0"/>
+              <w:bottom w:val="single" w:color="000000" w:sz="6" w:space="0"/>
+              <w:right w:val="single" w:color="000000" w:sz="6" w:space="0"/>
+            </w:tcBorders>
+            <w:shd w:val="clear" w:color="auto" w:fill="auto"/>
+            <w:tcMar>
+              <w:top w:w="80" w:type="dxa"/>
+              <w:left w:w="80" w:type="dxa"/>
+              <w:bottom w:w="80" w:type="dxa"/>
+              <w:right w:w="80" w:type="dxa"/>
+            </w:tcMar>
+            <w:vAlign w:val="center"/>
+          </w:tcPr>
+          <w:p>
+            <w:r>
+              <w:rPr>
+                <w:rFonts w:ascii="宋体" w:hAnsi="宋体"/>
+              </w:rPr>
+              <w:t>□有效  □无效</w:t>
+            </w:r>
+          </w:p>
+        </w:tc>
         <w:tc>
           <w:tcPr>
             <w:tcW w:w="1298" w:type="dxa"/>
@@ -9771,7 +9779,6 @@
           <w:p>
             <w:pPr>
               <w:pStyle w:val="8"/>
-              <w:pageBreakBefore w:val="0"/>
               <w:framePr w:wrap="auto" w:vAnchor="margin" w:hAnchor="text" w:yAlign="inline"/>
               <w:kinsoku/>
               <w:wordWrap/>
@@ -9789,11 +9796,22 @@
                 <w:rFonts w:hint="eastAsia" w:ascii="宋体" w:hAnsi="宋体" w:eastAsia="宋体" w:cs="宋体"/>
               </w:rPr>
             </w:pPr>
-          </w:p>
-        </w:tc>
-        <w:tc>
-          <w:tcPr>
-            <w:tcW w:w="1299" w:type="dxa"/>
+            <w:r>
+              <w:rPr>
+                <w:rFonts w:hint="eastAsia" w:ascii="宋体" w:hAnsi="宋体" w:eastAsia="宋体" w:cs="宋体"/>
+                <w:sz w:val="14"/>
+                <w:szCs w:val="14"/>
+                <w:shd w:val="clear" w:color="auto" w:fill="auto"/>
+                <w:rtl w:val="0"/>
+                <w:lang w:val="en-US"/>
+              </w:rPr>
+              <w:t>98.07</w:t>
+            </w:r>
+          </w:p>
+        </w:tc>
+        <w:tc>
+          <w:tcPr>
+            <w:tcW w:w="1298" w:type="dxa"/>
             <w:tcBorders>
               <w:top w:val="single" w:color="000000" w:sz="6" w:space="0"/>
               <w:left w:val="single" w:color="000000" w:sz="6" w:space="0"/>
@@ -9812,7 +9830,6 @@
           <w:p>
             <w:pPr>
               <w:pStyle w:val="8"/>
-              <w:pageBreakBefore w:val="0"/>
               <w:framePr w:wrap="auto" w:vAnchor="margin" w:hAnchor="text" w:yAlign="inline"/>
               <w:kinsoku/>
               <w:wordWrap/>
@@ -9839,250 +9856,16 @@
                 <w:rtl w:val="0"/>
                 <w:lang w:val="en-US"/>
               </w:rPr>
-              <w:t>面1</w:t>
-            </w:r>
-          </w:p>
-        </w:tc>
-        <w:tc>
-          <w:tcPr>
-            <w:tcW w:w="1299" w:type="dxa"/>
-            <w:tcBorders>
-              <w:top w:val="single" w:color="000000" w:sz="6" w:space="0"/>
-              <w:left w:val="single" w:color="000000" w:sz="6" w:space="0"/>
-              <w:bottom w:val="single" w:color="000000" w:sz="6" w:space="0"/>
-              <w:right w:val="single" w:color="000000" w:sz="6" w:space="0"/>
-            </w:tcBorders>
-            <w:shd w:val="clear" w:color="auto" w:fill="auto"/>
-            <w:tcMar>
-              <w:top w:w="80" w:type="dxa"/>
-              <w:left w:w="80" w:type="dxa"/>
-              <w:bottom w:w="80" w:type="dxa"/>
-              <w:right w:w="80" w:type="dxa"/>
-            </w:tcMar>
-            <w:vAlign w:val="center"/>
-          </w:tcPr>
-          <w:p>
-            <w:pPr>
-              <w:pageBreakBefore w:val="0"/>
-              <w:framePr w:wrap="auto" w:vAnchor="margin" w:hAnchor="text" w:yAlign="inline"/>
-              <w:kinsoku/>
-              <w:wordWrap/>
-              <w:overflowPunct/>
-              <w:topLinePunct w:val="0"/>
-              <w:autoSpaceDE/>
-              <w:autoSpaceDN/>
-              <w:bidi w:val="0"/>
-              <w:adjustRightInd/>
-              <w:snapToGrid/>
-              <w:spacing w:before="0" w:after="0"/>
-              <w:textAlignment w:val="auto"/>
-              <w:rPr>
-                <w:rFonts w:hint="eastAsia" w:ascii="宋体" w:hAnsi="宋体" w:eastAsia="宋体" w:cs="宋体"/>
-              </w:rPr>
-            </w:pPr>
-          </w:p>
-        </w:tc>
-        <w:tc>
-          <w:tcPr>
-            <w:tcW w:w="1299" w:type="dxa"/>
-            <w:tcBorders>
-              <w:top w:val="single" w:color="000000" w:sz="6" w:space="0"/>
-              <w:left w:val="single" w:color="000000" w:sz="6" w:space="0"/>
-              <w:bottom w:val="single" w:color="000000" w:sz="6" w:space="0"/>
-              <w:right w:val="single" w:color="000000" w:sz="6" w:space="0"/>
-            </w:tcBorders>
-            <w:shd w:val="clear" w:color="auto" w:fill="auto"/>
-            <w:tcMar>
-              <w:top w:w="80" w:type="dxa"/>
-              <w:left w:w="80" w:type="dxa"/>
-              <w:bottom w:w="80" w:type="dxa"/>
-              <w:right w:w="80" w:type="dxa"/>
-            </w:tcMar>
-            <w:vAlign w:val="center"/>
-          </w:tcPr>
-          <w:p>
-            <w:pPr>
-              <w:pageBreakBefore w:val="0"/>
-              <w:framePr w:wrap="auto" w:vAnchor="margin" w:hAnchor="text" w:yAlign="inline"/>
-              <w:kinsoku/>
-              <w:wordWrap/>
-              <w:overflowPunct/>
-              <w:topLinePunct w:val="0"/>
-              <w:autoSpaceDE/>
-              <w:autoSpaceDN/>
-              <w:bidi w:val="0"/>
-              <w:adjustRightInd/>
-              <w:snapToGrid/>
-              <w:spacing w:before="0" w:after="0"/>
-              <w:textAlignment w:val="auto"/>
-              <w:rPr>
-                <w:rFonts w:hint="eastAsia" w:ascii="宋体" w:hAnsi="宋体" w:eastAsia="宋体" w:cs="宋体"/>
-              </w:rPr>
-            </w:pPr>
-          </w:p>
-        </w:tc>
-        <w:tc>
-          <w:tcPr>
-            <w:tcW w:w="1299" w:type="dxa"/>
-            <w:tcBorders>
-              <w:top w:val="single" w:color="000000" w:sz="6" w:space="0"/>
-              <w:left w:val="single" w:color="000000" w:sz="6" w:space="0"/>
-              <w:bottom w:val="single" w:color="000000" w:sz="6" w:space="0"/>
-              <w:right w:val="single" w:color="000000" w:sz="6" w:space="0"/>
-            </w:tcBorders>
-            <w:shd w:val="clear" w:color="auto" w:fill="auto"/>
-            <w:tcMar>
-              <w:top w:w="80" w:type="dxa"/>
-              <w:left w:w="80" w:type="dxa"/>
-              <w:bottom w:w="80" w:type="dxa"/>
-              <w:right w:w="80" w:type="dxa"/>
-            </w:tcMar>
-            <w:vAlign w:val="center"/>
-          </w:tcPr>
-          <w:p>
-            <w:pPr>
-              <w:pageBreakBefore w:val="0"/>
-              <w:framePr w:wrap="auto" w:vAnchor="margin" w:hAnchor="text" w:yAlign="inline"/>
-              <w:kinsoku/>
-              <w:wordWrap/>
-              <w:overflowPunct/>
-              <w:topLinePunct w:val="0"/>
-              <w:autoSpaceDE/>
-              <w:autoSpaceDN/>
-              <w:bidi w:val="0"/>
-              <w:adjustRightInd/>
-              <w:snapToGrid/>
-              <w:spacing w:before="0" w:after="0"/>
-              <w:textAlignment w:val="auto"/>
-              <w:rPr>
-                <w:rFonts w:hint="eastAsia" w:ascii="宋体" w:hAnsi="宋体" w:eastAsia="宋体" w:cs="宋体"/>
-              </w:rPr>
-            </w:pPr>
-          </w:p>
-        </w:tc>
-        <w:tc>
-          <w:tcPr>
-            <w:tcW w:w="1299" w:type="dxa"/>
-            <w:tcBorders>
-              <w:top w:val="single" w:color="000000" w:sz="6" w:space="0"/>
-              <w:left w:val="single" w:color="000000" w:sz="6" w:space="0"/>
-              <w:bottom w:val="single" w:color="000000" w:sz="6" w:space="0"/>
-              <w:right w:val="single" w:color="000000" w:sz="6" w:space="0"/>
-            </w:tcBorders>
-            <w:shd w:val="clear" w:color="auto" w:fill="auto"/>
-            <w:tcMar>
-              <w:top w:w="80" w:type="dxa"/>
-              <w:left w:w="80" w:type="dxa"/>
-              <w:bottom w:w="80" w:type="dxa"/>
-              <w:right w:w="80" w:type="dxa"/>
-            </w:tcMar>
-            <w:vAlign w:val="center"/>
-          </w:tcPr>
-          <w:p>
-            <w:pPr>
-              <w:pageBreakBefore w:val="0"/>
-              <w:framePr w:wrap="auto" w:vAnchor="margin" w:hAnchor="text" w:yAlign="inline"/>
-              <w:kinsoku/>
-              <w:wordWrap/>
-              <w:overflowPunct/>
-              <w:topLinePunct w:val="0"/>
-              <w:autoSpaceDE/>
-              <w:autoSpaceDN/>
-              <w:bidi w:val="0"/>
-              <w:adjustRightInd/>
-              <w:snapToGrid/>
-              <w:spacing w:before="0" w:after="0"/>
-              <w:textAlignment w:val="auto"/>
-              <w:rPr>
-                <w:rFonts w:hint="eastAsia" w:ascii="宋体" w:hAnsi="宋体" w:eastAsia="宋体" w:cs="宋体"/>
-              </w:rPr>
-            </w:pPr>
-          </w:p>
-        </w:tc>
-        <w:tc>
-          <w:tcPr>
-            <w:tcW w:w="1687" w:type="dxa"/>
-            <w:tcBorders>
-              <w:top w:val="single" w:color="000000" w:sz="6" w:space="0"/>
-              <w:left w:val="single" w:color="000000" w:sz="6" w:space="0"/>
-              <w:bottom w:val="single" w:color="000000" w:sz="6" w:space="0"/>
-              <w:right w:val="single" w:color="000000" w:sz="6" w:space="0"/>
-            </w:tcBorders>
-            <w:shd w:val="clear" w:color="auto" w:fill="auto"/>
-            <w:tcMar>
-              <w:top w:w="80" w:type="dxa"/>
-              <w:left w:w="80" w:type="dxa"/>
-              <w:bottom w:w="80" w:type="dxa"/>
-              <w:right w:w="80" w:type="dxa"/>
-            </w:tcMar>
-            <w:vAlign w:val="center"/>
-          </w:tcPr>
-          <w:p>
-            <w:pPr>
-              <w:pageBreakBefore w:val="0"/>
-              <w:framePr w:wrap="auto" w:vAnchor="margin" w:hAnchor="text" w:yAlign="inline"/>
-              <w:kinsoku/>
-              <w:wordWrap/>
-              <w:overflowPunct/>
-              <w:topLinePunct w:val="0"/>
-              <w:autoSpaceDE/>
-              <w:autoSpaceDN/>
-              <w:bidi w:val="0"/>
-              <w:adjustRightInd/>
-              <w:snapToGrid/>
-              <w:spacing w:before="0" w:after="0" w:line="240" w:lineRule="auto"/>
-              <w:ind w:left="0" w:leftChars="0" w:right="0" w:rightChars="0" w:firstLine="0" w:firstLineChars="0"/>
-              <w:textAlignment w:val="auto"/>
-              <w:rPr>
-                <w:rFonts w:hint="eastAsia" w:ascii="宋体" w:hAnsi="宋体" w:eastAsia="宋体" w:cs="宋体"/>
-              </w:rPr>
-            </w:pPr>
-            <w:r>
-              <w:rPr>
-                <w:rFonts w:hint="eastAsia" w:ascii="宋体" w:hAnsi="宋体" w:eastAsia="宋体" w:cs="宋体"/>
-                <w:sz w:val="15"/>
-                <w:szCs w:val="15"/>
-                <w:shd w:val="clear" w:color="auto" w:fill="auto"/>
-                <w:rtl w:val="0"/>
-                <w:lang w:val="en-US"/>
-              </w:rPr>
-              <w:t>□符合</w:t>
-            </w:r>
-            <w:r>
-              <w:rPr>
-                <w:rFonts w:hint="eastAsia" w:ascii="宋体" w:hAnsi="宋体" w:eastAsia="宋体" w:cs="宋体"/>
-                <w:sz w:val="15"/>
-                <w:szCs w:val="15"/>
-                <w:shd w:val="clear" w:color="auto" w:fill="auto"/>
-                <w:rtl w:val="0"/>
-                <w:lang w:val="en-US" w:eastAsia="zh-CN"/>
-              </w:rPr>
-              <w:t xml:space="preserve">    </w:t>
-            </w:r>
-            <w:r>
-              <w:rPr>
-                <w:rFonts w:hint="eastAsia" w:ascii="宋体" w:hAnsi="宋体" w:eastAsia="宋体" w:cs="宋体"/>
-                <w:sz w:val="15"/>
-                <w:szCs w:val="15"/>
-                <w:shd w:val="clear" w:color="auto" w:fill="auto"/>
-                <w:rtl w:val="0"/>
-                <w:lang w:val="en-US"/>
-              </w:rPr>
-              <w:t xml:space="preserve"> □</w:t>
-            </w:r>
-            <w:r>
-              <w:rPr>
-                <w:rFonts w:hint="eastAsia" w:ascii="宋体" w:hAnsi="宋体" w:eastAsia="宋体" w:cs="宋体"/>
-                <w:sz w:val="15"/>
-                <w:szCs w:val="15"/>
-                <w:shd w:val="clear" w:color="auto" w:fill="auto"/>
-                <w:rtl w:val="0"/>
-                <w:lang w:val="en-US" w:eastAsia="zh-CN"/>
-              </w:rPr>
-              <w:t>不符合</w:t>
-            </w:r>
-          </w:p>
-        </w:tc>
+              <w:t>15</w:t>
+            </w:r>
+          </w:p>
+        </w:tc>
+      </w:tr>
+      <w:tr>
+        <w:trPr>
+          <w:trHeight w:val="375" w:hRule="atLeast"/>
+          <w:jc w:val="center"/>
+        </w:trPr>
         <w:tc>
           <w:tcPr>
             <w:tcW w:w="1298" w:type="dxa"/>
@@ -10104,7 +9887,6 @@
           <w:p>
             <w:pPr>
               <w:pStyle w:val="8"/>
-              <w:pageBreakBefore w:val="0"/>
               <w:framePr w:wrap="auto" w:vAnchor="margin" w:hAnchor="text" w:yAlign="inline"/>
               <w:kinsoku/>
               <w:wordWrap/>
@@ -10122,16 +9904,211 @@
                 <w:rFonts w:hint="eastAsia" w:ascii="宋体" w:hAnsi="宋体" w:eastAsia="宋体" w:cs="宋体"/>
               </w:rPr>
             </w:pPr>
-            <w:r>
-              <w:rPr>
-                <w:rFonts w:hint="eastAsia" w:ascii="宋体" w:hAnsi="宋体" w:eastAsia="宋体" w:cs="宋体"/>
-                <w:sz w:val="14"/>
-                <w:szCs w:val="14"/>
-                <w:shd w:val="clear" w:color="auto" w:fill="auto"/>
-                <w:rtl w:val="0"/>
-                <w:lang w:val="en-US"/>
-              </w:rPr>
-              <w:t>98.07</w:t>
+          </w:p>
+        </w:tc>
+        <w:tc>
+          <w:tcPr>
+            <w:tcW w:w="1299" w:type="dxa"/>
+            <w:tcBorders>
+              <w:top w:val="single" w:color="000000" w:sz="6" w:space="0"/>
+              <w:left w:val="single" w:color="000000" w:sz="6" w:space="0"/>
+              <w:bottom w:val="single" w:color="000000" w:sz="6" w:space="0"/>
+              <w:right w:val="single" w:color="000000" w:sz="6" w:space="0"/>
+            </w:tcBorders>
+            <w:shd w:val="clear" w:color="auto" w:fill="auto"/>
+            <w:tcMar>
+              <w:top w:w="80" w:type="dxa"/>
+              <w:left w:w="80" w:type="dxa"/>
+              <w:bottom w:w="80" w:type="dxa"/>
+              <w:right w:w="80" w:type="dxa"/>
+            </w:tcMar>
+            <w:vAlign w:val="center"/>
+          </w:tcPr>
+          <w:p>
+            <w:r>
+              <w:rPr>
+                <w:rFonts w:ascii="宋体" w:hAnsi="宋体"/>
+              </w:rPr>
+              <w:t>________</w:t>
+            </w:r>
+          </w:p>
+        </w:tc>
+        <w:tc>
+          <w:tcPr>
+            <w:tcW w:w="1299" w:type="dxa"/>
+            <w:tcBorders>
+              <w:top w:val="single" w:color="000000" w:sz="6" w:space="0"/>
+              <w:left w:val="single" w:color="000000" w:sz="6" w:space="0"/>
+              <w:bottom w:val="single" w:color="000000" w:sz="6" w:space="0"/>
+              <w:right w:val="single" w:color="000000" w:sz="6" w:space="0"/>
+            </w:tcBorders>
+            <w:shd w:val="clear" w:color="auto" w:fill="auto"/>
+            <w:tcMar>
+              <w:top w:w="80" w:type="dxa"/>
+              <w:left w:w="80" w:type="dxa"/>
+              <w:bottom w:w="80" w:type="dxa"/>
+              <w:right w:w="80" w:type="dxa"/>
+            </w:tcMar>
+            <w:vAlign w:val="center"/>
+          </w:tcPr>
+          <w:p>
+            <w:pPr>
+              <w:framePr w:wrap="auto" w:vAnchor="margin" w:hAnchor="text" w:yAlign="inline"/>
+              <w:kinsoku/>
+              <w:wordWrap/>
+              <w:overflowPunct/>
+              <w:topLinePunct w:val="0"/>
+              <w:autoSpaceDE/>
+              <w:autoSpaceDN/>
+              <w:bidi w:val="0"/>
+              <w:adjustRightInd/>
+              <w:snapToGrid/>
+              <w:spacing w:before="0" w:after="0"/>
+              <w:textAlignment w:val="auto"/>
+              <w:rPr>
+                <w:rFonts w:hint="eastAsia" w:ascii="宋体" w:hAnsi="宋体" w:eastAsia="宋体" w:cs="宋体"/>
+              </w:rPr>
+            </w:pPr>
+          </w:p>
+        </w:tc>
+        <w:tc>
+          <w:tcPr>
+            <w:tcW w:w="1299" w:type="dxa"/>
+            <w:tcBorders>
+              <w:top w:val="single" w:color="000000" w:sz="6" w:space="0"/>
+              <w:left w:val="single" w:color="000000" w:sz="6" w:space="0"/>
+              <w:bottom w:val="single" w:color="000000" w:sz="6" w:space="0"/>
+              <w:right w:val="single" w:color="000000" w:sz="6" w:space="0"/>
+            </w:tcBorders>
+            <w:shd w:val="clear" w:color="auto" w:fill="auto"/>
+            <w:tcMar>
+              <w:top w:w="80" w:type="dxa"/>
+              <w:left w:w="80" w:type="dxa"/>
+              <w:bottom w:w="80" w:type="dxa"/>
+              <w:right w:w="80" w:type="dxa"/>
+            </w:tcMar>
+            <w:vAlign w:val="center"/>
+          </w:tcPr>
+          <w:p>
+            <w:pPr>
+              <w:framePr w:wrap="auto" w:vAnchor="margin" w:hAnchor="text" w:yAlign="inline"/>
+              <w:kinsoku/>
+              <w:wordWrap/>
+              <w:overflowPunct/>
+              <w:topLinePunct w:val="0"/>
+              <w:autoSpaceDE/>
+              <w:autoSpaceDN/>
+              <w:bidi w:val="0"/>
+              <w:adjustRightInd/>
+              <w:snapToGrid/>
+              <w:spacing w:before="0" w:after="0"/>
+              <w:textAlignment w:val="auto"/>
+              <w:rPr>
+                <w:rFonts w:hint="eastAsia" w:ascii="宋体" w:hAnsi="宋体" w:eastAsia="宋体" w:cs="宋体"/>
+              </w:rPr>
+            </w:pPr>
+          </w:p>
+        </w:tc>
+        <w:tc>
+          <w:tcPr>
+            <w:tcW w:w="1299" w:type="dxa"/>
+            <w:tcBorders>
+              <w:top w:val="single" w:color="000000" w:sz="6" w:space="0"/>
+              <w:left w:val="single" w:color="000000" w:sz="6" w:space="0"/>
+              <w:bottom w:val="single" w:color="000000" w:sz="6" w:space="0"/>
+              <w:right w:val="single" w:color="000000" w:sz="6" w:space="0"/>
+            </w:tcBorders>
+            <w:shd w:val="clear" w:color="auto" w:fill="auto"/>
+            <w:tcMar>
+              <w:top w:w="80" w:type="dxa"/>
+              <w:left w:w="80" w:type="dxa"/>
+              <w:bottom w:w="80" w:type="dxa"/>
+              <w:right w:w="80" w:type="dxa"/>
+            </w:tcMar>
+            <w:vAlign w:val="center"/>
+          </w:tcPr>
+          <w:p>
+            <w:pPr>
+              <w:framePr w:wrap="auto" w:vAnchor="margin" w:hAnchor="text" w:yAlign="inline"/>
+              <w:kinsoku/>
+              <w:wordWrap/>
+              <w:overflowPunct/>
+              <w:topLinePunct w:val="0"/>
+              <w:autoSpaceDE/>
+              <w:autoSpaceDN/>
+              <w:bidi w:val="0"/>
+              <w:adjustRightInd/>
+              <w:snapToGrid/>
+              <w:spacing w:before="0" w:after="0"/>
+              <w:textAlignment w:val="auto"/>
+              <w:rPr>
+                <w:rFonts w:hint="eastAsia" w:ascii="宋体" w:hAnsi="宋体" w:eastAsia="宋体" w:cs="宋体"/>
+              </w:rPr>
+            </w:pPr>
+          </w:p>
+        </w:tc>
+        <w:tc>
+          <w:tcPr>
+            <w:tcW w:w="1299" w:type="dxa"/>
+            <w:tcBorders>
+              <w:top w:val="single" w:color="000000" w:sz="6" w:space="0"/>
+              <w:left w:val="single" w:color="000000" w:sz="6" w:space="0"/>
+              <w:bottom w:val="single" w:color="000000" w:sz="6" w:space="0"/>
+              <w:right w:val="single" w:color="000000" w:sz="6" w:space="0"/>
+            </w:tcBorders>
+            <w:shd w:val="clear" w:color="auto" w:fill="auto"/>
+            <w:tcMar>
+              <w:top w:w="80" w:type="dxa"/>
+              <w:left w:w="80" w:type="dxa"/>
+              <w:bottom w:w="80" w:type="dxa"/>
+              <w:right w:w="80" w:type="dxa"/>
+            </w:tcMar>
+            <w:vAlign w:val="center"/>
+          </w:tcPr>
+          <w:p>
+            <w:pPr>
+              <w:framePr w:wrap="auto" w:vAnchor="margin" w:hAnchor="text" w:yAlign="inline"/>
+              <w:kinsoku/>
+              <w:wordWrap/>
+              <w:overflowPunct/>
+              <w:topLinePunct w:val="0"/>
+              <w:autoSpaceDE/>
+              <w:autoSpaceDN/>
+              <w:bidi w:val="0"/>
+              <w:adjustRightInd/>
+              <w:snapToGrid/>
+              <w:spacing w:before="0" w:after="0"/>
+              <w:textAlignment w:val="auto"/>
+              <w:rPr>
+                <w:rFonts w:hint="eastAsia" w:ascii="宋体" w:hAnsi="宋体" w:eastAsia="宋体" w:cs="宋体"/>
+              </w:rPr>
+            </w:pPr>
+          </w:p>
+        </w:tc>
+        <w:tc>
+          <w:tcPr>
+            <w:tcW w:w="1687" w:type="dxa"/>
+            <w:tcBorders>
+              <w:top w:val="single" w:color="000000" w:sz="6" w:space="0"/>
+              <w:left w:val="single" w:color="000000" w:sz="6" w:space="0"/>
+              <w:bottom w:val="single" w:color="000000" w:sz="6" w:space="0"/>
+              <w:right w:val="single" w:color="000000" w:sz="6" w:space="0"/>
+            </w:tcBorders>
+            <w:shd w:val="clear" w:color="auto" w:fill="auto"/>
+            <w:tcMar>
+              <w:top w:w="80" w:type="dxa"/>
+              <w:left w:w="80" w:type="dxa"/>
+              <w:bottom w:w="80" w:type="dxa"/>
+              <w:right w:w="80" w:type="dxa"/>
+            </w:tcMar>
+            <w:vAlign w:val="center"/>
+          </w:tcPr>
+          <w:p>
+            <w:r>
+              <w:rPr>
+                <w:rFonts w:ascii="宋体" w:hAnsi="宋体"/>
+              </w:rPr>
+              <w:t>□有效  □无效</w:t>
             </w:r>
           </w:p>
         </w:tc>
@@ -10156,7 +10133,6 @@
           <w:p>
             <w:pPr>
               <w:pStyle w:val="8"/>
-              <w:pageBreakBefore w:val="0"/>
               <w:framePr w:wrap="auto" w:vAnchor="margin" w:hAnchor="text" w:yAlign="inline"/>
               <w:kinsoku/>
               <w:wordWrap/>
@@ -10183,16 +10159,10 @@
                 <w:rtl w:val="0"/>
                 <w:lang w:val="en-US"/>
               </w:rPr>
-              <w:t>15</w:t>
-            </w:r>
-          </w:p>
-        </w:tc>
-      </w:tr>
-      <w:tr>
-        <w:trPr>
-          <w:trHeight w:val="375" w:hRule="atLeast"/>
-          <w:jc w:val="center"/>
-        </w:trPr>
+              <w:t>98.07</w:t>
+            </w:r>
+          </w:p>
+        </w:tc>
         <w:tc>
           <w:tcPr>
             <w:tcW w:w="1298" w:type="dxa"/>
@@ -10214,7 +10184,6 @@
           <w:p>
             <w:pPr>
               <w:pStyle w:val="8"/>
-              <w:pageBreakBefore w:val="0"/>
               <w:framePr w:wrap="auto" w:vAnchor="margin" w:hAnchor="text" w:yAlign="inline"/>
               <w:kinsoku/>
               <w:wordWrap/>
@@ -10232,11 +10201,28 @@
                 <w:rFonts w:hint="eastAsia" w:ascii="宋体" w:hAnsi="宋体" w:eastAsia="宋体" w:cs="宋体"/>
               </w:rPr>
             </w:pPr>
-          </w:p>
-        </w:tc>
-        <w:tc>
-          <w:tcPr>
-            <w:tcW w:w="1299" w:type="dxa"/>
+            <w:r>
+              <w:rPr>
+                <w:rFonts w:hint="eastAsia" w:ascii="宋体" w:hAnsi="宋体" w:eastAsia="宋体" w:cs="宋体"/>
+                <w:sz w:val="14"/>
+                <w:szCs w:val="14"/>
+                <w:shd w:val="clear" w:color="auto" w:fill="auto"/>
+                <w:rtl w:val="0"/>
+                <w:lang w:val="en-US"/>
+              </w:rPr>
+              <w:t>15</w:t>
+            </w:r>
+          </w:p>
+        </w:tc>
+      </w:tr>
+      <w:tr>
+        <w:trPr>
+          <w:trHeight w:val="375" w:hRule="atLeast"/>
+          <w:jc w:val="center"/>
+        </w:trPr>
+        <w:tc>
+          <w:tcPr>
+            <w:tcW w:w="1298" w:type="dxa"/>
             <w:tcBorders>
               <w:top w:val="single" w:color="000000" w:sz="6" w:space="0"/>
               <w:left w:val="single" w:color="000000" w:sz="6" w:space="0"/>
@@ -10255,7 +10241,6 @@
           <w:p>
             <w:pPr>
               <w:pStyle w:val="8"/>
-              <w:pageBreakBefore w:val="0"/>
               <w:framePr w:wrap="auto" w:vAnchor="margin" w:hAnchor="text" w:yAlign="inline"/>
               <w:kinsoku/>
               <w:wordWrap/>
@@ -10273,17 +10258,6 @@
                 <w:rFonts w:hint="eastAsia" w:ascii="宋体" w:hAnsi="宋体" w:eastAsia="宋体" w:cs="宋体"/>
               </w:rPr>
             </w:pPr>
-            <w:r>
-              <w:rPr>
-                <w:rFonts w:hint="eastAsia" w:ascii="宋体" w:hAnsi="宋体" w:eastAsia="宋体" w:cs="宋体"/>
-                <w:sz w:val="14"/>
-                <w:szCs w:val="14"/>
-                <w:shd w:val="clear" w:color="auto" w:fill="auto"/>
-                <w:rtl w:val="0"/>
-                <w:lang w:val="en-US"/>
-              </w:rPr>
-              <w:t>面2</w:t>
-            </w:r>
           </w:p>
         </w:tc>
         <w:tc>
@@ -10305,8 +10279,34 @@
             <w:vAlign w:val="center"/>
           </w:tcPr>
           <w:p>
-            <w:pPr>
-              <w:pageBreakBefore w:val="0"/>
+            <w:r>
+              <w:rPr>
+                <w:rFonts w:ascii="宋体" w:hAnsi="宋体"/>
+              </w:rPr>
+              <w:t>________</w:t>
+            </w:r>
+          </w:p>
+        </w:tc>
+        <w:tc>
+          <w:tcPr>
+            <w:tcW w:w="1299" w:type="dxa"/>
+            <w:tcBorders>
+              <w:top w:val="single" w:color="000000" w:sz="6" w:space="0"/>
+              <w:left w:val="single" w:color="000000" w:sz="6" w:space="0"/>
+              <w:bottom w:val="single" w:color="000000" w:sz="6" w:space="0"/>
+              <w:right w:val="single" w:color="000000" w:sz="6" w:space="0"/>
+            </w:tcBorders>
+            <w:shd w:val="clear" w:color="auto" w:fill="auto"/>
+            <w:tcMar>
+              <w:top w:w="80" w:type="dxa"/>
+              <w:left w:w="80" w:type="dxa"/>
+              <w:bottom w:w="80" w:type="dxa"/>
+              <w:right w:w="80" w:type="dxa"/>
+            </w:tcMar>
+            <w:vAlign w:val="center"/>
+          </w:tcPr>
+          <w:p>
+            <w:pPr>
               <w:framePr w:wrap="auto" w:vAnchor="margin" w:hAnchor="text" w:yAlign="inline"/>
               <w:kinsoku/>
               <w:wordWrap/>
@@ -10345,7 +10345,6 @@
           </w:tcPr>
           <w:p>
             <w:pPr>
-              <w:pageBreakBefore w:val="0"/>
               <w:framePr w:wrap="auto" w:vAnchor="margin" w:hAnchor="text" w:yAlign="inline"/>
               <w:kinsoku/>
               <w:wordWrap/>
@@ -10384,7 +10383,6 @@
           </w:tcPr>
           <w:p>
             <w:pPr>
-              <w:pageBreakBefore w:val="0"/>
               <w:framePr w:wrap="auto" w:vAnchor="margin" w:hAnchor="text" w:yAlign="inline"/>
               <w:kinsoku/>
               <w:wordWrap/>
@@ -10423,7 +10421,6 @@
           </w:tcPr>
           <w:p>
             <w:pPr>
-              <w:pageBreakBefore w:val="0"/>
               <w:framePr w:wrap="auto" w:vAnchor="margin" w:hAnchor="text" w:yAlign="inline"/>
               <w:kinsoku/>
               <w:wordWrap/>
@@ -10461,68 +10458,11 @@
             <w:vAlign w:val="center"/>
           </w:tcPr>
           <w:p>
-            <w:pPr>
-              <w:pageBreakBefore w:val="0"/>
-              <w:framePr w:wrap="auto" w:vAnchor="margin" w:hAnchor="text" w:yAlign="inline"/>
-              <w:kinsoku/>
-              <w:wordWrap/>
-              <w:overflowPunct/>
-              <w:topLinePunct w:val="0"/>
-              <w:autoSpaceDE/>
-              <w:autoSpaceDN/>
-              <w:bidi w:val="0"/>
-              <w:adjustRightInd/>
-              <w:snapToGrid/>
-              <w:spacing w:before="0" w:after="0" w:line="240" w:lineRule="auto"/>
-              <w:ind w:left="0" w:leftChars="0" w:right="0" w:rightChars="0" w:firstLine="0" w:firstLineChars="0"/>
-              <w:textAlignment w:val="auto"/>
-              <w:rPr>
-                <w:rFonts w:hint="eastAsia" w:ascii="宋体" w:hAnsi="宋体" w:eastAsia="宋体" w:cs="宋体"/>
-              </w:rPr>
-            </w:pPr>
-            <w:r>
-              <w:rPr>
-                <w:rFonts w:hint="eastAsia" w:ascii="宋体" w:hAnsi="宋体" w:eastAsia="宋体" w:cs="宋体"/>
-                <w:sz w:val="15"/>
-                <w:szCs w:val="15"/>
-                <w:shd w:val="clear" w:color="auto" w:fill="auto"/>
-                <w:rtl w:val="0"/>
-                <w:lang w:val="en-US"/>
-              </w:rPr>
-              <w:t>□符合</w:t>
-            </w:r>
-            <w:r>
-              <w:rPr>
-                <w:rFonts w:hint="eastAsia" w:ascii="宋体" w:hAnsi="宋体" w:eastAsia="宋体" w:cs="宋体"/>
-                <w:sz w:val="15"/>
-                <w:szCs w:val="15"/>
-                <w:shd w:val="clear" w:color="auto" w:fill="auto"/>
-                <w:rtl w:val="0"/>
-                <w:lang w:val="en-US" w:eastAsia="zh-CN"/>
-              </w:rPr>
-              <w:t xml:space="preserve">    </w:t>
-            </w:r>
-            <w:r>
-              <w:rPr>
-                <w:rFonts w:hint="eastAsia" w:ascii="宋体" w:hAnsi="宋体" w:eastAsia="宋体" w:cs="宋体"/>
-                <w:sz w:val="15"/>
-                <w:szCs w:val="15"/>
-                <w:shd w:val="clear" w:color="auto" w:fill="auto"/>
-                <w:rtl w:val="0"/>
-                <w:lang w:val="en-US"/>
-              </w:rPr>
-              <w:t xml:space="preserve"> □</w:t>
-            </w:r>
-            <w:r>
-              <w:rPr>
-                <w:rFonts w:hint="eastAsia" w:ascii="宋体" w:hAnsi="宋体" w:eastAsia="宋体" w:cs="宋体"/>
-                <w:sz w:val="15"/>
-                <w:szCs w:val="15"/>
-                <w:shd w:val="clear" w:color="auto" w:fill="auto"/>
-                <w:rtl w:val="0"/>
-                <w:lang w:val="en-US" w:eastAsia="zh-CN"/>
-              </w:rPr>
-              <w:t>不符合</w:t>
+            <w:r>
+              <w:rPr>
+                <w:rFonts w:ascii="宋体" w:hAnsi="宋体"/>
+              </w:rPr>
+              <w:t>□有效  □无效</w:t>
             </w:r>
           </w:p>
         </w:tc>
@@ -10547,7 +10487,6 @@
           <w:p>
             <w:pPr>
               <w:pStyle w:val="8"/>
-              <w:pageBreakBefore w:val="0"/>
               <w:framePr w:wrap="auto" w:vAnchor="margin" w:hAnchor="text" w:yAlign="inline"/>
               <w:kinsoku/>
               <w:wordWrap/>
@@ -10599,7 +10538,6 @@
           <w:p>
             <w:pPr>
               <w:pStyle w:val="8"/>
-              <w:pageBreakBefore w:val="0"/>
               <w:framePr w:wrap="auto" w:vAnchor="margin" w:hAnchor="text" w:yAlign="inline"/>
               <w:kinsoku/>
               <w:wordWrap/>
@@ -10657,7 +10595,6 @@
           <w:p>
             <w:pPr>
               <w:pStyle w:val="8"/>
-              <w:pageBreakBefore w:val="0"/>
               <w:framePr w:wrap="auto" w:vAnchor="margin" w:hAnchor="text" w:yAlign="inline"/>
               <w:kinsoku/>
               <w:wordWrap/>
@@ -10696,9 +10633,214 @@
             <w:vAlign w:val="center"/>
           </w:tcPr>
           <w:p>
+            <w:r>
+              <w:rPr>
+                <w:rFonts w:ascii="宋体" w:hAnsi="宋体"/>
+              </w:rPr>
+              <w:t>________</w:t>
+            </w:r>
+          </w:p>
+        </w:tc>
+        <w:tc>
+          <w:tcPr>
+            <w:tcW w:w="1299" w:type="dxa"/>
+            <w:tcBorders>
+              <w:top w:val="single" w:color="000000" w:sz="6" w:space="0"/>
+              <w:left w:val="single" w:color="000000" w:sz="6" w:space="0"/>
+              <w:bottom w:val="single" w:color="000000" w:sz="6" w:space="0"/>
+              <w:right w:val="single" w:color="000000" w:sz="6" w:space="0"/>
+            </w:tcBorders>
+            <w:shd w:val="clear" w:color="auto" w:fill="auto"/>
+            <w:tcMar>
+              <w:top w:w="80" w:type="dxa"/>
+              <w:left w:w="80" w:type="dxa"/>
+              <w:bottom w:w="80" w:type="dxa"/>
+              <w:right w:w="80" w:type="dxa"/>
+            </w:tcMar>
+            <w:vAlign w:val="center"/>
+          </w:tcPr>
+          <w:p>
+            <w:pPr>
+              <w:framePr w:wrap="auto" w:vAnchor="margin" w:hAnchor="text" w:yAlign="inline"/>
+              <w:kinsoku/>
+              <w:wordWrap/>
+              <w:overflowPunct/>
+              <w:topLinePunct w:val="0"/>
+              <w:autoSpaceDE/>
+              <w:autoSpaceDN/>
+              <w:bidi w:val="0"/>
+              <w:adjustRightInd/>
+              <w:snapToGrid/>
+              <w:spacing w:before="0" w:after="0"/>
+              <w:textAlignment w:val="auto"/>
+              <w:rPr>
+                <w:rFonts w:hint="eastAsia" w:ascii="宋体" w:hAnsi="宋体" w:eastAsia="宋体" w:cs="宋体"/>
+              </w:rPr>
+            </w:pPr>
+          </w:p>
+        </w:tc>
+        <w:tc>
+          <w:tcPr>
+            <w:tcW w:w="1299" w:type="dxa"/>
+            <w:tcBorders>
+              <w:top w:val="single" w:color="000000" w:sz="6" w:space="0"/>
+              <w:left w:val="single" w:color="000000" w:sz="6" w:space="0"/>
+              <w:bottom w:val="single" w:color="000000" w:sz="6" w:space="0"/>
+              <w:right w:val="single" w:color="000000" w:sz="6" w:space="0"/>
+            </w:tcBorders>
+            <w:shd w:val="clear" w:color="auto" w:fill="auto"/>
+            <w:tcMar>
+              <w:top w:w="80" w:type="dxa"/>
+              <w:left w:w="80" w:type="dxa"/>
+              <w:bottom w:w="80" w:type="dxa"/>
+              <w:right w:w="80" w:type="dxa"/>
+            </w:tcMar>
+            <w:vAlign w:val="center"/>
+          </w:tcPr>
+          <w:p>
+            <w:pPr>
+              <w:framePr w:wrap="auto" w:vAnchor="margin" w:hAnchor="text" w:yAlign="inline"/>
+              <w:kinsoku/>
+              <w:wordWrap/>
+              <w:overflowPunct/>
+              <w:topLinePunct w:val="0"/>
+              <w:autoSpaceDE/>
+              <w:autoSpaceDN/>
+              <w:bidi w:val="0"/>
+              <w:adjustRightInd/>
+              <w:snapToGrid/>
+              <w:spacing w:before="0" w:after="0"/>
+              <w:textAlignment w:val="auto"/>
+              <w:rPr>
+                <w:rFonts w:hint="eastAsia" w:ascii="宋体" w:hAnsi="宋体" w:eastAsia="宋体" w:cs="宋体"/>
+              </w:rPr>
+            </w:pPr>
+          </w:p>
+        </w:tc>
+        <w:tc>
+          <w:tcPr>
+            <w:tcW w:w="1299" w:type="dxa"/>
+            <w:tcBorders>
+              <w:top w:val="single" w:color="000000" w:sz="6" w:space="0"/>
+              <w:left w:val="single" w:color="000000" w:sz="6" w:space="0"/>
+              <w:bottom w:val="single" w:color="000000" w:sz="6" w:space="0"/>
+              <w:right w:val="single" w:color="000000" w:sz="6" w:space="0"/>
+            </w:tcBorders>
+            <w:shd w:val="clear" w:color="auto" w:fill="auto"/>
+            <w:tcMar>
+              <w:top w:w="80" w:type="dxa"/>
+              <w:left w:w="80" w:type="dxa"/>
+              <w:bottom w:w="80" w:type="dxa"/>
+              <w:right w:w="80" w:type="dxa"/>
+            </w:tcMar>
+            <w:vAlign w:val="center"/>
+          </w:tcPr>
+          <w:p>
+            <w:pPr>
+              <w:framePr w:wrap="auto" w:vAnchor="margin" w:hAnchor="text" w:yAlign="inline"/>
+              <w:kinsoku/>
+              <w:wordWrap/>
+              <w:overflowPunct/>
+              <w:topLinePunct w:val="0"/>
+              <w:autoSpaceDE/>
+              <w:autoSpaceDN/>
+              <w:bidi w:val="0"/>
+              <w:adjustRightInd/>
+              <w:snapToGrid/>
+              <w:spacing w:before="0" w:after="0"/>
+              <w:textAlignment w:val="auto"/>
+              <w:rPr>
+                <w:rFonts w:hint="eastAsia" w:ascii="宋体" w:hAnsi="宋体" w:eastAsia="宋体" w:cs="宋体"/>
+              </w:rPr>
+            </w:pPr>
+          </w:p>
+        </w:tc>
+        <w:tc>
+          <w:tcPr>
+            <w:tcW w:w="1299" w:type="dxa"/>
+            <w:tcBorders>
+              <w:top w:val="single" w:color="000000" w:sz="6" w:space="0"/>
+              <w:left w:val="single" w:color="000000" w:sz="6" w:space="0"/>
+              <w:bottom w:val="single" w:color="000000" w:sz="6" w:space="0"/>
+              <w:right w:val="single" w:color="000000" w:sz="6" w:space="0"/>
+            </w:tcBorders>
+            <w:shd w:val="clear" w:color="auto" w:fill="auto"/>
+            <w:tcMar>
+              <w:top w:w="80" w:type="dxa"/>
+              <w:left w:w="80" w:type="dxa"/>
+              <w:bottom w:w="80" w:type="dxa"/>
+              <w:right w:w="80" w:type="dxa"/>
+            </w:tcMar>
+            <w:vAlign w:val="center"/>
+          </w:tcPr>
+          <w:p>
+            <w:pPr>
+              <w:framePr w:wrap="auto" w:vAnchor="margin" w:hAnchor="text" w:yAlign="inline"/>
+              <w:kinsoku/>
+              <w:wordWrap/>
+              <w:overflowPunct/>
+              <w:topLinePunct w:val="0"/>
+              <w:autoSpaceDE/>
+              <w:autoSpaceDN/>
+              <w:bidi w:val="0"/>
+              <w:adjustRightInd/>
+              <w:snapToGrid/>
+              <w:spacing w:before="0" w:after="0"/>
+              <w:textAlignment w:val="auto"/>
+              <w:rPr>
+                <w:rFonts w:hint="eastAsia" w:ascii="宋体" w:hAnsi="宋体" w:eastAsia="宋体" w:cs="宋体"/>
+              </w:rPr>
+            </w:pPr>
+          </w:p>
+        </w:tc>
+        <w:tc>
+          <w:tcPr>
+            <w:tcW w:w="1687" w:type="dxa"/>
+            <w:tcBorders>
+              <w:top w:val="single" w:color="000000" w:sz="6" w:space="0"/>
+              <w:left w:val="single" w:color="000000" w:sz="6" w:space="0"/>
+              <w:bottom w:val="single" w:color="000000" w:sz="6" w:space="0"/>
+              <w:right w:val="single" w:color="000000" w:sz="6" w:space="0"/>
+            </w:tcBorders>
+            <w:shd w:val="clear" w:color="auto" w:fill="auto"/>
+            <w:tcMar>
+              <w:top w:w="80" w:type="dxa"/>
+              <w:left w:w="80" w:type="dxa"/>
+              <w:bottom w:w="80" w:type="dxa"/>
+              <w:right w:w="80" w:type="dxa"/>
+            </w:tcMar>
+            <w:vAlign w:val="center"/>
+          </w:tcPr>
+          <w:p>
+            <w:r>
+              <w:rPr>
+                <w:rFonts w:ascii="宋体" w:hAnsi="宋体"/>
+              </w:rPr>
+              <w:t>□有效  □无效</w:t>
+            </w:r>
+          </w:p>
+        </w:tc>
+        <w:tc>
+          <w:tcPr>
+            <w:tcW w:w="1298" w:type="dxa"/>
+            <w:tcBorders>
+              <w:top w:val="single" w:color="000000" w:sz="6" w:space="0"/>
+              <w:left w:val="single" w:color="000000" w:sz="6" w:space="0"/>
+              <w:bottom w:val="single" w:color="000000" w:sz="6" w:space="0"/>
+              <w:right w:val="single" w:color="000000" w:sz="6" w:space="0"/>
+            </w:tcBorders>
+            <w:shd w:val="clear" w:color="auto" w:fill="auto"/>
+            <w:tcMar>
+              <w:top w:w="80" w:type="dxa"/>
+              <w:left w:w="80" w:type="dxa"/>
+              <w:bottom w:w="80" w:type="dxa"/>
+              <w:right w:w="80" w:type="dxa"/>
+            </w:tcMar>
+            <w:vAlign w:val="center"/>
+          </w:tcPr>
+          <w:p>
             <w:pPr>
               <w:pStyle w:val="8"/>
-              <w:pageBreakBefore w:val="0"/>
               <w:framePr w:wrap="auto" w:vAnchor="margin" w:hAnchor="text" w:yAlign="inline"/>
               <w:kinsoku/>
               <w:wordWrap/>
@@ -10725,247 +10867,7 @@
                 <w:rtl w:val="0"/>
                 <w:lang w:val="en-US"/>
               </w:rPr>
-              <w:t>面1</w:t>
-            </w:r>
-          </w:p>
-        </w:tc>
-        <w:tc>
-          <w:tcPr>
-            <w:tcW w:w="1299" w:type="dxa"/>
-            <w:tcBorders>
-              <w:top w:val="single" w:color="000000" w:sz="6" w:space="0"/>
-              <w:left w:val="single" w:color="000000" w:sz="6" w:space="0"/>
-              <w:bottom w:val="single" w:color="000000" w:sz="6" w:space="0"/>
-              <w:right w:val="single" w:color="000000" w:sz="6" w:space="0"/>
-            </w:tcBorders>
-            <w:shd w:val="clear" w:color="auto" w:fill="auto"/>
-            <w:tcMar>
-              <w:top w:w="80" w:type="dxa"/>
-              <w:left w:w="80" w:type="dxa"/>
-              <w:bottom w:w="80" w:type="dxa"/>
-              <w:right w:w="80" w:type="dxa"/>
-            </w:tcMar>
-            <w:vAlign w:val="center"/>
-          </w:tcPr>
-          <w:p>
-            <w:pPr>
-              <w:pageBreakBefore w:val="0"/>
-              <w:framePr w:wrap="auto" w:vAnchor="margin" w:hAnchor="text" w:yAlign="inline"/>
-              <w:kinsoku/>
-              <w:wordWrap/>
-              <w:overflowPunct/>
-              <w:topLinePunct w:val="0"/>
-              <w:autoSpaceDE/>
-              <w:autoSpaceDN/>
-              <w:bidi w:val="0"/>
-              <w:adjustRightInd/>
-              <w:snapToGrid/>
-              <w:spacing w:before="0" w:after="0"/>
-              <w:textAlignment w:val="auto"/>
-              <w:rPr>
-                <w:rFonts w:hint="eastAsia" w:ascii="宋体" w:hAnsi="宋体" w:eastAsia="宋体" w:cs="宋体"/>
-              </w:rPr>
-            </w:pPr>
-          </w:p>
-        </w:tc>
-        <w:tc>
-          <w:tcPr>
-            <w:tcW w:w="1299" w:type="dxa"/>
-            <w:tcBorders>
-              <w:top w:val="single" w:color="000000" w:sz="6" w:space="0"/>
-              <w:left w:val="single" w:color="000000" w:sz="6" w:space="0"/>
-              <w:bottom w:val="single" w:color="000000" w:sz="6" w:space="0"/>
-              <w:right w:val="single" w:color="000000" w:sz="6" w:space="0"/>
-            </w:tcBorders>
-            <w:shd w:val="clear" w:color="auto" w:fill="auto"/>
-            <w:tcMar>
-              <w:top w:w="80" w:type="dxa"/>
-              <w:left w:w="80" w:type="dxa"/>
-              <w:bottom w:w="80" w:type="dxa"/>
-              <w:right w:w="80" w:type="dxa"/>
-            </w:tcMar>
-            <w:vAlign w:val="center"/>
-          </w:tcPr>
-          <w:p>
-            <w:pPr>
-              <w:pageBreakBefore w:val="0"/>
-              <w:framePr w:wrap="auto" w:vAnchor="margin" w:hAnchor="text" w:yAlign="inline"/>
-              <w:kinsoku/>
-              <w:wordWrap/>
-              <w:overflowPunct/>
-              <w:topLinePunct w:val="0"/>
-              <w:autoSpaceDE/>
-              <w:autoSpaceDN/>
-              <w:bidi w:val="0"/>
-              <w:adjustRightInd/>
-              <w:snapToGrid/>
-              <w:spacing w:before="0" w:after="0"/>
-              <w:textAlignment w:val="auto"/>
-              <w:rPr>
-                <w:rFonts w:hint="eastAsia" w:ascii="宋体" w:hAnsi="宋体" w:eastAsia="宋体" w:cs="宋体"/>
-              </w:rPr>
-            </w:pPr>
-          </w:p>
-        </w:tc>
-        <w:tc>
-          <w:tcPr>
-            <w:tcW w:w="1299" w:type="dxa"/>
-            <w:tcBorders>
-              <w:top w:val="single" w:color="000000" w:sz="6" w:space="0"/>
-              <w:left w:val="single" w:color="000000" w:sz="6" w:space="0"/>
-              <w:bottom w:val="single" w:color="000000" w:sz="6" w:space="0"/>
-              <w:right w:val="single" w:color="000000" w:sz="6" w:space="0"/>
-            </w:tcBorders>
-            <w:shd w:val="clear" w:color="auto" w:fill="auto"/>
-            <w:tcMar>
-              <w:top w:w="80" w:type="dxa"/>
-              <w:left w:w="80" w:type="dxa"/>
-              <w:bottom w:w="80" w:type="dxa"/>
-              <w:right w:w="80" w:type="dxa"/>
-            </w:tcMar>
-            <w:vAlign w:val="center"/>
-          </w:tcPr>
-          <w:p>
-            <w:pPr>
-              <w:pageBreakBefore w:val="0"/>
-              <w:framePr w:wrap="auto" w:vAnchor="margin" w:hAnchor="text" w:yAlign="inline"/>
-              <w:kinsoku/>
-              <w:wordWrap/>
-              <w:overflowPunct/>
-              <w:topLinePunct w:val="0"/>
-              <w:autoSpaceDE/>
-              <w:autoSpaceDN/>
-              <w:bidi w:val="0"/>
-              <w:adjustRightInd/>
-              <w:snapToGrid/>
-              <w:spacing w:before="0" w:after="0"/>
-              <w:textAlignment w:val="auto"/>
-              <w:rPr>
-                <w:rFonts w:hint="eastAsia" w:ascii="宋体" w:hAnsi="宋体" w:eastAsia="宋体" w:cs="宋体"/>
-              </w:rPr>
-            </w:pPr>
-          </w:p>
-        </w:tc>
-        <w:tc>
-          <w:tcPr>
-            <w:tcW w:w="1299" w:type="dxa"/>
-            <w:tcBorders>
-              <w:top w:val="single" w:color="000000" w:sz="6" w:space="0"/>
-              <w:left w:val="single" w:color="000000" w:sz="6" w:space="0"/>
-              <w:bottom w:val="single" w:color="000000" w:sz="6" w:space="0"/>
-              <w:right w:val="single" w:color="000000" w:sz="6" w:space="0"/>
-            </w:tcBorders>
-            <w:shd w:val="clear" w:color="auto" w:fill="auto"/>
-            <w:tcMar>
-              <w:top w:w="80" w:type="dxa"/>
-              <w:left w:w="80" w:type="dxa"/>
-              <w:bottom w:w="80" w:type="dxa"/>
-              <w:right w:w="80" w:type="dxa"/>
-            </w:tcMar>
-            <w:vAlign w:val="center"/>
-          </w:tcPr>
-          <w:p>
-            <w:pPr>
-              <w:pageBreakBefore w:val="0"/>
-              <w:framePr w:wrap="auto" w:vAnchor="margin" w:hAnchor="text" w:yAlign="inline"/>
-              <w:kinsoku/>
-              <w:wordWrap/>
-              <w:overflowPunct/>
-              <w:topLinePunct w:val="0"/>
-              <w:autoSpaceDE/>
-              <w:autoSpaceDN/>
-              <w:bidi w:val="0"/>
-              <w:adjustRightInd/>
-              <w:snapToGrid/>
-              <w:spacing w:before="0" w:after="0"/>
-              <w:textAlignment w:val="auto"/>
-              <w:rPr>
-                <w:rFonts w:hint="eastAsia" w:ascii="宋体" w:hAnsi="宋体" w:eastAsia="宋体" w:cs="宋体"/>
-              </w:rPr>
-            </w:pPr>
-          </w:p>
-        </w:tc>
-        <w:tc>
-          <w:tcPr>
-            <w:tcW w:w="1687" w:type="dxa"/>
-            <w:tcBorders>
-              <w:top w:val="single" w:color="000000" w:sz="6" w:space="0"/>
-              <w:left w:val="single" w:color="000000" w:sz="6" w:space="0"/>
-              <w:bottom w:val="single" w:color="000000" w:sz="6" w:space="0"/>
-              <w:right w:val="single" w:color="000000" w:sz="6" w:space="0"/>
-            </w:tcBorders>
-            <w:shd w:val="clear" w:color="auto" w:fill="auto"/>
-            <w:tcMar>
-              <w:top w:w="80" w:type="dxa"/>
-              <w:left w:w="80" w:type="dxa"/>
-              <w:bottom w:w="80" w:type="dxa"/>
-              <w:right w:w="80" w:type="dxa"/>
-            </w:tcMar>
-            <w:vAlign w:val="center"/>
-          </w:tcPr>
-          <w:p>
-            <w:pPr>
-              <w:pageBreakBefore w:val="0"/>
-              <w:framePr w:wrap="auto" w:vAnchor="margin" w:hAnchor="text" w:yAlign="inline"/>
-              <w:kinsoku/>
-              <w:wordWrap/>
-              <w:overflowPunct/>
-              <w:topLinePunct w:val="0"/>
-              <w:autoSpaceDE/>
-              <w:autoSpaceDN/>
-              <w:bidi w:val="0"/>
-              <w:adjustRightInd/>
-              <w:snapToGrid/>
-              <w:spacing w:before="0" w:after="0" w:line="240" w:lineRule="auto"/>
-              <w:ind w:left="0" w:leftChars="0" w:right="0" w:rightChars="0" w:firstLine="0" w:firstLineChars="0"/>
-              <w:textAlignment w:val="auto"/>
-              <w:rPr>
-                <w:rFonts w:hint="eastAsia" w:ascii="宋体" w:hAnsi="宋体" w:eastAsia="宋体" w:cs="宋体"/>
-              </w:rPr>
-            </w:pPr>
-            <w:r>
-              <w:rPr>
-                <w:rFonts w:hint="eastAsia" w:ascii="宋体" w:hAnsi="宋体" w:eastAsia="宋体" w:cs="宋体"/>
-                <w:sz w:val="15"/>
-                <w:szCs w:val="15"/>
-                <w:shd w:val="clear" w:color="auto" w:fill="auto"/>
-                <w:rtl w:val="0"/>
-                <w:lang w:val="en-US"/>
-              </w:rPr>
-              <w:t>□符合</w:t>
-            </w:r>
-            <w:r>
-              <w:rPr>
-                <w:rFonts w:hint="eastAsia" w:ascii="宋体" w:hAnsi="宋体" w:eastAsia="宋体" w:cs="宋体"/>
-                <w:sz w:val="15"/>
-                <w:szCs w:val="15"/>
-                <w:shd w:val="clear" w:color="auto" w:fill="auto"/>
-                <w:rtl w:val="0"/>
-                <w:lang w:val="en-US" w:eastAsia="zh-CN"/>
-              </w:rPr>
-              <w:t xml:space="preserve">    </w:t>
-            </w:r>
-            <w:r>
-              <w:rPr>
-                <w:rFonts w:hint="eastAsia" w:ascii="宋体" w:hAnsi="宋体" w:eastAsia="宋体" w:cs="宋体"/>
-                <w:sz w:val="15"/>
-                <w:szCs w:val="15"/>
-                <w:shd w:val="clear" w:color="auto" w:fill="auto"/>
-                <w:rtl w:val="0"/>
-                <w:lang w:val="en-US"/>
-              </w:rPr>
-              <w:t xml:space="preserve"> □</w:t>
-            </w:r>
-            <w:r>
-              <w:rPr>
-                <w:rFonts w:hint="eastAsia" w:ascii="宋体" w:hAnsi="宋体" w:eastAsia="宋体" w:cs="宋体"/>
-                <w:sz w:val="15"/>
-                <w:szCs w:val="15"/>
-                <w:shd w:val="clear" w:color="auto" w:fill="auto"/>
-                <w:rtl w:val="0"/>
-                <w:lang w:val="en-US" w:eastAsia="zh-CN"/>
-              </w:rPr>
-              <w:t>不符合</w:t>
+              <w:t>98.07</w:t>
             </w:r>
           </w:p>
         </w:tc>
@@ -10990,7 +10892,6 @@
           <w:p>
             <w:pPr>
               <w:pStyle w:val="8"/>
-              <w:pageBreakBefore w:val="0"/>
               <w:framePr w:wrap="auto" w:vAnchor="margin" w:hAnchor="text" w:yAlign="inline"/>
               <w:kinsoku/>
               <w:wordWrap/>
@@ -11017,10 +10918,16 @@
                 <w:rtl w:val="0"/>
                 <w:lang w:val="en-US"/>
               </w:rPr>
-              <w:t>98.07</w:t>
-            </w:r>
-          </w:p>
-        </w:tc>
+              <w:t>15</w:t>
+            </w:r>
+          </w:p>
+        </w:tc>
+      </w:tr>
+      <w:tr>
+        <w:trPr>
+          <w:trHeight w:val="375" w:hRule="atLeast"/>
+          <w:jc w:val="center"/>
+        </w:trPr>
         <w:tc>
           <w:tcPr>
             <w:tcW w:w="1298" w:type="dxa"/>
@@ -11042,7 +10949,6 @@
           <w:p>
             <w:pPr>
               <w:pStyle w:val="8"/>
-              <w:pageBreakBefore w:val="0"/>
               <w:framePr w:wrap="auto" w:vAnchor="margin" w:hAnchor="text" w:yAlign="inline"/>
               <w:kinsoku/>
               <w:wordWrap/>
@@ -11060,25 +10966,214 @@
                 <w:rFonts w:hint="eastAsia" w:ascii="宋体" w:hAnsi="宋体" w:eastAsia="宋体" w:cs="宋体"/>
               </w:rPr>
             </w:pPr>
-            <w:r>
-              <w:rPr>
-                <w:rFonts w:hint="eastAsia" w:ascii="宋体" w:hAnsi="宋体" w:eastAsia="宋体" w:cs="宋体"/>
-                <w:sz w:val="14"/>
-                <w:szCs w:val="14"/>
-                <w:shd w:val="clear" w:color="auto" w:fill="auto"/>
-                <w:rtl w:val="0"/>
-                <w:lang w:val="en-US"/>
-              </w:rPr>
-              <w:t>15</w:t>
-            </w:r>
-          </w:p>
-        </w:tc>
-      </w:tr>
-      <w:tr>
-        <w:trPr>
-          <w:trHeight w:val="375" w:hRule="atLeast"/>
-          <w:jc w:val="center"/>
-        </w:trPr>
+          </w:p>
+        </w:tc>
+        <w:tc>
+          <w:tcPr>
+            <w:tcW w:w="1299" w:type="dxa"/>
+            <w:tcBorders>
+              <w:top w:val="single" w:color="000000" w:sz="6" w:space="0"/>
+              <w:left w:val="single" w:color="000000" w:sz="6" w:space="0"/>
+              <w:bottom w:val="single" w:color="000000" w:sz="6" w:space="0"/>
+              <w:right w:val="single" w:color="000000" w:sz="6" w:space="0"/>
+            </w:tcBorders>
+            <w:shd w:val="clear" w:color="auto" w:fill="auto"/>
+            <w:tcMar>
+              <w:top w:w="80" w:type="dxa"/>
+              <w:left w:w="80" w:type="dxa"/>
+              <w:bottom w:w="80" w:type="dxa"/>
+              <w:right w:w="80" w:type="dxa"/>
+            </w:tcMar>
+            <w:vAlign w:val="center"/>
+          </w:tcPr>
+          <w:p>
+            <w:r>
+              <w:rPr>
+                <w:rFonts w:ascii="宋体" w:hAnsi="宋体"/>
+              </w:rPr>
+              <w:t>________</w:t>
+            </w:r>
+          </w:p>
+        </w:tc>
+        <w:tc>
+          <w:tcPr>
+            <w:tcW w:w="1299" w:type="dxa"/>
+            <w:tcBorders>
+              <w:top w:val="single" w:color="000000" w:sz="6" w:space="0"/>
+              <w:left w:val="single" w:color="000000" w:sz="6" w:space="0"/>
+              <w:bottom w:val="single" w:color="000000" w:sz="6" w:space="0"/>
+              <w:right w:val="single" w:color="000000" w:sz="6" w:space="0"/>
+            </w:tcBorders>
+            <w:shd w:val="clear" w:color="auto" w:fill="auto"/>
+            <w:tcMar>
+              <w:top w:w="80" w:type="dxa"/>
+              <w:left w:w="80" w:type="dxa"/>
+              <w:bottom w:w="80" w:type="dxa"/>
+              <w:right w:w="80" w:type="dxa"/>
+            </w:tcMar>
+            <w:vAlign w:val="center"/>
+          </w:tcPr>
+          <w:p>
+            <w:pPr>
+              <w:framePr w:wrap="auto" w:vAnchor="margin" w:hAnchor="text" w:yAlign="inline"/>
+              <w:kinsoku/>
+              <w:wordWrap/>
+              <w:overflowPunct/>
+              <w:topLinePunct w:val="0"/>
+              <w:autoSpaceDE/>
+              <w:autoSpaceDN/>
+              <w:bidi w:val="0"/>
+              <w:adjustRightInd/>
+              <w:snapToGrid/>
+              <w:spacing w:before="0" w:after="0"/>
+              <w:textAlignment w:val="auto"/>
+              <w:rPr>
+                <w:rFonts w:hint="eastAsia" w:ascii="宋体" w:hAnsi="宋体" w:eastAsia="宋体" w:cs="宋体"/>
+              </w:rPr>
+            </w:pPr>
+          </w:p>
+        </w:tc>
+        <w:tc>
+          <w:tcPr>
+            <w:tcW w:w="1299" w:type="dxa"/>
+            <w:tcBorders>
+              <w:top w:val="single" w:color="000000" w:sz="6" w:space="0"/>
+              <w:left w:val="single" w:color="000000" w:sz="6" w:space="0"/>
+              <w:bottom w:val="single" w:color="000000" w:sz="6" w:space="0"/>
+              <w:right w:val="single" w:color="000000" w:sz="6" w:space="0"/>
+            </w:tcBorders>
+            <w:shd w:val="clear" w:color="auto" w:fill="auto"/>
+            <w:tcMar>
+              <w:top w:w="80" w:type="dxa"/>
+              <w:left w:w="80" w:type="dxa"/>
+              <w:bottom w:w="80" w:type="dxa"/>
+              <w:right w:w="80" w:type="dxa"/>
+            </w:tcMar>
+            <w:vAlign w:val="center"/>
+          </w:tcPr>
+          <w:p>
+            <w:pPr>
+              <w:framePr w:wrap="auto" w:vAnchor="margin" w:hAnchor="text" w:yAlign="inline"/>
+              <w:kinsoku/>
+              <w:wordWrap/>
+              <w:overflowPunct/>
+              <w:topLinePunct w:val="0"/>
+              <w:autoSpaceDE/>
+              <w:autoSpaceDN/>
+              <w:bidi w:val="0"/>
+              <w:adjustRightInd/>
+              <w:snapToGrid/>
+              <w:spacing w:before="0" w:after="0"/>
+              <w:textAlignment w:val="auto"/>
+              <w:rPr>
+                <w:rFonts w:hint="eastAsia" w:ascii="宋体" w:hAnsi="宋体" w:eastAsia="宋体" w:cs="宋体"/>
+              </w:rPr>
+            </w:pPr>
+          </w:p>
+        </w:tc>
+        <w:tc>
+          <w:tcPr>
+            <w:tcW w:w="1299" w:type="dxa"/>
+            <w:tcBorders>
+              <w:top w:val="single" w:color="000000" w:sz="6" w:space="0"/>
+              <w:left w:val="single" w:color="000000" w:sz="6" w:space="0"/>
+              <w:bottom w:val="single" w:color="000000" w:sz="6" w:space="0"/>
+              <w:right w:val="single" w:color="000000" w:sz="6" w:space="0"/>
+            </w:tcBorders>
+            <w:shd w:val="clear" w:color="auto" w:fill="auto"/>
+            <w:tcMar>
+              <w:top w:w="80" w:type="dxa"/>
+              <w:left w:w="80" w:type="dxa"/>
+              <w:bottom w:w="80" w:type="dxa"/>
+              <w:right w:w="80" w:type="dxa"/>
+            </w:tcMar>
+            <w:vAlign w:val="center"/>
+          </w:tcPr>
+          <w:p>
+            <w:pPr>
+              <w:framePr w:wrap="auto" w:vAnchor="margin" w:hAnchor="text" w:yAlign="inline"/>
+              <w:kinsoku/>
+              <w:wordWrap/>
+              <w:overflowPunct/>
+              <w:topLinePunct w:val="0"/>
+              <w:autoSpaceDE/>
+              <w:autoSpaceDN/>
+              <w:bidi w:val="0"/>
+              <w:adjustRightInd/>
+              <w:snapToGrid/>
+              <w:spacing w:before="0" w:after="0"/>
+              <w:textAlignment w:val="auto"/>
+              <w:rPr>
+                <w:rFonts w:hint="eastAsia" w:ascii="宋体" w:hAnsi="宋体" w:eastAsia="宋体" w:cs="宋体"/>
+              </w:rPr>
+            </w:pPr>
+          </w:p>
+        </w:tc>
+        <w:tc>
+          <w:tcPr>
+            <w:tcW w:w="1299" w:type="dxa"/>
+            <w:tcBorders>
+              <w:top w:val="single" w:color="000000" w:sz="6" w:space="0"/>
+              <w:left w:val="single" w:color="000000" w:sz="6" w:space="0"/>
+              <w:bottom w:val="single" w:color="000000" w:sz="6" w:space="0"/>
+              <w:right w:val="single" w:color="000000" w:sz="6" w:space="0"/>
+            </w:tcBorders>
+            <w:shd w:val="clear" w:color="auto" w:fill="auto"/>
+            <w:tcMar>
+              <w:top w:w="80" w:type="dxa"/>
+              <w:left w:w="80" w:type="dxa"/>
+              <w:bottom w:w="80" w:type="dxa"/>
+              <w:right w:w="80" w:type="dxa"/>
+            </w:tcMar>
+            <w:vAlign w:val="center"/>
+          </w:tcPr>
+          <w:p>
+            <w:pPr>
+              <w:framePr w:wrap="auto" w:vAnchor="margin" w:hAnchor="text" w:yAlign="inline"/>
+              <w:kinsoku/>
+              <w:wordWrap/>
+              <w:overflowPunct/>
+              <w:topLinePunct w:val="0"/>
+              <w:autoSpaceDE/>
+              <w:autoSpaceDN/>
+              <w:bidi w:val="0"/>
+              <w:adjustRightInd/>
+              <w:snapToGrid/>
+              <w:spacing w:before="0" w:after="0"/>
+              <w:textAlignment w:val="auto"/>
+              <w:rPr>
+                <w:rFonts w:hint="eastAsia" w:ascii="宋体" w:hAnsi="宋体" w:eastAsia="宋体" w:cs="宋体"/>
+              </w:rPr>
+            </w:pPr>
+          </w:p>
+        </w:tc>
+        <w:tc>
+          <w:tcPr>
+            <w:tcW w:w="1687" w:type="dxa"/>
+            <w:tcBorders>
+              <w:top w:val="single" w:color="000000" w:sz="6" w:space="0"/>
+              <w:left w:val="single" w:color="000000" w:sz="6" w:space="0"/>
+              <w:bottom w:val="single" w:color="000000" w:sz="6" w:space="0"/>
+              <w:right w:val="single" w:color="000000" w:sz="6" w:space="0"/>
+            </w:tcBorders>
+            <w:shd w:val="clear" w:color="auto" w:fill="auto"/>
+            <w:tcMar>
+              <w:top w:w="80" w:type="dxa"/>
+              <w:left w:w="80" w:type="dxa"/>
+              <w:bottom w:w="80" w:type="dxa"/>
+              <w:right w:w="80" w:type="dxa"/>
+            </w:tcMar>
+            <w:vAlign w:val="center"/>
+          </w:tcPr>
+          <w:p>
+            <w:r>
+              <w:rPr>
+                <w:rFonts w:ascii="宋体" w:hAnsi="宋体"/>
+              </w:rPr>
+              <w:t>□有效  □无效</w:t>
+            </w:r>
+          </w:p>
+        </w:tc>
         <w:tc>
           <w:tcPr>
             <w:tcW w:w="1298" w:type="dxa"/>
@@ -11100,7 +11195,6 @@
           <w:p>
             <w:pPr>
               <w:pStyle w:val="8"/>
-              <w:pageBreakBefore w:val="0"/>
               <w:framePr w:wrap="auto" w:vAnchor="margin" w:hAnchor="text" w:yAlign="inline"/>
               <w:kinsoku/>
               <w:wordWrap/>
@@ -11118,11 +11212,22 @@
                 <w:rFonts w:hint="eastAsia" w:ascii="宋体" w:hAnsi="宋体" w:eastAsia="宋体" w:cs="宋体"/>
               </w:rPr>
             </w:pPr>
-          </w:p>
-        </w:tc>
-        <w:tc>
-          <w:tcPr>
-            <w:tcW w:w="1299" w:type="dxa"/>
+            <w:r>
+              <w:rPr>
+                <w:rFonts w:hint="eastAsia" w:ascii="宋体" w:hAnsi="宋体" w:eastAsia="宋体" w:cs="宋体"/>
+                <w:sz w:val="14"/>
+                <w:szCs w:val="14"/>
+                <w:shd w:val="clear" w:color="auto" w:fill="auto"/>
+                <w:rtl w:val="0"/>
+                <w:lang w:val="en-US"/>
+              </w:rPr>
+              <w:t>98.07</w:t>
+            </w:r>
+          </w:p>
+        </w:tc>
+        <w:tc>
+          <w:tcPr>
+            <w:tcW w:w="1298" w:type="dxa"/>
             <w:tcBorders>
               <w:top w:val="single" w:color="000000" w:sz="6" w:space="0"/>
               <w:left w:val="single" w:color="000000" w:sz="6" w:space="0"/>
@@ -11141,7 +11246,6 @@
           <w:p>
             <w:pPr>
               <w:pStyle w:val="8"/>
-              <w:pageBreakBefore w:val="0"/>
               <w:framePr w:wrap="auto" w:vAnchor="margin" w:hAnchor="text" w:yAlign="inline"/>
               <w:kinsoku/>
               <w:wordWrap/>
@@ -11168,250 +11272,16 @@
                 <w:rtl w:val="0"/>
                 <w:lang w:val="en-US"/>
               </w:rPr>
-              <w:t>面2</w:t>
-            </w:r>
-          </w:p>
-        </w:tc>
-        <w:tc>
-          <w:tcPr>
-            <w:tcW w:w="1299" w:type="dxa"/>
-            <w:tcBorders>
-              <w:top w:val="single" w:color="000000" w:sz="6" w:space="0"/>
-              <w:left w:val="single" w:color="000000" w:sz="6" w:space="0"/>
-              <w:bottom w:val="single" w:color="000000" w:sz="6" w:space="0"/>
-              <w:right w:val="single" w:color="000000" w:sz="6" w:space="0"/>
-            </w:tcBorders>
-            <w:shd w:val="clear" w:color="auto" w:fill="auto"/>
-            <w:tcMar>
-              <w:top w:w="80" w:type="dxa"/>
-              <w:left w:w="80" w:type="dxa"/>
-              <w:bottom w:w="80" w:type="dxa"/>
-              <w:right w:w="80" w:type="dxa"/>
-            </w:tcMar>
-            <w:vAlign w:val="center"/>
-          </w:tcPr>
-          <w:p>
-            <w:pPr>
-              <w:pageBreakBefore w:val="0"/>
-              <w:framePr w:wrap="auto" w:vAnchor="margin" w:hAnchor="text" w:yAlign="inline"/>
-              <w:kinsoku/>
-              <w:wordWrap/>
-              <w:overflowPunct/>
-              <w:topLinePunct w:val="0"/>
-              <w:autoSpaceDE/>
-              <w:autoSpaceDN/>
-              <w:bidi w:val="0"/>
-              <w:adjustRightInd/>
-              <w:snapToGrid/>
-              <w:spacing w:before="0" w:after="0"/>
-              <w:textAlignment w:val="auto"/>
-              <w:rPr>
-                <w:rFonts w:hint="eastAsia" w:ascii="宋体" w:hAnsi="宋体" w:eastAsia="宋体" w:cs="宋体"/>
-              </w:rPr>
-            </w:pPr>
-          </w:p>
-        </w:tc>
-        <w:tc>
-          <w:tcPr>
-            <w:tcW w:w="1299" w:type="dxa"/>
-            <w:tcBorders>
-              <w:top w:val="single" w:color="000000" w:sz="6" w:space="0"/>
-              <w:left w:val="single" w:color="000000" w:sz="6" w:space="0"/>
-              <w:bottom w:val="single" w:color="000000" w:sz="6" w:space="0"/>
-              <w:right w:val="single" w:color="000000" w:sz="6" w:space="0"/>
-            </w:tcBorders>
-            <w:shd w:val="clear" w:color="auto" w:fill="auto"/>
-            <w:tcMar>
-              <w:top w:w="80" w:type="dxa"/>
-              <w:left w:w="80" w:type="dxa"/>
-              <w:bottom w:w="80" w:type="dxa"/>
-              <w:right w:w="80" w:type="dxa"/>
-            </w:tcMar>
-            <w:vAlign w:val="center"/>
-          </w:tcPr>
-          <w:p>
-            <w:pPr>
-              <w:pageBreakBefore w:val="0"/>
-              <w:framePr w:wrap="auto" w:vAnchor="margin" w:hAnchor="text" w:yAlign="inline"/>
-              <w:kinsoku/>
-              <w:wordWrap/>
-              <w:overflowPunct/>
-              <w:topLinePunct w:val="0"/>
-              <w:autoSpaceDE/>
-              <w:autoSpaceDN/>
-              <w:bidi w:val="0"/>
-              <w:adjustRightInd/>
-              <w:snapToGrid/>
-              <w:spacing w:before="0" w:after="0"/>
-              <w:textAlignment w:val="auto"/>
-              <w:rPr>
-                <w:rFonts w:hint="eastAsia" w:ascii="宋体" w:hAnsi="宋体" w:eastAsia="宋体" w:cs="宋体"/>
-              </w:rPr>
-            </w:pPr>
-          </w:p>
-        </w:tc>
-        <w:tc>
-          <w:tcPr>
-            <w:tcW w:w="1299" w:type="dxa"/>
-            <w:tcBorders>
-              <w:top w:val="single" w:color="000000" w:sz="6" w:space="0"/>
-              <w:left w:val="single" w:color="000000" w:sz="6" w:space="0"/>
-              <w:bottom w:val="single" w:color="000000" w:sz="6" w:space="0"/>
-              <w:right w:val="single" w:color="000000" w:sz="6" w:space="0"/>
-            </w:tcBorders>
-            <w:shd w:val="clear" w:color="auto" w:fill="auto"/>
-            <w:tcMar>
-              <w:top w:w="80" w:type="dxa"/>
-              <w:left w:w="80" w:type="dxa"/>
-              <w:bottom w:w="80" w:type="dxa"/>
-              <w:right w:w="80" w:type="dxa"/>
-            </w:tcMar>
-            <w:vAlign w:val="center"/>
-          </w:tcPr>
-          <w:p>
-            <w:pPr>
-              <w:pageBreakBefore w:val="0"/>
-              <w:framePr w:wrap="auto" w:vAnchor="margin" w:hAnchor="text" w:yAlign="inline"/>
-              <w:kinsoku/>
-              <w:wordWrap/>
-              <w:overflowPunct/>
-              <w:topLinePunct w:val="0"/>
-              <w:autoSpaceDE/>
-              <w:autoSpaceDN/>
-              <w:bidi w:val="0"/>
-              <w:adjustRightInd/>
-              <w:snapToGrid/>
-              <w:spacing w:before="0" w:after="0"/>
-              <w:textAlignment w:val="auto"/>
-              <w:rPr>
-                <w:rFonts w:hint="eastAsia" w:ascii="宋体" w:hAnsi="宋体" w:eastAsia="宋体" w:cs="宋体"/>
-              </w:rPr>
-            </w:pPr>
-          </w:p>
-        </w:tc>
-        <w:tc>
-          <w:tcPr>
-            <w:tcW w:w="1299" w:type="dxa"/>
-            <w:tcBorders>
-              <w:top w:val="single" w:color="000000" w:sz="6" w:space="0"/>
-              <w:left w:val="single" w:color="000000" w:sz="6" w:space="0"/>
-              <w:bottom w:val="single" w:color="000000" w:sz="6" w:space="0"/>
-              <w:right w:val="single" w:color="000000" w:sz="6" w:space="0"/>
-            </w:tcBorders>
-            <w:shd w:val="clear" w:color="auto" w:fill="auto"/>
-            <w:tcMar>
-              <w:top w:w="80" w:type="dxa"/>
-              <w:left w:w="80" w:type="dxa"/>
-              <w:bottom w:w="80" w:type="dxa"/>
-              <w:right w:w="80" w:type="dxa"/>
-            </w:tcMar>
-            <w:vAlign w:val="center"/>
-          </w:tcPr>
-          <w:p>
-            <w:pPr>
-              <w:pageBreakBefore w:val="0"/>
-              <w:framePr w:wrap="auto" w:vAnchor="margin" w:hAnchor="text" w:yAlign="inline"/>
-              <w:kinsoku/>
-              <w:wordWrap/>
-              <w:overflowPunct/>
-              <w:topLinePunct w:val="0"/>
-              <w:autoSpaceDE/>
-              <w:autoSpaceDN/>
-              <w:bidi w:val="0"/>
-              <w:adjustRightInd/>
-              <w:snapToGrid/>
-              <w:spacing w:before="0" w:after="0"/>
-              <w:textAlignment w:val="auto"/>
-              <w:rPr>
-                <w:rFonts w:hint="eastAsia" w:ascii="宋体" w:hAnsi="宋体" w:eastAsia="宋体" w:cs="宋体"/>
-              </w:rPr>
-            </w:pPr>
-          </w:p>
-        </w:tc>
-        <w:tc>
-          <w:tcPr>
-            <w:tcW w:w="1687" w:type="dxa"/>
-            <w:tcBorders>
-              <w:top w:val="single" w:color="000000" w:sz="6" w:space="0"/>
-              <w:left w:val="single" w:color="000000" w:sz="6" w:space="0"/>
-              <w:bottom w:val="single" w:color="000000" w:sz="6" w:space="0"/>
-              <w:right w:val="single" w:color="000000" w:sz="6" w:space="0"/>
-            </w:tcBorders>
-            <w:shd w:val="clear" w:color="auto" w:fill="auto"/>
-            <w:tcMar>
-              <w:top w:w="80" w:type="dxa"/>
-              <w:left w:w="80" w:type="dxa"/>
-              <w:bottom w:w="80" w:type="dxa"/>
-              <w:right w:w="80" w:type="dxa"/>
-            </w:tcMar>
-            <w:vAlign w:val="center"/>
-          </w:tcPr>
-          <w:p>
-            <w:pPr>
-              <w:pageBreakBefore w:val="0"/>
-              <w:framePr w:wrap="auto" w:vAnchor="margin" w:hAnchor="text" w:yAlign="inline"/>
-              <w:kinsoku/>
-              <w:wordWrap/>
-              <w:overflowPunct/>
-              <w:topLinePunct w:val="0"/>
-              <w:autoSpaceDE/>
-              <w:autoSpaceDN/>
-              <w:bidi w:val="0"/>
-              <w:adjustRightInd/>
-              <w:snapToGrid/>
-              <w:spacing w:before="0" w:after="0" w:line="240" w:lineRule="auto"/>
-              <w:ind w:left="0" w:leftChars="0" w:right="0" w:rightChars="0" w:firstLine="0" w:firstLineChars="0"/>
-              <w:textAlignment w:val="auto"/>
-              <w:rPr>
-                <w:rFonts w:hint="eastAsia" w:ascii="宋体" w:hAnsi="宋体" w:eastAsia="宋体" w:cs="宋体"/>
-              </w:rPr>
-            </w:pPr>
-            <w:r>
-              <w:rPr>
-                <w:rFonts w:hint="eastAsia" w:ascii="宋体" w:hAnsi="宋体" w:eastAsia="宋体" w:cs="宋体"/>
-                <w:sz w:val="15"/>
-                <w:szCs w:val="15"/>
-                <w:shd w:val="clear" w:color="auto" w:fill="auto"/>
-                <w:rtl w:val="0"/>
-                <w:lang w:val="en-US"/>
-              </w:rPr>
-              <w:t>□符合</w:t>
-            </w:r>
-            <w:r>
-              <w:rPr>
-                <w:rFonts w:hint="eastAsia" w:ascii="宋体" w:hAnsi="宋体" w:eastAsia="宋体" w:cs="宋体"/>
-                <w:sz w:val="15"/>
-                <w:szCs w:val="15"/>
-                <w:shd w:val="clear" w:color="auto" w:fill="auto"/>
-                <w:rtl w:val="0"/>
-                <w:lang w:val="en-US" w:eastAsia="zh-CN"/>
-              </w:rPr>
-              <w:t xml:space="preserve">    </w:t>
-            </w:r>
-            <w:r>
-              <w:rPr>
-                <w:rFonts w:hint="eastAsia" w:ascii="宋体" w:hAnsi="宋体" w:eastAsia="宋体" w:cs="宋体"/>
-                <w:sz w:val="15"/>
-                <w:szCs w:val="15"/>
-                <w:shd w:val="clear" w:color="auto" w:fill="auto"/>
-                <w:rtl w:val="0"/>
-                <w:lang w:val="en-US"/>
-              </w:rPr>
-              <w:t xml:space="preserve"> □</w:t>
-            </w:r>
-            <w:r>
-              <w:rPr>
-                <w:rFonts w:hint="eastAsia" w:ascii="宋体" w:hAnsi="宋体" w:eastAsia="宋体" w:cs="宋体"/>
-                <w:sz w:val="15"/>
-                <w:szCs w:val="15"/>
-                <w:shd w:val="clear" w:color="auto" w:fill="auto"/>
-                <w:rtl w:val="0"/>
-                <w:lang w:val="en-US" w:eastAsia="zh-CN"/>
-              </w:rPr>
-              <w:t>不符合</w:t>
-            </w:r>
-          </w:p>
-        </w:tc>
+              <w:t>15</w:t>
+            </w:r>
+          </w:p>
+        </w:tc>
+      </w:tr>
+      <w:tr>
+        <w:trPr>
+          <w:trHeight w:val="375" w:hRule="atLeast"/>
+          <w:jc w:val="center"/>
+        </w:trPr>
         <w:tc>
           <w:tcPr>
             <w:tcW w:w="1298" w:type="dxa"/>
@@ -11433,7 +11303,6 @@
           <w:p>
             <w:pPr>
               <w:pStyle w:val="8"/>
-              <w:pageBreakBefore w:val="0"/>
               <w:framePr w:wrap="auto" w:vAnchor="margin" w:hAnchor="text" w:yAlign="inline"/>
               <w:kinsoku/>
               <w:wordWrap/>
@@ -11451,16 +11320,211 @@
                 <w:rFonts w:hint="eastAsia" w:ascii="宋体" w:hAnsi="宋体" w:eastAsia="宋体" w:cs="宋体"/>
               </w:rPr>
             </w:pPr>
-            <w:r>
-              <w:rPr>
-                <w:rFonts w:hint="eastAsia" w:ascii="宋体" w:hAnsi="宋体" w:eastAsia="宋体" w:cs="宋体"/>
-                <w:sz w:val="14"/>
-                <w:szCs w:val="14"/>
-                <w:shd w:val="clear" w:color="auto" w:fill="auto"/>
-                <w:rtl w:val="0"/>
-                <w:lang w:val="en-US"/>
-              </w:rPr>
-              <w:t>98.07</w:t>
+          </w:p>
+        </w:tc>
+        <w:tc>
+          <w:tcPr>
+            <w:tcW w:w="1299" w:type="dxa"/>
+            <w:tcBorders>
+              <w:top w:val="single" w:color="000000" w:sz="6" w:space="0"/>
+              <w:left w:val="single" w:color="000000" w:sz="6" w:space="0"/>
+              <w:bottom w:val="single" w:color="000000" w:sz="6" w:space="0"/>
+              <w:right w:val="single" w:color="000000" w:sz="6" w:space="0"/>
+            </w:tcBorders>
+            <w:shd w:val="clear" w:color="auto" w:fill="auto"/>
+            <w:tcMar>
+              <w:top w:w="80" w:type="dxa"/>
+              <w:left w:w="80" w:type="dxa"/>
+              <w:bottom w:w="80" w:type="dxa"/>
+              <w:right w:w="80" w:type="dxa"/>
+            </w:tcMar>
+            <w:vAlign w:val="center"/>
+          </w:tcPr>
+          <w:p>
+            <w:r>
+              <w:rPr>
+                <w:rFonts w:ascii="宋体" w:hAnsi="宋体"/>
+              </w:rPr>
+              <w:t>________</w:t>
+            </w:r>
+          </w:p>
+        </w:tc>
+        <w:tc>
+          <w:tcPr>
+            <w:tcW w:w="1299" w:type="dxa"/>
+            <w:tcBorders>
+              <w:top w:val="single" w:color="000000" w:sz="6" w:space="0"/>
+              <w:left w:val="single" w:color="000000" w:sz="6" w:space="0"/>
+              <w:bottom w:val="single" w:color="000000" w:sz="6" w:space="0"/>
+              <w:right w:val="single" w:color="000000" w:sz="6" w:space="0"/>
+            </w:tcBorders>
+            <w:shd w:val="clear" w:color="auto" w:fill="auto"/>
+            <w:tcMar>
+              <w:top w:w="80" w:type="dxa"/>
+              <w:left w:w="80" w:type="dxa"/>
+              <w:bottom w:w="80" w:type="dxa"/>
+              <w:right w:w="80" w:type="dxa"/>
+            </w:tcMar>
+            <w:vAlign w:val="center"/>
+          </w:tcPr>
+          <w:p>
+            <w:pPr>
+              <w:framePr w:wrap="auto" w:vAnchor="margin" w:hAnchor="text" w:yAlign="inline"/>
+              <w:kinsoku/>
+              <w:wordWrap/>
+              <w:overflowPunct/>
+              <w:topLinePunct w:val="0"/>
+              <w:autoSpaceDE/>
+              <w:autoSpaceDN/>
+              <w:bidi w:val="0"/>
+              <w:adjustRightInd/>
+              <w:snapToGrid/>
+              <w:spacing w:before="0" w:after="0"/>
+              <w:textAlignment w:val="auto"/>
+              <w:rPr>
+                <w:rFonts w:hint="eastAsia" w:ascii="宋体" w:hAnsi="宋体" w:eastAsia="宋体" w:cs="宋体"/>
+              </w:rPr>
+            </w:pPr>
+          </w:p>
+        </w:tc>
+        <w:tc>
+          <w:tcPr>
+            <w:tcW w:w="1299" w:type="dxa"/>
+            <w:tcBorders>
+              <w:top w:val="single" w:color="000000" w:sz="6" w:space="0"/>
+              <w:left w:val="single" w:color="000000" w:sz="6" w:space="0"/>
+              <w:bottom w:val="single" w:color="000000" w:sz="6" w:space="0"/>
+              <w:right w:val="single" w:color="000000" w:sz="6" w:space="0"/>
+            </w:tcBorders>
+            <w:shd w:val="clear" w:color="auto" w:fill="auto"/>
+            <w:tcMar>
+              <w:top w:w="80" w:type="dxa"/>
+              <w:left w:w="80" w:type="dxa"/>
+              <w:bottom w:w="80" w:type="dxa"/>
+              <w:right w:w="80" w:type="dxa"/>
+            </w:tcMar>
+            <w:vAlign w:val="center"/>
+          </w:tcPr>
+          <w:p>
+            <w:pPr>
+              <w:framePr w:wrap="auto" w:vAnchor="margin" w:hAnchor="text" w:yAlign="inline"/>
+              <w:kinsoku/>
+              <w:wordWrap/>
+              <w:overflowPunct/>
+              <w:topLinePunct w:val="0"/>
+              <w:autoSpaceDE/>
+              <w:autoSpaceDN/>
+              <w:bidi w:val="0"/>
+              <w:adjustRightInd/>
+              <w:snapToGrid/>
+              <w:spacing w:before="0" w:after="0"/>
+              <w:textAlignment w:val="auto"/>
+              <w:rPr>
+                <w:rFonts w:hint="eastAsia" w:ascii="宋体" w:hAnsi="宋体" w:eastAsia="宋体" w:cs="宋体"/>
+              </w:rPr>
+            </w:pPr>
+          </w:p>
+        </w:tc>
+        <w:tc>
+          <w:tcPr>
+            <w:tcW w:w="1299" w:type="dxa"/>
+            <w:tcBorders>
+              <w:top w:val="single" w:color="000000" w:sz="6" w:space="0"/>
+              <w:left w:val="single" w:color="000000" w:sz="6" w:space="0"/>
+              <w:bottom w:val="single" w:color="000000" w:sz="6" w:space="0"/>
+              <w:right w:val="single" w:color="000000" w:sz="6" w:space="0"/>
+            </w:tcBorders>
+            <w:shd w:val="clear" w:color="auto" w:fill="auto"/>
+            <w:tcMar>
+              <w:top w:w="80" w:type="dxa"/>
+              <w:left w:w="80" w:type="dxa"/>
+              <w:bottom w:w="80" w:type="dxa"/>
+              <w:right w:w="80" w:type="dxa"/>
+            </w:tcMar>
+            <w:vAlign w:val="center"/>
+          </w:tcPr>
+          <w:p>
+            <w:pPr>
+              <w:framePr w:wrap="auto" w:vAnchor="margin" w:hAnchor="text" w:yAlign="inline"/>
+              <w:kinsoku/>
+              <w:wordWrap/>
+              <w:overflowPunct/>
+              <w:topLinePunct w:val="0"/>
+              <w:autoSpaceDE/>
+              <w:autoSpaceDN/>
+              <w:bidi w:val="0"/>
+              <w:adjustRightInd/>
+              <w:snapToGrid/>
+              <w:spacing w:before="0" w:after="0"/>
+              <w:textAlignment w:val="auto"/>
+              <w:rPr>
+                <w:rFonts w:hint="eastAsia" w:ascii="宋体" w:hAnsi="宋体" w:eastAsia="宋体" w:cs="宋体"/>
+              </w:rPr>
+            </w:pPr>
+          </w:p>
+        </w:tc>
+        <w:tc>
+          <w:tcPr>
+            <w:tcW w:w="1299" w:type="dxa"/>
+            <w:tcBorders>
+              <w:top w:val="single" w:color="000000" w:sz="6" w:space="0"/>
+              <w:left w:val="single" w:color="000000" w:sz="6" w:space="0"/>
+              <w:bottom w:val="single" w:color="000000" w:sz="6" w:space="0"/>
+              <w:right w:val="single" w:color="000000" w:sz="6" w:space="0"/>
+            </w:tcBorders>
+            <w:shd w:val="clear" w:color="auto" w:fill="auto"/>
+            <w:tcMar>
+              <w:top w:w="80" w:type="dxa"/>
+              <w:left w:w="80" w:type="dxa"/>
+              <w:bottom w:w="80" w:type="dxa"/>
+              <w:right w:w="80" w:type="dxa"/>
+            </w:tcMar>
+            <w:vAlign w:val="center"/>
+          </w:tcPr>
+          <w:p>
+            <w:pPr>
+              <w:framePr w:wrap="auto" w:vAnchor="margin" w:hAnchor="text" w:yAlign="inline"/>
+              <w:kinsoku/>
+              <w:wordWrap/>
+              <w:overflowPunct/>
+              <w:topLinePunct w:val="0"/>
+              <w:autoSpaceDE/>
+              <w:autoSpaceDN/>
+              <w:bidi w:val="0"/>
+              <w:adjustRightInd/>
+              <w:snapToGrid/>
+              <w:spacing w:before="0" w:after="0"/>
+              <w:textAlignment w:val="auto"/>
+              <w:rPr>
+                <w:rFonts w:hint="eastAsia" w:ascii="宋体" w:hAnsi="宋体" w:eastAsia="宋体" w:cs="宋体"/>
+              </w:rPr>
+            </w:pPr>
+          </w:p>
+        </w:tc>
+        <w:tc>
+          <w:tcPr>
+            <w:tcW w:w="1687" w:type="dxa"/>
+            <w:tcBorders>
+              <w:top w:val="single" w:color="000000" w:sz="6" w:space="0"/>
+              <w:left w:val="single" w:color="000000" w:sz="6" w:space="0"/>
+              <w:bottom w:val="single" w:color="000000" w:sz="6" w:space="0"/>
+              <w:right w:val="single" w:color="000000" w:sz="6" w:space="0"/>
+            </w:tcBorders>
+            <w:shd w:val="clear" w:color="auto" w:fill="auto"/>
+            <w:tcMar>
+              <w:top w:w="80" w:type="dxa"/>
+              <w:left w:w="80" w:type="dxa"/>
+              <w:bottom w:w="80" w:type="dxa"/>
+              <w:right w:w="80" w:type="dxa"/>
+            </w:tcMar>
+            <w:vAlign w:val="center"/>
+          </w:tcPr>
+          <w:p>
+            <w:r>
+              <w:rPr>
+                <w:rFonts w:ascii="宋体" w:hAnsi="宋体"/>
+              </w:rPr>
+              <w:t>□有效  □无效</w:t>
             </w:r>
           </w:p>
         </w:tc>
@@ -11485,7 +11549,6 @@
           <w:p>
             <w:pPr>
               <w:pStyle w:val="8"/>
-              <w:pageBreakBefore w:val="0"/>
               <w:framePr w:wrap="auto" w:vAnchor="margin" w:hAnchor="text" w:yAlign="inline"/>
               <w:kinsoku/>
               <w:wordWrap/>
@@ -11512,16 +11575,10 @@
                 <w:rtl w:val="0"/>
                 <w:lang w:val="en-US"/>
               </w:rPr>
-              <w:t>15</w:t>
-            </w:r>
-          </w:p>
-        </w:tc>
-      </w:tr>
-      <w:tr>
-        <w:trPr>
-          <w:trHeight w:val="375" w:hRule="atLeast"/>
-          <w:jc w:val="center"/>
-        </w:trPr>
+              <w:t>98.07</w:t>
+            </w:r>
+          </w:p>
+        </w:tc>
         <w:tc>
           <w:tcPr>
             <w:tcW w:w="1298" w:type="dxa"/>
@@ -11543,7 +11600,6 @@
           <w:p>
             <w:pPr>
               <w:pStyle w:val="8"/>
-              <w:pageBreakBefore w:val="0"/>
               <w:framePr w:wrap="auto" w:vAnchor="margin" w:hAnchor="text" w:yAlign="inline"/>
               <w:kinsoku/>
               <w:wordWrap/>
@@ -11561,11 +11617,28 @@
                 <w:rFonts w:hint="eastAsia" w:ascii="宋体" w:hAnsi="宋体" w:eastAsia="宋体" w:cs="宋体"/>
               </w:rPr>
             </w:pPr>
-          </w:p>
-        </w:tc>
-        <w:tc>
-          <w:tcPr>
-            <w:tcW w:w="1299" w:type="dxa"/>
+            <w:r>
+              <w:rPr>
+                <w:rFonts w:hint="eastAsia" w:ascii="宋体" w:hAnsi="宋体" w:eastAsia="宋体" w:cs="宋体"/>
+                <w:sz w:val="14"/>
+                <w:szCs w:val="14"/>
+                <w:shd w:val="clear" w:color="auto" w:fill="auto"/>
+                <w:rtl w:val="0"/>
+                <w:lang w:val="en-US"/>
+              </w:rPr>
+              <w:t>15</w:t>
+            </w:r>
+          </w:p>
+        </w:tc>
+      </w:tr>
+      <w:tr>
+        <w:trPr>
+          <w:trHeight w:val="375" w:hRule="atLeast"/>
+          <w:jc w:val="center"/>
+        </w:trPr>
+        <w:tc>
+          <w:tcPr>
+            <w:tcW w:w="1298" w:type="dxa"/>
             <w:tcBorders>
               <w:top w:val="single" w:color="000000" w:sz="6" w:space="0"/>
               <w:left w:val="single" w:color="000000" w:sz="6" w:space="0"/>
@@ -11584,7 +11657,6 @@
           <w:p>
             <w:pPr>
               <w:pStyle w:val="8"/>
-              <w:pageBreakBefore w:val="0"/>
               <w:framePr w:wrap="auto" w:vAnchor="margin" w:hAnchor="text" w:yAlign="inline"/>
               <w:kinsoku/>
               <w:wordWrap/>
@@ -11602,17 +11674,6 @@
                 <w:rFonts w:hint="eastAsia" w:ascii="宋体" w:hAnsi="宋体" w:eastAsia="宋体" w:cs="宋体"/>
               </w:rPr>
             </w:pPr>
-            <w:r>
-              <w:rPr>
-                <w:rFonts w:hint="eastAsia" w:ascii="宋体" w:hAnsi="宋体" w:eastAsia="宋体" w:cs="宋体"/>
-                <w:sz w:val="14"/>
-                <w:szCs w:val="14"/>
-                <w:shd w:val="clear" w:color="auto" w:fill="auto"/>
-                <w:rtl w:val="0"/>
-                <w:lang w:val="en-US"/>
-              </w:rPr>
-              <w:t>面1</w:t>
-            </w:r>
           </w:p>
         </w:tc>
         <w:tc>
@@ -11634,8 +11695,34 @@
             <w:vAlign w:val="center"/>
           </w:tcPr>
           <w:p>
-            <w:pPr>
-              <w:pageBreakBefore w:val="0"/>
+            <w:r>
+              <w:rPr>
+                <w:rFonts w:ascii="宋体" w:hAnsi="宋体"/>
+              </w:rPr>
+              <w:t>________</w:t>
+            </w:r>
+          </w:p>
+        </w:tc>
+        <w:tc>
+          <w:tcPr>
+            <w:tcW w:w="1299" w:type="dxa"/>
+            <w:tcBorders>
+              <w:top w:val="single" w:color="000000" w:sz="6" w:space="0"/>
+              <w:left w:val="single" w:color="000000" w:sz="6" w:space="0"/>
+              <w:bottom w:val="single" w:color="000000" w:sz="6" w:space="0"/>
+              <w:right w:val="single" w:color="000000" w:sz="6" w:space="0"/>
+            </w:tcBorders>
+            <w:shd w:val="clear" w:color="auto" w:fill="auto"/>
+            <w:tcMar>
+              <w:top w:w="80" w:type="dxa"/>
+              <w:left w:w="80" w:type="dxa"/>
+              <w:bottom w:w="80" w:type="dxa"/>
+              <w:right w:w="80" w:type="dxa"/>
+            </w:tcMar>
+            <w:vAlign w:val="center"/>
+          </w:tcPr>
+          <w:p>
+            <w:pPr>
               <w:framePr w:wrap="auto" w:vAnchor="margin" w:hAnchor="text" w:yAlign="inline"/>
               <w:kinsoku/>
               <w:wordWrap/>
@@ -11674,7 +11761,6 @@
           </w:tcPr>
           <w:p>
             <w:pPr>
-              <w:pageBreakBefore w:val="0"/>
               <w:framePr w:wrap="auto" w:vAnchor="margin" w:hAnchor="text" w:yAlign="inline"/>
               <w:kinsoku/>
               <w:wordWrap/>
@@ -11713,7 +11799,6 @@
           </w:tcPr>
           <w:p>
             <w:pPr>
-              <w:pageBreakBefore w:val="0"/>
               <w:framePr w:wrap="auto" w:vAnchor="margin" w:hAnchor="text" w:yAlign="inline"/>
               <w:kinsoku/>
               <w:wordWrap/>
@@ -11752,7 +11837,6 @@
           </w:tcPr>
           <w:p>
             <w:pPr>
-              <w:pageBreakBefore w:val="0"/>
               <w:framePr w:wrap="auto" w:vAnchor="margin" w:hAnchor="text" w:yAlign="inline"/>
               <w:kinsoku/>
               <w:wordWrap/>
@@ -11790,68 +11874,11 @@
             <w:vAlign w:val="center"/>
           </w:tcPr>
           <w:p>
-            <w:pPr>
-              <w:pageBreakBefore w:val="0"/>
-              <w:framePr w:wrap="auto" w:vAnchor="margin" w:hAnchor="text" w:yAlign="inline"/>
-              <w:kinsoku/>
-              <w:wordWrap/>
-              <w:overflowPunct/>
-              <w:topLinePunct w:val="0"/>
-              <w:autoSpaceDE/>
-              <w:autoSpaceDN/>
-              <w:bidi w:val="0"/>
-              <w:adjustRightInd/>
-              <w:snapToGrid/>
-              <w:spacing w:before="0" w:after="0" w:line="240" w:lineRule="auto"/>
-              <w:ind w:left="0" w:leftChars="0" w:right="0" w:rightChars="0" w:firstLine="0" w:firstLineChars="0"/>
-              <w:textAlignment w:val="auto"/>
-              <w:rPr>
-                <w:rFonts w:hint="eastAsia" w:ascii="宋体" w:hAnsi="宋体" w:eastAsia="宋体" w:cs="宋体"/>
-              </w:rPr>
-            </w:pPr>
-            <w:r>
-              <w:rPr>
-                <w:rFonts w:hint="eastAsia" w:ascii="宋体" w:hAnsi="宋体" w:eastAsia="宋体" w:cs="宋体"/>
-                <w:sz w:val="15"/>
-                <w:szCs w:val="15"/>
-                <w:shd w:val="clear" w:color="auto" w:fill="auto"/>
-                <w:rtl w:val="0"/>
-                <w:lang w:val="en-US"/>
-              </w:rPr>
-              <w:t>□符合</w:t>
-            </w:r>
-            <w:r>
-              <w:rPr>
-                <w:rFonts w:hint="eastAsia" w:ascii="宋体" w:hAnsi="宋体" w:eastAsia="宋体" w:cs="宋体"/>
-                <w:sz w:val="15"/>
-                <w:szCs w:val="15"/>
-                <w:shd w:val="clear" w:color="auto" w:fill="auto"/>
-                <w:rtl w:val="0"/>
-                <w:lang w:val="en-US" w:eastAsia="zh-CN"/>
-              </w:rPr>
-              <w:t xml:space="preserve">    </w:t>
-            </w:r>
-            <w:r>
-              <w:rPr>
-                <w:rFonts w:hint="eastAsia" w:ascii="宋体" w:hAnsi="宋体" w:eastAsia="宋体" w:cs="宋体"/>
-                <w:sz w:val="15"/>
-                <w:szCs w:val="15"/>
-                <w:shd w:val="clear" w:color="auto" w:fill="auto"/>
-                <w:rtl w:val="0"/>
-                <w:lang w:val="en-US"/>
-              </w:rPr>
-              <w:t xml:space="preserve"> □</w:t>
-            </w:r>
-            <w:r>
-              <w:rPr>
-                <w:rFonts w:hint="eastAsia" w:ascii="宋体" w:hAnsi="宋体" w:eastAsia="宋体" w:cs="宋体"/>
-                <w:sz w:val="15"/>
-                <w:szCs w:val="15"/>
-                <w:shd w:val="clear" w:color="auto" w:fill="auto"/>
-                <w:rtl w:val="0"/>
-                <w:lang w:val="en-US" w:eastAsia="zh-CN"/>
-              </w:rPr>
-              <w:t>不符合</w:t>
+            <w:r>
+              <w:rPr>
+                <w:rFonts w:ascii="宋体" w:hAnsi="宋体"/>
+              </w:rPr>
+              <w:t>□有效  □无效</w:t>
             </w:r>
           </w:p>
         </w:tc>
@@ -11876,7 +11903,6 @@
           <w:p>
             <w:pPr>
               <w:pStyle w:val="8"/>
-              <w:pageBreakBefore w:val="0"/>
               <w:framePr w:wrap="auto" w:vAnchor="margin" w:hAnchor="text" w:yAlign="inline"/>
               <w:kinsoku/>
               <w:wordWrap/>
@@ -11928,7 +11954,6 @@
           <w:p>
             <w:pPr>
               <w:pStyle w:val="8"/>
-              <w:pageBreakBefore w:val="0"/>
               <w:framePr w:wrap="auto" w:vAnchor="margin" w:hAnchor="text" w:yAlign="inline"/>
               <w:kinsoku/>
               <w:wordWrap/>
@@ -11986,7 +12011,6 @@
           <w:p>
             <w:pPr>
               <w:pStyle w:val="8"/>
-              <w:pageBreakBefore w:val="0"/>
               <w:framePr w:wrap="auto" w:vAnchor="margin" w:hAnchor="text" w:yAlign="inline"/>
               <w:kinsoku/>
               <w:wordWrap/>
@@ -11998,7 +12022,6 @@
               <w:adjustRightInd/>
               <w:snapToGrid/>
               <w:spacing w:before="0" w:after="0" w:line="240" w:lineRule="auto"/>
-              <w:jc w:val="center"/>
               <w:textAlignment w:val="auto"/>
               <w:rPr>
                 <w:rFonts w:hint="eastAsia" w:ascii="宋体" w:hAnsi="宋体" w:eastAsia="宋体" w:cs="宋体"/>
@@ -12025,36 +12048,11 @@
             <w:vAlign w:val="center"/>
           </w:tcPr>
           <w:p>
-            <w:pPr>
-              <w:pStyle w:val="8"/>
-              <w:pageBreakBefore w:val="0"/>
-              <w:framePr w:wrap="auto" w:vAnchor="margin" w:hAnchor="text" w:yAlign="inline"/>
-              <w:kinsoku/>
-              <w:wordWrap/>
-              <w:overflowPunct/>
-              <w:topLinePunct w:val="0"/>
-              <w:autoSpaceDE/>
-              <w:autoSpaceDN/>
-              <w:bidi w:val="0"/>
-              <w:adjustRightInd/>
-              <w:snapToGrid/>
-              <w:spacing w:before="0" w:after="0" w:line="240" w:lineRule="auto"/>
-              <w:jc w:val="center"/>
-              <w:textAlignment w:val="auto"/>
-              <w:rPr>
-                <w:rFonts w:hint="eastAsia" w:ascii="宋体" w:hAnsi="宋体" w:eastAsia="宋体" w:cs="宋体"/>
-              </w:rPr>
-            </w:pPr>
-            <w:r>
-              <w:rPr>
-                <w:rFonts w:hint="eastAsia" w:ascii="宋体" w:hAnsi="宋体" w:eastAsia="宋体" w:cs="宋体"/>
-                <w:sz w:val="14"/>
-                <w:szCs w:val="14"/>
-                <w:shd w:val="clear" w:color="auto" w:fill="auto"/>
-                <w:rtl w:val="0"/>
-                <w:lang w:val="en-US"/>
-              </w:rPr>
-              <w:t>面2</w:t>
+            <w:r>
+              <w:rPr>
+                <w:rFonts w:ascii="宋体" w:hAnsi="宋体"/>
+              </w:rPr>
+              <w:t>________</w:t>
             </w:r>
           </w:p>
         </w:tc>
@@ -12078,7 +12076,6 @@
           </w:tcPr>
           <w:p>
             <w:pPr>
-              <w:pageBreakBefore w:val="0"/>
               <w:framePr w:wrap="auto" w:vAnchor="margin" w:hAnchor="text" w:yAlign="inline"/>
               <w:kinsoku/>
               <w:wordWrap/>
@@ -12117,7 +12114,6 @@
           </w:tcPr>
           <w:p>
             <w:pPr>
-              <w:pageBreakBefore w:val="0"/>
               <w:framePr w:wrap="auto" w:vAnchor="margin" w:hAnchor="text" w:yAlign="inline"/>
               <w:kinsoku/>
               <w:wordWrap/>
@@ -12156,7 +12152,6 @@
           </w:tcPr>
           <w:p>
             <w:pPr>
-              <w:pageBreakBefore w:val="0"/>
               <w:framePr w:wrap="auto" w:vAnchor="margin" w:hAnchor="text" w:yAlign="inline"/>
               <w:kinsoku/>
               <w:wordWrap/>
@@ -12195,7 +12190,6 @@
           </w:tcPr>
           <w:p>
             <w:pPr>
-              <w:pageBreakBefore w:val="0"/>
               <w:framePr w:wrap="auto" w:vAnchor="margin" w:hAnchor="text" w:yAlign="inline"/>
               <w:kinsoku/>
               <w:wordWrap/>
@@ -12233,68 +12227,11 @@
             <w:vAlign w:val="center"/>
           </w:tcPr>
           <w:p>
-            <w:pPr>
-              <w:pageBreakBefore w:val="0"/>
-              <w:framePr w:wrap="auto" w:vAnchor="margin" w:hAnchor="text" w:yAlign="inline"/>
-              <w:kinsoku/>
-              <w:wordWrap/>
-              <w:overflowPunct/>
-              <w:topLinePunct w:val="0"/>
-              <w:autoSpaceDE/>
-              <w:autoSpaceDN/>
-              <w:bidi w:val="0"/>
-              <w:adjustRightInd/>
-              <w:snapToGrid/>
-              <w:spacing w:before="0" w:after="0" w:line="240" w:lineRule="auto"/>
-              <w:ind w:left="0" w:leftChars="0" w:right="0" w:rightChars="0" w:firstLine="0" w:firstLineChars="0"/>
-              <w:textAlignment w:val="auto"/>
-              <w:rPr>
-                <w:rFonts w:hint="eastAsia" w:ascii="宋体" w:hAnsi="宋体" w:eastAsia="宋体" w:cs="宋体"/>
-              </w:rPr>
-            </w:pPr>
-            <w:r>
-              <w:rPr>
-                <w:rFonts w:hint="eastAsia" w:ascii="宋体" w:hAnsi="宋体" w:eastAsia="宋体" w:cs="宋体"/>
-                <w:sz w:val="15"/>
-                <w:szCs w:val="15"/>
-                <w:shd w:val="clear" w:color="auto" w:fill="auto"/>
-                <w:rtl w:val="0"/>
-                <w:lang w:val="en-US"/>
-              </w:rPr>
-              <w:t>□符合</w:t>
-            </w:r>
-            <w:r>
-              <w:rPr>
-                <w:rFonts w:hint="eastAsia" w:ascii="宋体" w:hAnsi="宋体" w:eastAsia="宋体" w:cs="宋体"/>
-                <w:sz w:val="15"/>
-                <w:szCs w:val="15"/>
-                <w:shd w:val="clear" w:color="auto" w:fill="auto"/>
-                <w:rtl w:val="0"/>
-                <w:lang w:val="en-US" w:eastAsia="zh-CN"/>
-              </w:rPr>
-              <w:t xml:space="preserve">    </w:t>
-            </w:r>
-            <w:r>
-              <w:rPr>
-                <w:rFonts w:hint="eastAsia" w:ascii="宋体" w:hAnsi="宋体" w:eastAsia="宋体" w:cs="宋体"/>
-                <w:sz w:val="15"/>
-                <w:szCs w:val="15"/>
-                <w:shd w:val="clear" w:color="auto" w:fill="auto"/>
-                <w:rtl w:val="0"/>
-                <w:lang w:val="en-US"/>
-              </w:rPr>
-              <w:t xml:space="preserve"> □</w:t>
-            </w:r>
-            <w:r>
-              <w:rPr>
-                <w:rFonts w:hint="eastAsia" w:ascii="宋体" w:hAnsi="宋体" w:eastAsia="宋体" w:cs="宋体"/>
-                <w:sz w:val="15"/>
-                <w:szCs w:val="15"/>
-                <w:shd w:val="clear" w:color="auto" w:fill="auto"/>
-                <w:rtl w:val="0"/>
-                <w:lang w:val="en-US" w:eastAsia="zh-CN"/>
-              </w:rPr>
-              <w:t>不符合</w:t>
+            <w:r>
+              <w:rPr>
+                <w:rFonts w:ascii="宋体" w:hAnsi="宋体"/>
+              </w:rPr>
+              <w:t>□有效  □无效</w:t>
             </w:r>
           </w:p>
         </w:tc>
@@ -12319,1043 +12256,6 @@
           <w:p>
             <w:pPr>
               <w:pStyle w:val="8"/>
-              <w:pageBreakBefore w:val="0"/>
-              <w:framePr w:wrap="auto" w:vAnchor="margin" w:hAnchor="text" w:yAlign="inline"/>
-              <w:kinsoku/>
-              <w:wordWrap/>
-              <w:overflowPunct/>
-              <w:topLinePunct w:val="0"/>
-              <w:autoSpaceDE/>
-              <w:autoSpaceDN/>
-              <w:bidi w:val="0"/>
-              <w:adjustRightInd/>
-              <w:snapToGrid/>
-              <w:spacing w:before="0" w:after="0" w:line="240" w:lineRule="auto"/>
-              <w:jc w:val="center"/>
-              <w:textAlignment w:val="auto"/>
-              <w:rPr>
-                <w:rFonts w:hint="eastAsia" w:ascii="宋体" w:hAnsi="宋体" w:eastAsia="宋体" w:cs="宋体"/>
-              </w:rPr>
-            </w:pPr>
-            <w:r>
-              <w:rPr>
-                <w:rFonts w:hint="eastAsia" w:ascii="宋体" w:hAnsi="宋体" w:eastAsia="宋体" w:cs="宋体"/>
-                <w:sz w:val="14"/>
-                <w:szCs w:val="14"/>
-                <w:shd w:val="clear" w:color="auto" w:fill="auto"/>
-                <w:rtl w:val="0"/>
-                <w:lang w:val="en-US"/>
-              </w:rPr>
-              <w:t>98.07</w:t>
-            </w:r>
-          </w:p>
-        </w:tc>
-        <w:tc>
-          <w:tcPr>
-            <w:tcW w:w="1298" w:type="dxa"/>
-            <w:tcBorders>
-              <w:top w:val="single" w:color="000000" w:sz="6" w:space="0"/>
-              <w:left w:val="single" w:color="000000" w:sz="6" w:space="0"/>
-              <w:bottom w:val="single" w:color="000000" w:sz="6" w:space="0"/>
-              <w:right w:val="single" w:color="000000" w:sz="6" w:space="0"/>
-            </w:tcBorders>
-            <w:shd w:val="clear" w:color="auto" w:fill="auto"/>
-            <w:tcMar>
-              <w:top w:w="80" w:type="dxa"/>
-              <w:left w:w="80" w:type="dxa"/>
-              <w:bottom w:w="80" w:type="dxa"/>
-              <w:right w:w="80" w:type="dxa"/>
-            </w:tcMar>
-            <w:vAlign w:val="center"/>
-          </w:tcPr>
-          <w:p>
-            <w:pPr>
-              <w:pStyle w:val="8"/>
-              <w:pageBreakBefore w:val="0"/>
-              <w:framePr w:wrap="auto" w:vAnchor="margin" w:hAnchor="text" w:yAlign="inline"/>
-              <w:kinsoku/>
-              <w:wordWrap/>
-              <w:overflowPunct/>
-              <w:topLinePunct w:val="0"/>
-              <w:autoSpaceDE/>
-              <w:autoSpaceDN/>
-              <w:bidi w:val="0"/>
-              <w:adjustRightInd/>
-              <w:snapToGrid/>
-              <w:spacing w:before="0" w:after="0" w:line="240" w:lineRule="auto"/>
-              <w:jc w:val="center"/>
-              <w:textAlignment w:val="auto"/>
-              <w:rPr>
-                <w:rFonts w:hint="eastAsia" w:ascii="宋体" w:hAnsi="宋体" w:eastAsia="宋体" w:cs="宋体"/>
-              </w:rPr>
-            </w:pPr>
-            <w:r>
-              <w:rPr>
-                <w:rFonts w:hint="eastAsia" w:ascii="宋体" w:hAnsi="宋体" w:eastAsia="宋体" w:cs="宋体"/>
-                <w:sz w:val="14"/>
-                <w:szCs w:val="14"/>
-                <w:shd w:val="clear" w:color="auto" w:fill="auto"/>
-                <w:rtl w:val="0"/>
-                <w:lang w:val="en-US"/>
-              </w:rPr>
-              <w:t>15</w:t>
-            </w:r>
-          </w:p>
-        </w:tc>
-      </w:tr>
-      <w:tr>
-        <w:trPr>
-          <w:trHeight w:val="375" w:hRule="atLeast"/>
-          <w:jc w:val="center"/>
-        </w:trPr>
-        <w:tc>
-          <w:tcPr>
-            <w:tcW w:w="1298" w:type="dxa"/>
-            <w:tcBorders>
-              <w:top w:val="single" w:color="000000" w:sz="6" w:space="0"/>
-              <w:left w:val="single" w:color="000000" w:sz="6" w:space="0"/>
-              <w:bottom w:val="single" w:color="000000" w:sz="6" w:space="0"/>
-              <w:right w:val="single" w:color="000000" w:sz="6" w:space="0"/>
-            </w:tcBorders>
-            <w:shd w:val="clear" w:color="auto" w:fill="auto"/>
-            <w:tcMar>
-              <w:top w:w="80" w:type="dxa"/>
-              <w:left w:w="80" w:type="dxa"/>
-              <w:bottom w:w="80" w:type="dxa"/>
-              <w:right w:w="80" w:type="dxa"/>
-            </w:tcMar>
-            <w:vAlign w:val="center"/>
-          </w:tcPr>
-          <w:p>
-            <w:pPr>
-              <w:pStyle w:val="8"/>
-              <w:pageBreakBefore w:val="0"/>
-              <w:framePr w:wrap="auto" w:vAnchor="margin" w:hAnchor="text" w:yAlign="inline"/>
-              <w:kinsoku/>
-              <w:wordWrap/>
-              <w:overflowPunct/>
-              <w:topLinePunct w:val="0"/>
-              <w:autoSpaceDE/>
-              <w:autoSpaceDN/>
-              <w:bidi w:val="0"/>
-              <w:adjustRightInd/>
-              <w:snapToGrid/>
-              <w:spacing w:before="0" w:after="0" w:line="240" w:lineRule="auto"/>
-              <w:jc w:val="center"/>
-              <w:textAlignment w:val="auto"/>
-              <w:rPr>
-                <w:rFonts w:hint="eastAsia" w:ascii="宋体" w:hAnsi="宋体" w:eastAsia="宋体" w:cs="宋体"/>
-              </w:rPr>
-            </w:pPr>
-          </w:p>
-        </w:tc>
-        <w:tc>
-          <w:tcPr>
-            <w:tcW w:w="1299" w:type="dxa"/>
-            <w:tcBorders>
-              <w:top w:val="single" w:color="000000" w:sz="6" w:space="0"/>
-              <w:left w:val="single" w:color="000000" w:sz="6" w:space="0"/>
-              <w:bottom w:val="single" w:color="000000" w:sz="6" w:space="0"/>
-              <w:right w:val="single" w:color="000000" w:sz="6" w:space="0"/>
-            </w:tcBorders>
-            <w:shd w:val="clear" w:color="auto" w:fill="auto"/>
-            <w:tcMar>
-              <w:top w:w="80" w:type="dxa"/>
-              <w:left w:w="80" w:type="dxa"/>
-              <w:bottom w:w="80" w:type="dxa"/>
-              <w:right w:w="80" w:type="dxa"/>
-            </w:tcMar>
-            <w:vAlign w:val="center"/>
-          </w:tcPr>
-          <w:p>
-            <w:pPr>
-              <w:pStyle w:val="8"/>
-              <w:pageBreakBefore w:val="0"/>
-              <w:framePr w:wrap="auto" w:vAnchor="margin" w:hAnchor="text" w:yAlign="inline"/>
-              <w:kinsoku/>
-              <w:wordWrap/>
-              <w:overflowPunct/>
-              <w:topLinePunct w:val="0"/>
-              <w:autoSpaceDE/>
-              <w:autoSpaceDN/>
-              <w:bidi w:val="0"/>
-              <w:adjustRightInd/>
-              <w:snapToGrid/>
-              <w:spacing w:before="0" w:after="0" w:line="240" w:lineRule="auto"/>
-              <w:jc w:val="center"/>
-              <w:textAlignment w:val="auto"/>
-              <w:rPr>
-                <w:rFonts w:hint="eastAsia" w:ascii="宋体" w:hAnsi="宋体" w:eastAsia="宋体" w:cs="宋体"/>
-              </w:rPr>
-            </w:pPr>
-            <w:r>
-              <w:rPr>
-                <w:rFonts w:hint="eastAsia" w:ascii="宋体" w:hAnsi="宋体" w:eastAsia="宋体" w:cs="宋体"/>
-                <w:sz w:val="14"/>
-                <w:szCs w:val="14"/>
-                <w:shd w:val="clear" w:color="auto" w:fill="auto"/>
-                <w:rtl w:val="0"/>
-                <w:lang w:val="en-US"/>
-              </w:rPr>
-              <w:t>面1</w:t>
-            </w:r>
-          </w:p>
-        </w:tc>
-        <w:tc>
-          <w:tcPr>
-            <w:tcW w:w="1299" w:type="dxa"/>
-            <w:tcBorders>
-              <w:top w:val="single" w:color="000000" w:sz="6" w:space="0"/>
-              <w:left w:val="single" w:color="000000" w:sz="6" w:space="0"/>
-              <w:bottom w:val="single" w:color="000000" w:sz="6" w:space="0"/>
-              <w:right w:val="single" w:color="000000" w:sz="6" w:space="0"/>
-            </w:tcBorders>
-            <w:shd w:val="clear" w:color="auto" w:fill="auto"/>
-            <w:tcMar>
-              <w:top w:w="80" w:type="dxa"/>
-              <w:left w:w="80" w:type="dxa"/>
-              <w:bottom w:w="80" w:type="dxa"/>
-              <w:right w:w="80" w:type="dxa"/>
-            </w:tcMar>
-            <w:vAlign w:val="center"/>
-          </w:tcPr>
-          <w:p>
-            <w:pPr>
-              <w:pageBreakBefore w:val="0"/>
-              <w:framePr w:wrap="auto" w:vAnchor="margin" w:hAnchor="text" w:yAlign="inline"/>
-              <w:kinsoku/>
-              <w:wordWrap/>
-              <w:overflowPunct/>
-              <w:topLinePunct w:val="0"/>
-              <w:autoSpaceDE/>
-              <w:autoSpaceDN/>
-              <w:bidi w:val="0"/>
-              <w:adjustRightInd/>
-              <w:snapToGrid/>
-              <w:spacing w:before="0" w:after="0"/>
-              <w:textAlignment w:val="auto"/>
-              <w:rPr>
-                <w:rFonts w:hint="eastAsia" w:ascii="宋体" w:hAnsi="宋体" w:eastAsia="宋体" w:cs="宋体"/>
-              </w:rPr>
-            </w:pPr>
-          </w:p>
-        </w:tc>
-        <w:tc>
-          <w:tcPr>
-            <w:tcW w:w="1299" w:type="dxa"/>
-            <w:tcBorders>
-              <w:top w:val="single" w:color="000000" w:sz="6" w:space="0"/>
-              <w:left w:val="single" w:color="000000" w:sz="6" w:space="0"/>
-              <w:bottom w:val="single" w:color="000000" w:sz="6" w:space="0"/>
-              <w:right w:val="single" w:color="000000" w:sz="6" w:space="0"/>
-            </w:tcBorders>
-            <w:shd w:val="clear" w:color="auto" w:fill="auto"/>
-            <w:tcMar>
-              <w:top w:w="80" w:type="dxa"/>
-              <w:left w:w="80" w:type="dxa"/>
-              <w:bottom w:w="80" w:type="dxa"/>
-              <w:right w:w="80" w:type="dxa"/>
-            </w:tcMar>
-            <w:vAlign w:val="center"/>
-          </w:tcPr>
-          <w:p>
-            <w:pPr>
-              <w:pageBreakBefore w:val="0"/>
-              <w:framePr w:wrap="auto" w:vAnchor="margin" w:hAnchor="text" w:yAlign="inline"/>
-              <w:kinsoku/>
-              <w:wordWrap/>
-              <w:overflowPunct/>
-              <w:topLinePunct w:val="0"/>
-              <w:autoSpaceDE/>
-              <w:autoSpaceDN/>
-              <w:bidi w:val="0"/>
-              <w:adjustRightInd/>
-              <w:snapToGrid/>
-              <w:spacing w:before="0" w:after="0"/>
-              <w:textAlignment w:val="auto"/>
-              <w:rPr>
-                <w:rFonts w:hint="eastAsia" w:ascii="宋体" w:hAnsi="宋体" w:eastAsia="宋体" w:cs="宋体"/>
-              </w:rPr>
-            </w:pPr>
-          </w:p>
-        </w:tc>
-        <w:tc>
-          <w:tcPr>
-            <w:tcW w:w="1299" w:type="dxa"/>
-            <w:tcBorders>
-              <w:top w:val="single" w:color="000000" w:sz="6" w:space="0"/>
-              <w:left w:val="single" w:color="000000" w:sz="6" w:space="0"/>
-              <w:bottom w:val="single" w:color="000000" w:sz="6" w:space="0"/>
-              <w:right w:val="single" w:color="000000" w:sz="6" w:space="0"/>
-            </w:tcBorders>
-            <w:shd w:val="clear" w:color="auto" w:fill="auto"/>
-            <w:tcMar>
-              <w:top w:w="80" w:type="dxa"/>
-              <w:left w:w="80" w:type="dxa"/>
-              <w:bottom w:w="80" w:type="dxa"/>
-              <w:right w:w="80" w:type="dxa"/>
-            </w:tcMar>
-            <w:vAlign w:val="center"/>
-          </w:tcPr>
-          <w:p>
-            <w:pPr>
-              <w:pageBreakBefore w:val="0"/>
-              <w:framePr w:wrap="auto" w:vAnchor="margin" w:hAnchor="text" w:yAlign="inline"/>
-              <w:kinsoku/>
-              <w:wordWrap/>
-              <w:overflowPunct/>
-              <w:topLinePunct w:val="0"/>
-              <w:autoSpaceDE/>
-              <w:autoSpaceDN/>
-              <w:bidi w:val="0"/>
-              <w:adjustRightInd/>
-              <w:snapToGrid/>
-              <w:spacing w:before="0" w:after="0"/>
-              <w:textAlignment w:val="auto"/>
-              <w:rPr>
-                <w:rFonts w:hint="eastAsia" w:ascii="宋体" w:hAnsi="宋体" w:eastAsia="宋体" w:cs="宋体"/>
-              </w:rPr>
-            </w:pPr>
-          </w:p>
-        </w:tc>
-        <w:tc>
-          <w:tcPr>
-            <w:tcW w:w="1299" w:type="dxa"/>
-            <w:tcBorders>
-              <w:top w:val="single" w:color="000000" w:sz="6" w:space="0"/>
-              <w:left w:val="single" w:color="000000" w:sz="6" w:space="0"/>
-              <w:bottom w:val="single" w:color="000000" w:sz="6" w:space="0"/>
-              <w:right w:val="single" w:color="000000" w:sz="6" w:space="0"/>
-            </w:tcBorders>
-            <w:shd w:val="clear" w:color="auto" w:fill="auto"/>
-            <w:tcMar>
-              <w:top w:w="80" w:type="dxa"/>
-              <w:left w:w="80" w:type="dxa"/>
-              <w:bottom w:w="80" w:type="dxa"/>
-              <w:right w:w="80" w:type="dxa"/>
-            </w:tcMar>
-            <w:vAlign w:val="center"/>
-          </w:tcPr>
-          <w:p>
-            <w:pPr>
-              <w:pageBreakBefore w:val="0"/>
-              <w:framePr w:wrap="auto" w:vAnchor="margin" w:hAnchor="text" w:yAlign="inline"/>
-              <w:kinsoku/>
-              <w:wordWrap/>
-              <w:overflowPunct/>
-              <w:topLinePunct w:val="0"/>
-              <w:autoSpaceDE/>
-              <w:autoSpaceDN/>
-              <w:bidi w:val="0"/>
-              <w:adjustRightInd/>
-              <w:snapToGrid/>
-              <w:spacing w:before="0" w:after="0"/>
-              <w:textAlignment w:val="auto"/>
-              <w:rPr>
-                <w:rFonts w:hint="eastAsia" w:ascii="宋体" w:hAnsi="宋体" w:eastAsia="宋体" w:cs="宋体"/>
-              </w:rPr>
-            </w:pPr>
-          </w:p>
-        </w:tc>
-        <w:tc>
-          <w:tcPr>
-            <w:tcW w:w="1687" w:type="dxa"/>
-            <w:tcBorders>
-              <w:top w:val="single" w:color="000000" w:sz="6" w:space="0"/>
-              <w:left w:val="single" w:color="000000" w:sz="6" w:space="0"/>
-              <w:bottom w:val="single" w:color="000000" w:sz="6" w:space="0"/>
-              <w:right w:val="single" w:color="000000" w:sz="6" w:space="0"/>
-            </w:tcBorders>
-            <w:shd w:val="clear" w:color="auto" w:fill="auto"/>
-            <w:tcMar>
-              <w:top w:w="80" w:type="dxa"/>
-              <w:left w:w="80" w:type="dxa"/>
-              <w:bottom w:w="80" w:type="dxa"/>
-              <w:right w:w="80" w:type="dxa"/>
-            </w:tcMar>
-            <w:vAlign w:val="center"/>
-          </w:tcPr>
-          <w:p>
-            <w:pPr>
-              <w:pageBreakBefore w:val="0"/>
-              <w:framePr w:wrap="auto" w:vAnchor="margin" w:hAnchor="text" w:yAlign="inline"/>
-              <w:kinsoku/>
-              <w:wordWrap/>
-              <w:overflowPunct/>
-              <w:topLinePunct w:val="0"/>
-              <w:autoSpaceDE/>
-              <w:autoSpaceDN/>
-              <w:bidi w:val="0"/>
-              <w:adjustRightInd/>
-              <w:snapToGrid/>
-              <w:spacing w:before="0" w:after="0" w:line="240" w:lineRule="auto"/>
-              <w:ind w:left="0" w:leftChars="0" w:right="0" w:rightChars="0" w:firstLine="0" w:firstLineChars="0"/>
-              <w:textAlignment w:val="auto"/>
-              <w:rPr>
-                <w:rFonts w:hint="eastAsia" w:ascii="宋体" w:hAnsi="宋体" w:eastAsia="宋体" w:cs="宋体"/>
-              </w:rPr>
-            </w:pPr>
-            <w:r>
-              <w:rPr>
-                <w:rFonts w:hint="eastAsia" w:ascii="宋体" w:hAnsi="宋体" w:eastAsia="宋体" w:cs="宋体"/>
-                <w:sz w:val="15"/>
-                <w:szCs w:val="15"/>
-                <w:shd w:val="clear" w:color="auto" w:fill="auto"/>
-                <w:rtl w:val="0"/>
-                <w:lang w:val="en-US"/>
-              </w:rPr>
-              <w:t>□符合</w:t>
-            </w:r>
-            <w:r>
-              <w:rPr>
-                <w:rFonts w:hint="eastAsia" w:ascii="宋体" w:hAnsi="宋体" w:eastAsia="宋体" w:cs="宋体"/>
-                <w:sz w:val="15"/>
-                <w:szCs w:val="15"/>
-                <w:shd w:val="clear" w:color="auto" w:fill="auto"/>
-                <w:rtl w:val="0"/>
-                <w:lang w:val="en-US" w:eastAsia="zh-CN"/>
-              </w:rPr>
-              <w:t xml:space="preserve">    </w:t>
-            </w:r>
-            <w:r>
-              <w:rPr>
-                <w:rFonts w:hint="eastAsia" w:ascii="宋体" w:hAnsi="宋体" w:eastAsia="宋体" w:cs="宋体"/>
-                <w:sz w:val="15"/>
-                <w:szCs w:val="15"/>
-                <w:shd w:val="clear" w:color="auto" w:fill="auto"/>
-                <w:rtl w:val="0"/>
-                <w:lang w:val="en-US"/>
-              </w:rPr>
-              <w:t xml:space="preserve"> □</w:t>
-            </w:r>
-            <w:r>
-              <w:rPr>
-                <w:rFonts w:hint="eastAsia" w:ascii="宋体" w:hAnsi="宋体" w:eastAsia="宋体" w:cs="宋体"/>
-                <w:sz w:val="15"/>
-                <w:szCs w:val="15"/>
-                <w:shd w:val="clear" w:color="auto" w:fill="auto"/>
-                <w:rtl w:val="0"/>
-                <w:lang w:val="en-US" w:eastAsia="zh-CN"/>
-              </w:rPr>
-              <w:t>不符合</w:t>
-            </w:r>
-          </w:p>
-        </w:tc>
-        <w:tc>
-          <w:tcPr>
-            <w:tcW w:w="1298" w:type="dxa"/>
-            <w:tcBorders>
-              <w:top w:val="single" w:color="000000" w:sz="6" w:space="0"/>
-              <w:left w:val="single" w:color="000000" w:sz="6" w:space="0"/>
-              <w:bottom w:val="single" w:color="000000" w:sz="6" w:space="0"/>
-              <w:right w:val="single" w:color="000000" w:sz="6" w:space="0"/>
-            </w:tcBorders>
-            <w:shd w:val="clear" w:color="auto" w:fill="auto"/>
-            <w:tcMar>
-              <w:top w:w="80" w:type="dxa"/>
-              <w:left w:w="80" w:type="dxa"/>
-              <w:bottom w:w="80" w:type="dxa"/>
-              <w:right w:w="80" w:type="dxa"/>
-            </w:tcMar>
-            <w:vAlign w:val="center"/>
-          </w:tcPr>
-          <w:p>
-            <w:pPr>
-              <w:pStyle w:val="8"/>
-              <w:pageBreakBefore w:val="0"/>
-              <w:framePr w:wrap="auto" w:vAnchor="margin" w:hAnchor="text" w:yAlign="inline"/>
-              <w:kinsoku/>
-              <w:wordWrap/>
-              <w:overflowPunct/>
-              <w:topLinePunct w:val="0"/>
-              <w:autoSpaceDE/>
-              <w:autoSpaceDN/>
-              <w:bidi w:val="0"/>
-              <w:adjustRightInd/>
-              <w:snapToGrid/>
-              <w:spacing w:before="0" w:after="0" w:line="240" w:lineRule="auto"/>
-              <w:jc w:val="center"/>
-              <w:textAlignment w:val="auto"/>
-              <w:rPr>
-                <w:rFonts w:hint="eastAsia" w:ascii="宋体" w:hAnsi="宋体" w:eastAsia="宋体" w:cs="宋体"/>
-              </w:rPr>
-            </w:pPr>
-            <w:r>
-              <w:rPr>
-                <w:rFonts w:hint="eastAsia" w:ascii="宋体" w:hAnsi="宋体" w:eastAsia="宋体" w:cs="宋体"/>
-                <w:sz w:val="14"/>
-                <w:szCs w:val="14"/>
-                <w:shd w:val="clear" w:color="auto" w:fill="auto"/>
-                <w:rtl w:val="0"/>
-                <w:lang w:val="en-US"/>
-              </w:rPr>
-              <w:t>98.07</w:t>
-            </w:r>
-          </w:p>
-        </w:tc>
-        <w:tc>
-          <w:tcPr>
-            <w:tcW w:w="1298" w:type="dxa"/>
-            <w:tcBorders>
-              <w:top w:val="single" w:color="000000" w:sz="6" w:space="0"/>
-              <w:left w:val="single" w:color="000000" w:sz="6" w:space="0"/>
-              <w:bottom w:val="single" w:color="000000" w:sz="6" w:space="0"/>
-              <w:right w:val="single" w:color="000000" w:sz="6" w:space="0"/>
-            </w:tcBorders>
-            <w:shd w:val="clear" w:color="auto" w:fill="auto"/>
-            <w:tcMar>
-              <w:top w:w="80" w:type="dxa"/>
-              <w:left w:w="80" w:type="dxa"/>
-              <w:bottom w:w="80" w:type="dxa"/>
-              <w:right w:w="80" w:type="dxa"/>
-            </w:tcMar>
-            <w:vAlign w:val="center"/>
-          </w:tcPr>
-          <w:p>
-            <w:pPr>
-              <w:pStyle w:val="8"/>
-              <w:pageBreakBefore w:val="0"/>
-              <w:framePr w:wrap="auto" w:vAnchor="margin" w:hAnchor="text" w:yAlign="inline"/>
-              <w:kinsoku/>
-              <w:wordWrap/>
-              <w:overflowPunct/>
-              <w:topLinePunct w:val="0"/>
-              <w:autoSpaceDE/>
-              <w:autoSpaceDN/>
-              <w:bidi w:val="0"/>
-              <w:adjustRightInd/>
-              <w:snapToGrid/>
-              <w:spacing w:before="0" w:after="0" w:line="240" w:lineRule="auto"/>
-              <w:jc w:val="center"/>
-              <w:textAlignment w:val="auto"/>
-              <w:rPr>
-                <w:rFonts w:hint="eastAsia" w:ascii="宋体" w:hAnsi="宋体" w:eastAsia="宋体" w:cs="宋体"/>
-              </w:rPr>
-            </w:pPr>
-            <w:r>
-              <w:rPr>
-                <w:rFonts w:hint="eastAsia" w:ascii="宋体" w:hAnsi="宋体" w:eastAsia="宋体" w:cs="宋体"/>
-                <w:sz w:val="14"/>
-                <w:szCs w:val="14"/>
-                <w:shd w:val="clear" w:color="auto" w:fill="auto"/>
-                <w:rtl w:val="0"/>
-                <w:lang w:val="en-US"/>
-              </w:rPr>
-              <w:t>15</w:t>
-            </w:r>
-          </w:p>
-        </w:tc>
-      </w:tr>
-      <w:tr>
-        <w:trPr>
-          <w:trHeight w:val="375" w:hRule="atLeast"/>
-          <w:jc w:val="center"/>
-        </w:trPr>
-        <w:tc>
-          <w:tcPr>
-            <w:tcW w:w="1298" w:type="dxa"/>
-            <w:tcBorders>
-              <w:top w:val="single" w:color="000000" w:sz="6" w:space="0"/>
-              <w:left w:val="single" w:color="000000" w:sz="6" w:space="0"/>
-              <w:bottom w:val="single" w:color="000000" w:sz="6" w:space="0"/>
-              <w:right w:val="single" w:color="000000" w:sz="6" w:space="0"/>
-            </w:tcBorders>
-            <w:shd w:val="clear" w:color="auto" w:fill="auto"/>
-            <w:tcMar>
-              <w:top w:w="80" w:type="dxa"/>
-              <w:left w:w="80" w:type="dxa"/>
-              <w:bottom w:w="80" w:type="dxa"/>
-              <w:right w:w="80" w:type="dxa"/>
-            </w:tcMar>
-            <w:vAlign w:val="center"/>
-          </w:tcPr>
-          <w:p>
-            <w:pPr>
-              <w:pStyle w:val="8"/>
-              <w:pageBreakBefore w:val="0"/>
-              <w:framePr w:wrap="auto" w:vAnchor="margin" w:hAnchor="text" w:yAlign="inline"/>
-              <w:kinsoku/>
-              <w:wordWrap/>
-              <w:overflowPunct/>
-              <w:topLinePunct w:val="0"/>
-              <w:autoSpaceDE/>
-              <w:autoSpaceDN/>
-              <w:bidi w:val="0"/>
-              <w:adjustRightInd/>
-              <w:snapToGrid/>
-              <w:spacing w:before="0" w:after="0" w:line="240" w:lineRule="auto"/>
-              <w:jc w:val="center"/>
-              <w:textAlignment w:val="auto"/>
-              <w:rPr>
-                <w:rFonts w:hint="eastAsia" w:ascii="宋体" w:hAnsi="宋体" w:eastAsia="宋体" w:cs="宋体"/>
-              </w:rPr>
-            </w:pPr>
-          </w:p>
-        </w:tc>
-        <w:tc>
-          <w:tcPr>
-            <w:tcW w:w="1299" w:type="dxa"/>
-            <w:tcBorders>
-              <w:top w:val="single" w:color="000000" w:sz="6" w:space="0"/>
-              <w:left w:val="single" w:color="000000" w:sz="6" w:space="0"/>
-              <w:bottom w:val="single" w:color="000000" w:sz="6" w:space="0"/>
-              <w:right w:val="single" w:color="000000" w:sz="6" w:space="0"/>
-            </w:tcBorders>
-            <w:shd w:val="clear" w:color="auto" w:fill="auto"/>
-            <w:tcMar>
-              <w:top w:w="80" w:type="dxa"/>
-              <w:left w:w="80" w:type="dxa"/>
-              <w:bottom w:w="80" w:type="dxa"/>
-              <w:right w:w="80" w:type="dxa"/>
-            </w:tcMar>
-            <w:vAlign w:val="center"/>
-          </w:tcPr>
-          <w:p>
-            <w:pPr>
-              <w:pStyle w:val="8"/>
-              <w:pageBreakBefore w:val="0"/>
-              <w:framePr w:wrap="auto" w:vAnchor="margin" w:hAnchor="text" w:yAlign="inline"/>
-              <w:kinsoku/>
-              <w:wordWrap/>
-              <w:overflowPunct/>
-              <w:topLinePunct w:val="0"/>
-              <w:autoSpaceDE/>
-              <w:autoSpaceDN/>
-              <w:bidi w:val="0"/>
-              <w:adjustRightInd/>
-              <w:snapToGrid/>
-              <w:spacing w:before="0" w:after="0" w:line="240" w:lineRule="auto"/>
-              <w:jc w:val="center"/>
-              <w:textAlignment w:val="auto"/>
-              <w:rPr>
-                <w:rFonts w:hint="eastAsia" w:ascii="宋体" w:hAnsi="宋体" w:eastAsia="宋体" w:cs="宋体"/>
-              </w:rPr>
-            </w:pPr>
-            <w:r>
-              <w:rPr>
-                <w:rFonts w:hint="eastAsia" w:ascii="宋体" w:hAnsi="宋体" w:eastAsia="宋体" w:cs="宋体"/>
-                <w:sz w:val="14"/>
-                <w:szCs w:val="14"/>
-                <w:shd w:val="clear" w:color="auto" w:fill="auto"/>
-                <w:rtl w:val="0"/>
-                <w:lang w:val="en-US"/>
-              </w:rPr>
-              <w:t>面2</w:t>
-            </w:r>
-          </w:p>
-        </w:tc>
-        <w:tc>
-          <w:tcPr>
-            <w:tcW w:w="1299" w:type="dxa"/>
-            <w:tcBorders>
-              <w:top w:val="single" w:color="000000" w:sz="6" w:space="0"/>
-              <w:left w:val="single" w:color="000000" w:sz="6" w:space="0"/>
-              <w:bottom w:val="single" w:color="000000" w:sz="6" w:space="0"/>
-              <w:right w:val="single" w:color="000000" w:sz="6" w:space="0"/>
-            </w:tcBorders>
-            <w:shd w:val="clear" w:color="auto" w:fill="auto"/>
-            <w:tcMar>
-              <w:top w:w="80" w:type="dxa"/>
-              <w:left w:w="80" w:type="dxa"/>
-              <w:bottom w:w="80" w:type="dxa"/>
-              <w:right w:w="80" w:type="dxa"/>
-            </w:tcMar>
-            <w:vAlign w:val="center"/>
-          </w:tcPr>
-          <w:p>
-            <w:pPr>
-              <w:pageBreakBefore w:val="0"/>
-              <w:framePr w:wrap="auto" w:vAnchor="margin" w:hAnchor="text" w:yAlign="inline"/>
-              <w:kinsoku/>
-              <w:wordWrap/>
-              <w:overflowPunct/>
-              <w:topLinePunct w:val="0"/>
-              <w:autoSpaceDE/>
-              <w:autoSpaceDN/>
-              <w:bidi w:val="0"/>
-              <w:adjustRightInd/>
-              <w:snapToGrid/>
-              <w:spacing w:before="0" w:after="0"/>
-              <w:textAlignment w:val="auto"/>
-              <w:rPr>
-                <w:rFonts w:hint="eastAsia" w:ascii="宋体" w:hAnsi="宋体" w:eastAsia="宋体" w:cs="宋体"/>
-              </w:rPr>
-            </w:pPr>
-          </w:p>
-        </w:tc>
-        <w:tc>
-          <w:tcPr>
-            <w:tcW w:w="1299" w:type="dxa"/>
-            <w:tcBorders>
-              <w:top w:val="single" w:color="000000" w:sz="6" w:space="0"/>
-              <w:left w:val="single" w:color="000000" w:sz="6" w:space="0"/>
-              <w:bottom w:val="single" w:color="000000" w:sz="6" w:space="0"/>
-              <w:right w:val="single" w:color="000000" w:sz="6" w:space="0"/>
-            </w:tcBorders>
-            <w:shd w:val="clear" w:color="auto" w:fill="auto"/>
-            <w:tcMar>
-              <w:top w:w="80" w:type="dxa"/>
-              <w:left w:w="80" w:type="dxa"/>
-              <w:bottom w:w="80" w:type="dxa"/>
-              <w:right w:w="80" w:type="dxa"/>
-            </w:tcMar>
-            <w:vAlign w:val="center"/>
-          </w:tcPr>
-          <w:p>
-            <w:pPr>
-              <w:pageBreakBefore w:val="0"/>
-              <w:framePr w:wrap="auto" w:vAnchor="margin" w:hAnchor="text" w:yAlign="inline"/>
-              <w:kinsoku/>
-              <w:wordWrap/>
-              <w:overflowPunct/>
-              <w:topLinePunct w:val="0"/>
-              <w:autoSpaceDE/>
-              <w:autoSpaceDN/>
-              <w:bidi w:val="0"/>
-              <w:adjustRightInd/>
-              <w:snapToGrid/>
-              <w:spacing w:before="0" w:after="0"/>
-              <w:textAlignment w:val="auto"/>
-              <w:rPr>
-                <w:rFonts w:hint="eastAsia" w:ascii="宋体" w:hAnsi="宋体" w:eastAsia="宋体" w:cs="宋体"/>
-              </w:rPr>
-            </w:pPr>
-          </w:p>
-        </w:tc>
-        <w:tc>
-          <w:tcPr>
-            <w:tcW w:w="1299" w:type="dxa"/>
-            <w:tcBorders>
-              <w:top w:val="single" w:color="000000" w:sz="6" w:space="0"/>
-              <w:left w:val="single" w:color="000000" w:sz="6" w:space="0"/>
-              <w:bottom w:val="single" w:color="000000" w:sz="6" w:space="0"/>
-              <w:right w:val="single" w:color="000000" w:sz="6" w:space="0"/>
-            </w:tcBorders>
-            <w:shd w:val="clear" w:color="auto" w:fill="auto"/>
-            <w:tcMar>
-              <w:top w:w="80" w:type="dxa"/>
-              <w:left w:w="80" w:type="dxa"/>
-              <w:bottom w:w="80" w:type="dxa"/>
-              <w:right w:w="80" w:type="dxa"/>
-            </w:tcMar>
-            <w:vAlign w:val="center"/>
-          </w:tcPr>
-          <w:p>
-            <w:pPr>
-              <w:pageBreakBefore w:val="0"/>
-              <w:framePr w:wrap="auto" w:vAnchor="margin" w:hAnchor="text" w:yAlign="inline"/>
-              <w:kinsoku/>
-              <w:wordWrap/>
-              <w:overflowPunct/>
-              <w:topLinePunct w:val="0"/>
-              <w:autoSpaceDE/>
-              <w:autoSpaceDN/>
-              <w:bidi w:val="0"/>
-              <w:adjustRightInd/>
-              <w:snapToGrid/>
-              <w:spacing w:before="0" w:after="0"/>
-              <w:textAlignment w:val="auto"/>
-              <w:rPr>
-                <w:rFonts w:hint="eastAsia" w:ascii="宋体" w:hAnsi="宋体" w:eastAsia="宋体" w:cs="宋体"/>
-              </w:rPr>
-            </w:pPr>
-          </w:p>
-        </w:tc>
-        <w:tc>
-          <w:tcPr>
-            <w:tcW w:w="1299" w:type="dxa"/>
-            <w:tcBorders>
-              <w:top w:val="single" w:color="000000" w:sz="6" w:space="0"/>
-              <w:left w:val="single" w:color="000000" w:sz="6" w:space="0"/>
-              <w:bottom w:val="single" w:color="000000" w:sz="6" w:space="0"/>
-              <w:right w:val="single" w:color="000000" w:sz="6" w:space="0"/>
-            </w:tcBorders>
-            <w:shd w:val="clear" w:color="auto" w:fill="auto"/>
-            <w:tcMar>
-              <w:top w:w="80" w:type="dxa"/>
-              <w:left w:w="80" w:type="dxa"/>
-              <w:bottom w:w="80" w:type="dxa"/>
-              <w:right w:w="80" w:type="dxa"/>
-            </w:tcMar>
-            <w:vAlign w:val="center"/>
-          </w:tcPr>
-          <w:p>
-            <w:pPr>
-              <w:pageBreakBefore w:val="0"/>
-              <w:framePr w:wrap="auto" w:vAnchor="margin" w:hAnchor="text" w:yAlign="inline"/>
-              <w:kinsoku/>
-              <w:wordWrap/>
-              <w:overflowPunct/>
-              <w:topLinePunct w:val="0"/>
-              <w:autoSpaceDE/>
-              <w:autoSpaceDN/>
-              <w:bidi w:val="0"/>
-              <w:adjustRightInd/>
-              <w:snapToGrid/>
-              <w:spacing w:before="0" w:after="0"/>
-              <w:textAlignment w:val="auto"/>
-              <w:rPr>
-                <w:rFonts w:hint="eastAsia" w:ascii="宋体" w:hAnsi="宋体" w:eastAsia="宋体" w:cs="宋体"/>
-              </w:rPr>
-            </w:pPr>
-          </w:p>
-        </w:tc>
-        <w:tc>
-          <w:tcPr>
-            <w:tcW w:w="1687" w:type="dxa"/>
-            <w:tcBorders>
-              <w:top w:val="single" w:color="000000" w:sz="6" w:space="0"/>
-              <w:left w:val="single" w:color="000000" w:sz="6" w:space="0"/>
-              <w:bottom w:val="single" w:color="000000" w:sz="6" w:space="0"/>
-              <w:right w:val="single" w:color="000000" w:sz="6" w:space="0"/>
-            </w:tcBorders>
-            <w:shd w:val="clear" w:color="auto" w:fill="auto"/>
-            <w:tcMar>
-              <w:top w:w="80" w:type="dxa"/>
-              <w:left w:w="80" w:type="dxa"/>
-              <w:bottom w:w="80" w:type="dxa"/>
-              <w:right w:w="80" w:type="dxa"/>
-            </w:tcMar>
-            <w:vAlign w:val="center"/>
-          </w:tcPr>
-          <w:p>
-            <w:pPr>
-              <w:pageBreakBefore w:val="0"/>
-              <w:framePr w:wrap="auto" w:vAnchor="margin" w:hAnchor="text" w:yAlign="inline"/>
-              <w:kinsoku/>
-              <w:wordWrap/>
-              <w:overflowPunct/>
-              <w:topLinePunct w:val="0"/>
-              <w:autoSpaceDE/>
-              <w:autoSpaceDN/>
-              <w:bidi w:val="0"/>
-              <w:adjustRightInd/>
-              <w:snapToGrid/>
-              <w:spacing w:before="0" w:after="0" w:line="240" w:lineRule="auto"/>
-              <w:ind w:left="0" w:leftChars="0" w:right="0" w:rightChars="0" w:firstLine="0" w:firstLineChars="0"/>
-              <w:textAlignment w:val="auto"/>
-              <w:rPr>
-                <w:rFonts w:hint="eastAsia" w:ascii="宋体" w:hAnsi="宋体" w:eastAsia="宋体" w:cs="宋体"/>
-              </w:rPr>
-            </w:pPr>
-            <w:r>
-              <w:rPr>
-                <w:rFonts w:hint="eastAsia" w:ascii="宋体" w:hAnsi="宋体" w:eastAsia="宋体" w:cs="宋体"/>
-                <w:sz w:val="15"/>
-                <w:szCs w:val="15"/>
-                <w:shd w:val="clear" w:color="auto" w:fill="auto"/>
-                <w:rtl w:val="0"/>
-                <w:lang w:val="en-US"/>
-              </w:rPr>
-              <w:t>□符合</w:t>
-            </w:r>
-            <w:r>
-              <w:rPr>
-                <w:rFonts w:hint="eastAsia" w:ascii="宋体" w:hAnsi="宋体" w:eastAsia="宋体" w:cs="宋体"/>
-                <w:sz w:val="15"/>
-                <w:szCs w:val="15"/>
-                <w:shd w:val="clear" w:color="auto" w:fill="auto"/>
-                <w:rtl w:val="0"/>
-                <w:lang w:val="en-US" w:eastAsia="zh-CN"/>
-              </w:rPr>
-              <w:t xml:space="preserve">    </w:t>
-            </w:r>
-            <w:r>
-              <w:rPr>
-                <w:rFonts w:hint="eastAsia" w:ascii="宋体" w:hAnsi="宋体" w:eastAsia="宋体" w:cs="宋体"/>
-                <w:sz w:val="15"/>
-                <w:szCs w:val="15"/>
-                <w:shd w:val="clear" w:color="auto" w:fill="auto"/>
-                <w:rtl w:val="0"/>
-                <w:lang w:val="en-US"/>
-              </w:rPr>
-              <w:t xml:space="preserve"> □</w:t>
-            </w:r>
-            <w:r>
-              <w:rPr>
-                <w:rFonts w:hint="eastAsia" w:ascii="宋体" w:hAnsi="宋体" w:eastAsia="宋体" w:cs="宋体"/>
-                <w:sz w:val="15"/>
-                <w:szCs w:val="15"/>
-                <w:shd w:val="clear" w:color="auto" w:fill="auto"/>
-                <w:rtl w:val="0"/>
-                <w:lang w:val="en-US" w:eastAsia="zh-CN"/>
-              </w:rPr>
-              <w:t>不符合</w:t>
-            </w:r>
-          </w:p>
-        </w:tc>
-        <w:tc>
-          <w:tcPr>
-            <w:tcW w:w="1298" w:type="dxa"/>
-            <w:tcBorders>
-              <w:top w:val="single" w:color="000000" w:sz="6" w:space="0"/>
-              <w:left w:val="single" w:color="000000" w:sz="6" w:space="0"/>
-              <w:bottom w:val="single" w:color="000000" w:sz="6" w:space="0"/>
-              <w:right w:val="single" w:color="000000" w:sz="6" w:space="0"/>
-            </w:tcBorders>
-            <w:shd w:val="clear" w:color="auto" w:fill="auto"/>
-            <w:tcMar>
-              <w:top w:w="80" w:type="dxa"/>
-              <w:left w:w="80" w:type="dxa"/>
-              <w:bottom w:w="80" w:type="dxa"/>
-              <w:right w:w="80" w:type="dxa"/>
-            </w:tcMar>
-            <w:vAlign w:val="center"/>
-          </w:tcPr>
-          <w:p>
-            <w:pPr>
-              <w:pStyle w:val="8"/>
-              <w:pageBreakBefore w:val="0"/>
-              <w:framePr w:wrap="auto" w:vAnchor="margin" w:hAnchor="text" w:yAlign="inline"/>
-              <w:kinsoku/>
-              <w:wordWrap/>
-              <w:overflowPunct/>
-              <w:topLinePunct w:val="0"/>
-              <w:autoSpaceDE/>
-              <w:autoSpaceDN/>
-              <w:bidi w:val="0"/>
-              <w:adjustRightInd/>
-              <w:snapToGrid/>
-              <w:spacing w:before="0" w:after="0" w:line="240" w:lineRule="auto"/>
-              <w:jc w:val="center"/>
-              <w:textAlignment w:val="auto"/>
-              <w:rPr>
-                <w:rFonts w:hint="eastAsia" w:ascii="宋体" w:hAnsi="宋体" w:eastAsia="宋体" w:cs="宋体"/>
-              </w:rPr>
-            </w:pPr>
-            <w:r>
-              <w:rPr>
-                <w:rFonts w:hint="eastAsia" w:ascii="宋体" w:hAnsi="宋体" w:eastAsia="宋体" w:cs="宋体"/>
-                <w:sz w:val="14"/>
-                <w:szCs w:val="14"/>
-                <w:shd w:val="clear" w:color="auto" w:fill="auto"/>
-                <w:rtl w:val="0"/>
-                <w:lang w:val="en-US"/>
-              </w:rPr>
-              <w:t>98.07</w:t>
-            </w:r>
-          </w:p>
-        </w:tc>
-        <w:tc>
-          <w:tcPr>
-            <w:tcW w:w="1298" w:type="dxa"/>
-            <w:tcBorders>
-              <w:top w:val="single" w:color="000000" w:sz="6" w:space="0"/>
-              <w:left w:val="single" w:color="000000" w:sz="6" w:space="0"/>
-              <w:bottom w:val="single" w:color="000000" w:sz="6" w:space="0"/>
-              <w:right w:val="single" w:color="000000" w:sz="6" w:space="0"/>
-            </w:tcBorders>
-            <w:shd w:val="clear" w:color="auto" w:fill="auto"/>
-            <w:tcMar>
-              <w:top w:w="80" w:type="dxa"/>
-              <w:left w:w="80" w:type="dxa"/>
-              <w:bottom w:w="80" w:type="dxa"/>
-              <w:right w:w="80" w:type="dxa"/>
-            </w:tcMar>
-            <w:vAlign w:val="center"/>
-          </w:tcPr>
-          <w:p>
-            <w:pPr>
-              <w:pStyle w:val="8"/>
-              <w:pageBreakBefore w:val="0"/>
-              <w:framePr w:wrap="auto" w:vAnchor="margin" w:hAnchor="text" w:yAlign="inline"/>
-              <w:kinsoku/>
-              <w:wordWrap/>
-              <w:overflowPunct/>
-              <w:topLinePunct w:val="0"/>
-              <w:autoSpaceDE/>
-              <w:autoSpaceDN/>
-              <w:bidi w:val="0"/>
-              <w:adjustRightInd/>
-              <w:snapToGrid/>
-              <w:spacing w:before="0" w:after="0" w:line="240" w:lineRule="auto"/>
-              <w:jc w:val="center"/>
-              <w:textAlignment w:val="auto"/>
-              <w:rPr>
-                <w:rFonts w:hint="eastAsia" w:ascii="宋体" w:hAnsi="宋体" w:eastAsia="宋体" w:cs="宋体"/>
-              </w:rPr>
-            </w:pPr>
-            <w:r>
-              <w:rPr>
-                <w:rFonts w:hint="eastAsia" w:ascii="宋体" w:hAnsi="宋体" w:eastAsia="宋体" w:cs="宋体"/>
-                <w:sz w:val="14"/>
-                <w:szCs w:val="14"/>
-                <w:shd w:val="clear" w:color="auto" w:fill="auto"/>
-                <w:rtl w:val="0"/>
-                <w:lang w:val="en-US"/>
-              </w:rPr>
-              <w:t>15</w:t>
-            </w:r>
-          </w:p>
-        </w:tc>
-      </w:tr>
-      <w:tr>
-        <w:trPr>
-          <w:trHeight w:val="375" w:hRule="atLeast"/>
-          <w:jc w:val="center"/>
-        </w:trPr>
-        <w:tc>
-          <w:tcPr>
-            <w:tcW w:w="1298" w:type="dxa"/>
-            <w:tcBorders>
-              <w:top w:val="single" w:color="000000" w:sz="6" w:space="0"/>
-              <w:left w:val="single" w:color="000000" w:sz="6" w:space="0"/>
-              <w:bottom w:val="single" w:color="000000" w:sz="6" w:space="0"/>
-              <w:right w:val="single" w:color="000000" w:sz="6" w:space="0"/>
-            </w:tcBorders>
-            <w:shd w:val="clear" w:color="auto" w:fill="auto"/>
-            <w:tcMar>
-              <w:top w:w="80" w:type="dxa"/>
-              <w:left w:w="80" w:type="dxa"/>
-              <w:bottom w:w="80" w:type="dxa"/>
-              <w:right w:w="80" w:type="dxa"/>
-            </w:tcMar>
-            <w:vAlign w:val="center"/>
-          </w:tcPr>
-          <w:p>
-            <w:pPr>
-              <w:pStyle w:val="8"/>
-              <w:pageBreakBefore w:val="0"/>
-              <w:framePr w:wrap="auto" w:vAnchor="margin" w:hAnchor="text" w:yAlign="inline"/>
-              <w:kinsoku/>
-              <w:wordWrap/>
-              <w:overflowPunct/>
-              <w:topLinePunct w:val="0"/>
-              <w:autoSpaceDE/>
-              <w:autoSpaceDN/>
-              <w:bidi w:val="0"/>
-              <w:adjustRightInd/>
-              <w:snapToGrid/>
-              <w:spacing w:before="0" w:after="0" w:line="240" w:lineRule="auto"/>
-              <w:textAlignment w:val="auto"/>
-              <w:rPr>
-                <w:rFonts w:hint="eastAsia" w:ascii="宋体" w:hAnsi="宋体" w:eastAsia="宋体" w:cs="宋体"/>
-              </w:rPr>
-            </w:pPr>
-          </w:p>
-        </w:tc>
-        <w:tc>
-          <w:tcPr>
-            <w:tcW w:w="1299" w:type="dxa"/>
-            <w:tcBorders>
-              <w:top w:val="single" w:color="000000" w:sz="6" w:space="0"/>
-              <w:left w:val="single" w:color="000000" w:sz="6" w:space="0"/>
-              <w:bottom w:val="single" w:color="000000" w:sz="6" w:space="0"/>
-              <w:right w:val="single" w:color="000000" w:sz="6" w:space="0"/>
-            </w:tcBorders>
-            <w:shd w:val="clear" w:color="auto" w:fill="auto"/>
-            <w:tcMar>
-              <w:top w:w="80" w:type="dxa"/>
-              <w:left w:w="80" w:type="dxa"/>
-              <w:bottom w:w="80" w:type="dxa"/>
-              <w:right w:w="80" w:type="dxa"/>
-            </w:tcMar>
-            <w:vAlign w:val="center"/>
-          </w:tcPr>
-          <w:p>
-            <w:pPr>
-              <w:pStyle w:val="8"/>
-              <w:pageBreakBefore w:val="0"/>
               <w:framePr w:wrap="auto" w:vAnchor="margin" w:hAnchor="text" w:yAlign="inline"/>
               <w:kinsoku/>
               <w:wordWrap/>
@@ -13383,247 +12283,7 @@
                 <w:rtl w:val="0"/>
                 <w:lang w:val="en-US"/>
               </w:rPr>
-              <w:t>面1</w:t>
-            </w:r>
-          </w:p>
-        </w:tc>
-        <w:tc>
-          <w:tcPr>
-            <w:tcW w:w="1299" w:type="dxa"/>
-            <w:tcBorders>
-              <w:top w:val="single" w:color="000000" w:sz="6" w:space="0"/>
-              <w:left w:val="single" w:color="000000" w:sz="6" w:space="0"/>
-              <w:bottom w:val="single" w:color="000000" w:sz="6" w:space="0"/>
-              <w:right w:val="single" w:color="000000" w:sz="6" w:space="0"/>
-            </w:tcBorders>
-            <w:shd w:val="clear" w:color="auto" w:fill="auto"/>
-            <w:tcMar>
-              <w:top w:w="80" w:type="dxa"/>
-              <w:left w:w="80" w:type="dxa"/>
-              <w:bottom w:w="80" w:type="dxa"/>
-              <w:right w:w="80" w:type="dxa"/>
-            </w:tcMar>
-            <w:vAlign w:val="center"/>
-          </w:tcPr>
-          <w:p>
-            <w:pPr>
-              <w:pageBreakBefore w:val="0"/>
-              <w:framePr w:wrap="auto" w:vAnchor="margin" w:hAnchor="text" w:yAlign="inline"/>
-              <w:kinsoku/>
-              <w:wordWrap/>
-              <w:overflowPunct/>
-              <w:topLinePunct w:val="0"/>
-              <w:autoSpaceDE/>
-              <w:autoSpaceDN/>
-              <w:bidi w:val="0"/>
-              <w:adjustRightInd/>
-              <w:snapToGrid/>
-              <w:spacing w:before="0" w:after="0"/>
-              <w:textAlignment w:val="auto"/>
-              <w:rPr>
-                <w:rFonts w:hint="eastAsia" w:ascii="宋体" w:hAnsi="宋体" w:eastAsia="宋体" w:cs="宋体"/>
-              </w:rPr>
-            </w:pPr>
-          </w:p>
-        </w:tc>
-        <w:tc>
-          <w:tcPr>
-            <w:tcW w:w="1299" w:type="dxa"/>
-            <w:tcBorders>
-              <w:top w:val="single" w:color="000000" w:sz="6" w:space="0"/>
-              <w:left w:val="single" w:color="000000" w:sz="6" w:space="0"/>
-              <w:bottom w:val="single" w:color="000000" w:sz="6" w:space="0"/>
-              <w:right w:val="single" w:color="000000" w:sz="6" w:space="0"/>
-            </w:tcBorders>
-            <w:shd w:val="clear" w:color="auto" w:fill="auto"/>
-            <w:tcMar>
-              <w:top w:w="80" w:type="dxa"/>
-              <w:left w:w="80" w:type="dxa"/>
-              <w:bottom w:w="80" w:type="dxa"/>
-              <w:right w:w="80" w:type="dxa"/>
-            </w:tcMar>
-            <w:vAlign w:val="center"/>
-          </w:tcPr>
-          <w:p>
-            <w:pPr>
-              <w:pageBreakBefore w:val="0"/>
-              <w:framePr w:wrap="auto" w:vAnchor="margin" w:hAnchor="text" w:yAlign="inline"/>
-              <w:kinsoku/>
-              <w:wordWrap/>
-              <w:overflowPunct/>
-              <w:topLinePunct w:val="0"/>
-              <w:autoSpaceDE/>
-              <w:autoSpaceDN/>
-              <w:bidi w:val="0"/>
-              <w:adjustRightInd/>
-              <w:snapToGrid/>
-              <w:spacing w:before="0" w:after="0"/>
-              <w:textAlignment w:val="auto"/>
-              <w:rPr>
-                <w:rFonts w:hint="eastAsia" w:ascii="宋体" w:hAnsi="宋体" w:eastAsia="宋体" w:cs="宋体"/>
-              </w:rPr>
-            </w:pPr>
-          </w:p>
-        </w:tc>
-        <w:tc>
-          <w:tcPr>
-            <w:tcW w:w="1299" w:type="dxa"/>
-            <w:tcBorders>
-              <w:top w:val="single" w:color="000000" w:sz="6" w:space="0"/>
-              <w:left w:val="single" w:color="000000" w:sz="6" w:space="0"/>
-              <w:bottom w:val="single" w:color="000000" w:sz="6" w:space="0"/>
-              <w:right w:val="single" w:color="000000" w:sz="6" w:space="0"/>
-            </w:tcBorders>
-            <w:shd w:val="clear" w:color="auto" w:fill="auto"/>
-            <w:tcMar>
-              <w:top w:w="80" w:type="dxa"/>
-              <w:left w:w="80" w:type="dxa"/>
-              <w:bottom w:w="80" w:type="dxa"/>
-              <w:right w:w="80" w:type="dxa"/>
-            </w:tcMar>
-            <w:vAlign w:val="center"/>
-          </w:tcPr>
-          <w:p>
-            <w:pPr>
-              <w:pageBreakBefore w:val="0"/>
-              <w:framePr w:wrap="auto" w:vAnchor="margin" w:hAnchor="text" w:yAlign="inline"/>
-              <w:kinsoku/>
-              <w:wordWrap/>
-              <w:overflowPunct/>
-              <w:topLinePunct w:val="0"/>
-              <w:autoSpaceDE/>
-              <w:autoSpaceDN/>
-              <w:bidi w:val="0"/>
-              <w:adjustRightInd/>
-              <w:snapToGrid/>
-              <w:spacing w:before="0" w:after="0"/>
-              <w:textAlignment w:val="auto"/>
-              <w:rPr>
-                <w:rFonts w:hint="eastAsia" w:ascii="宋体" w:hAnsi="宋体" w:eastAsia="宋体" w:cs="宋体"/>
-              </w:rPr>
-            </w:pPr>
-          </w:p>
-        </w:tc>
-        <w:tc>
-          <w:tcPr>
-            <w:tcW w:w="1299" w:type="dxa"/>
-            <w:tcBorders>
-              <w:top w:val="single" w:color="000000" w:sz="6" w:space="0"/>
-              <w:left w:val="single" w:color="000000" w:sz="6" w:space="0"/>
-              <w:bottom w:val="single" w:color="000000" w:sz="6" w:space="0"/>
-              <w:right w:val="single" w:color="000000" w:sz="6" w:space="0"/>
-            </w:tcBorders>
-            <w:shd w:val="clear" w:color="auto" w:fill="auto"/>
-            <w:tcMar>
-              <w:top w:w="80" w:type="dxa"/>
-              <w:left w:w="80" w:type="dxa"/>
-              <w:bottom w:w="80" w:type="dxa"/>
-              <w:right w:w="80" w:type="dxa"/>
-            </w:tcMar>
-            <w:vAlign w:val="center"/>
-          </w:tcPr>
-          <w:p>
-            <w:pPr>
-              <w:pageBreakBefore w:val="0"/>
-              <w:framePr w:wrap="auto" w:vAnchor="margin" w:hAnchor="text" w:yAlign="inline"/>
-              <w:kinsoku/>
-              <w:wordWrap/>
-              <w:overflowPunct/>
-              <w:topLinePunct w:val="0"/>
-              <w:autoSpaceDE/>
-              <w:autoSpaceDN/>
-              <w:bidi w:val="0"/>
-              <w:adjustRightInd/>
-              <w:snapToGrid/>
-              <w:spacing w:before="0" w:after="0"/>
-              <w:textAlignment w:val="auto"/>
-              <w:rPr>
-                <w:rFonts w:hint="eastAsia" w:ascii="宋体" w:hAnsi="宋体" w:eastAsia="宋体" w:cs="宋体"/>
-              </w:rPr>
-            </w:pPr>
-          </w:p>
-        </w:tc>
-        <w:tc>
-          <w:tcPr>
-            <w:tcW w:w="1687" w:type="dxa"/>
-            <w:tcBorders>
-              <w:top w:val="single" w:color="000000" w:sz="6" w:space="0"/>
-              <w:left w:val="single" w:color="000000" w:sz="6" w:space="0"/>
-              <w:bottom w:val="single" w:color="000000" w:sz="6" w:space="0"/>
-              <w:right w:val="single" w:color="000000" w:sz="6" w:space="0"/>
-            </w:tcBorders>
-            <w:shd w:val="clear" w:color="auto" w:fill="auto"/>
-            <w:tcMar>
-              <w:top w:w="80" w:type="dxa"/>
-              <w:left w:w="80" w:type="dxa"/>
-              <w:bottom w:w="80" w:type="dxa"/>
-              <w:right w:w="80" w:type="dxa"/>
-            </w:tcMar>
-            <w:vAlign w:val="center"/>
-          </w:tcPr>
-          <w:p>
-            <w:pPr>
-              <w:pageBreakBefore w:val="0"/>
-              <w:framePr w:wrap="auto" w:vAnchor="margin" w:hAnchor="text" w:yAlign="inline"/>
-              <w:kinsoku/>
-              <w:wordWrap/>
-              <w:overflowPunct/>
-              <w:topLinePunct w:val="0"/>
-              <w:autoSpaceDE/>
-              <w:autoSpaceDN/>
-              <w:bidi w:val="0"/>
-              <w:adjustRightInd/>
-              <w:snapToGrid/>
-              <w:spacing w:before="0" w:after="0" w:line="240" w:lineRule="auto"/>
-              <w:ind w:left="0" w:leftChars="0" w:right="0" w:rightChars="0" w:firstLine="0" w:firstLineChars="0"/>
-              <w:textAlignment w:val="auto"/>
-              <w:rPr>
-                <w:rFonts w:hint="eastAsia" w:ascii="宋体" w:hAnsi="宋体" w:eastAsia="宋体" w:cs="宋体"/>
-              </w:rPr>
-            </w:pPr>
-            <w:r>
-              <w:rPr>
-                <w:rFonts w:hint="eastAsia" w:ascii="宋体" w:hAnsi="宋体" w:eastAsia="宋体" w:cs="宋体"/>
-                <w:sz w:val="15"/>
-                <w:szCs w:val="15"/>
-                <w:shd w:val="clear" w:color="auto" w:fill="auto"/>
-                <w:rtl w:val="0"/>
-                <w:lang w:val="en-US"/>
-              </w:rPr>
-              <w:t>□符合</w:t>
-            </w:r>
-            <w:r>
-              <w:rPr>
-                <w:rFonts w:hint="eastAsia" w:ascii="宋体" w:hAnsi="宋体" w:eastAsia="宋体" w:cs="宋体"/>
-                <w:sz w:val="15"/>
-                <w:szCs w:val="15"/>
-                <w:shd w:val="clear" w:color="auto" w:fill="auto"/>
-                <w:rtl w:val="0"/>
-                <w:lang w:val="en-US" w:eastAsia="zh-CN"/>
-              </w:rPr>
-              <w:t xml:space="preserve">    </w:t>
-            </w:r>
-            <w:r>
-              <w:rPr>
-                <w:rFonts w:hint="eastAsia" w:ascii="宋体" w:hAnsi="宋体" w:eastAsia="宋体" w:cs="宋体"/>
-                <w:sz w:val="15"/>
-                <w:szCs w:val="15"/>
-                <w:shd w:val="clear" w:color="auto" w:fill="auto"/>
-                <w:rtl w:val="0"/>
-                <w:lang w:val="en-US"/>
-              </w:rPr>
-              <w:t xml:space="preserve"> □</w:t>
-            </w:r>
-            <w:r>
-              <w:rPr>
-                <w:rFonts w:hint="eastAsia" w:ascii="宋体" w:hAnsi="宋体" w:eastAsia="宋体" w:cs="宋体"/>
-                <w:sz w:val="15"/>
-                <w:szCs w:val="15"/>
-                <w:shd w:val="clear" w:color="auto" w:fill="auto"/>
-                <w:rtl w:val="0"/>
-                <w:lang w:val="en-US" w:eastAsia="zh-CN"/>
-              </w:rPr>
-              <w:t>不符合</w:t>
+              <w:t>98.07</w:t>
             </w:r>
           </w:p>
         </w:tc>
@@ -13648,7 +12308,6 @@
           <w:p>
             <w:pPr>
               <w:pStyle w:val="8"/>
-              <w:pageBreakBefore w:val="0"/>
               <w:framePr w:wrap="auto" w:vAnchor="margin" w:hAnchor="text" w:yAlign="inline"/>
               <w:kinsoku/>
               <w:wordWrap/>
@@ -13676,10 +12335,16 @@
                 <w:rtl w:val="0"/>
                 <w:lang w:val="en-US"/>
               </w:rPr>
-              <w:t>98.07</w:t>
-            </w:r>
-          </w:p>
-        </w:tc>
+              <w:t>15</w:t>
+            </w:r>
+          </w:p>
+        </w:tc>
+      </w:tr>
+      <w:tr>
+        <w:trPr>
+          <w:trHeight w:val="375" w:hRule="atLeast"/>
+          <w:jc w:val="center"/>
+        </w:trPr>
         <w:tc>
           <w:tcPr>
             <w:tcW w:w="1298" w:type="dxa"/>
@@ -13701,7 +12366,251 @@
           <w:p>
             <w:pPr>
               <w:pStyle w:val="8"/>
-              <w:pageBreakBefore w:val="0"/>
+              <w:framePr w:wrap="auto" w:vAnchor="margin" w:hAnchor="text" w:yAlign="inline"/>
+              <w:kinsoku/>
+              <w:wordWrap/>
+              <w:overflowPunct/>
+              <w:topLinePunct w:val="0"/>
+              <w:autoSpaceDE/>
+              <w:autoSpaceDN/>
+              <w:bidi w:val="0"/>
+              <w:adjustRightInd/>
+              <w:snapToGrid/>
+              <w:spacing w:before="0" w:after="0" w:line="240" w:lineRule="auto"/>
+              <w:textAlignment w:val="auto"/>
+              <w:rPr>
+                <w:rFonts w:hint="eastAsia" w:ascii="宋体" w:hAnsi="宋体" w:eastAsia="宋体" w:cs="宋体"/>
+              </w:rPr>
+            </w:pPr>
+          </w:p>
+        </w:tc>
+        <w:tc>
+          <w:tcPr>
+            <w:tcW w:w="1299" w:type="dxa"/>
+            <w:tcBorders>
+              <w:top w:val="single" w:color="000000" w:sz="6" w:space="0"/>
+              <w:left w:val="single" w:color="000000" w:sz="6" w:space="0"/>
+              <w:bottom w:val="single" w:color="000000" w:sz="6" w:space="0"/>
+              <w:right w:val="single" w:color="000000" w:sz="6" w:space="0"/>
+            </w:tcBorders>
+            <w:shd w:val="clear" w:color="auto" w:fill="auto"/>
+            <w:tcMar>
+              <w:top w:w="80" w:type="dxa"/>
+              <w:left w:w="80" w:type="dxa"/>
+              <w:bottom w:w="80" w:type="dxa"/>
+              <w:right w:w="80" w:type="dxa"/>
+            </w:tcMar>
+            <w:vAlign w:val="center"/>
+          </w:tcPr>
+          <w:p>
+            <w:r>
+              <w:rPr>
+                <w:rFonts w:ascii="宋体" w:hAnsi="宋体"/>
+              </w:rPr>
+              <w:t>________</w:t>
+            </w:r>
+          </w:p>
+        </w:tc>
+        <w:tc>
+          <w:tcPr>
+            <w:tcW w:w="1299" w:type="dxa"/>
+            <w:tcBorders>
+              <w:top w:val="single" w:color="000000" w:sz="6" w:space="0"/>
+              <w:left w:val="single" w:color="000000" w:sz="6" w:space="0"/>
+              <w:bottom w:val="single" w:color="000000" w:sz="6" w:space="0"/>
+              <w:right w:val="single" w:color="000000" w:sz="6" w:space="0"/>
+            </w:tcBorders>
+            <w:shd w:val="clear" w:color="auto" w:fill="auto"/>
+            <w:tcMar>
+              <w:top w:w="80" w:type="dxa"/>
+              <w:left w:w="80" w:type="dxa"/>
+              <w:bottom w:w="80" w:type="dxa"/>
+              <w:right w:w="80" w:type="dxa"/>
+            </w:tcMar>
+            <w:vAlign w:val="center"/>
+          </w:tcPr>
+          <w:p>
+            <w:pPr>
+              <w:framePr w:wrap="auto" w:vAnchor="margin" w:hAnchor="text" w:yAlign="inline"/>
+              <w:kinsoku/>
+              <w:wordWrap/>
+              <w:overflowPunct/>
+              <w:topLinePunct w:val="0"/>
+              <w:autoSpaceDE/>
+              <w:autoSpaceDN/>
+              <w:bidi w:val="0"/>
+              <w:adjustRightInd/>
+              <w:snapToGrid/>
+              <w:spacing w:before="0" w:after="0"/>
+              <w:textAlignment w:val="auto"/>
+              <w:rPr>
+                <w:rFonts w:hint="eastAsia" w:ascii="宋体" w:hAnsi="宋体" w:eastAsia="宋体" w:cs="宋体"/>
+              </w:rPr>
+            </w:pPr>
+          </w:p>
+        </w:tc>
+        <w:tc>
+          <w:tcPr>
+            <w:tcW w:w="1299" w:type="dxa"/>
+            <w:tcBorders>
+              <w:top w:val="single" w:color="000000" w:sz="6" w:space="0"/>
+              <w:left w:val="single" w:color="000000" w:sz="6" w:space="0"/>
+              <w:bottom w:val="single" w:color="000000" w:sz="6" w:space="0"/>
+              <w:right w:val="single" w:color="000000" w:sz="6" w:space="0"/>
+            </w:tcBorders>
+            <w:shd w:val="clear" w:color="auto" w:fill="auto"/>
+            <w:tcMar>
+              <w:top w:w="80" w:type="dxa"/>
+              <w:left w:w="80" w:type="dxa"/>
+              <w:bottom w:w="80" w:type="dxa"/>
+              <w:right w:w="80" w:type="dxa"/>
+            </w:tcMar>
+            <w:vAlign w:val="center"/>
+          </w:tcPr>
+          <w:p>
+            <w:pPr>
+              <w:framePr w:wrap="auto" w:vAnchor="margin" w:hAnchor="text" w:yAlign="inline"/>
+              <w:kinsoku/>
+              <w:wordWrap/>
+              <w:overflowPunct/>
+              <w:topLinePunct w:val="0"/>
+              <w:autoSpaceDE/>
+              <w:autoSpaceDN/>
+              <w:bidi w:val="0"/>
+              <w:adjustRightInd/>
+              <w:snapToGrid/>
+              <w:spacing w:before="0" w:after="0"/>
+              <w:textAlignment w:val="auto"/>
+              <w:rPr>
+                <w:rFonts w:hint="eastAsia" w:ascii="宋体" w:hAnsi="宋体" w:eastAsia="宋体" w:cs="宋体"/>
+              </w:rPr>
+            </w:pPr>
+          </w:p>
+        </w:tc>
+        <w:tc>
+          <w:tcPr>
+            <w:tcW w:w="1299" w:type="dxa"/>
+            <w:tcBorders>
+              <w:top w:val="single" w:color="000000" w:sz="6" w:space="0"/>
+              <w:left w:val="single" w:color="000000" w:sz="6" w:space="0"/>
+              <w:bottom w:val="single" w:color="000000" w:sz="6" w:space="0"/>
+              <w:right w:val="single" w:color="000000" w:sz="6" w:space="0"/>
+            </w:tcBorders>
+            <w:shd w:val="clear" w:color="auto" w:fill="auto"/>
+            <w:tcMar>
+              <w:top w:w="80" w:type="dxa"/>
+              <w:left w:w="80" w:type="dxa"/>
+              <w:bottom w:w="80" w:type="dxa"/>
+              <w:right w:w="80" w:type="dxa"/>
+            </w:tcMar>
+            <w:vAlign w:val="center"/>
+          </w:tcPr>
+          <w:p>
+            <w:pPr>
+              <w:framePr w:wrap="auto" w:vAnchor="margin" w:hAnchor="text" w:yAlign="inline"/>
+              <w:kinsoku/>
+              <w:wordWrap/>
+              <w:overflowPunct/>
+              <w:topLinePunct w:val="0"/>
+              <w:autoSpaceDE/>
+              <w:autoSpaceDN/>
+              <w:bidi w:val="0"/>
+              <w:adjustRightInd/>
+              <w:snapToGrid/>
+              <w:spacing w:before="0" w:after="0"/>
+              <w:textAlignment w:val="auto"/>
+              <w:rPr>
+                <w:rFonts w:hint="eastAsia" w:ascii="宋体" w:hAnsi="宋体" w:eastAsia="宋体" w:cs="宋体"/>
+              </w:rPr>
+            </w:pPr>
+          </w:p>
+        </w:tc>
+        <w:tc>
+          <w:tcPr>
+            <w:tcW w:w="1299" w:type="dxa"/>
+            <w:tcBorders>
+              <w:top w:val="single" w:color="000000" w:sz="6" w:space="0"/>
+              <w:left w:val="single" w:color="000000" w:sz="6" w:space="0"/>
+              <w:bottom w:val="single" w:color="000000" w:sz="6" w:space="0"/>
+              <w:right w:val="single" w:color="000000" w:sz="6" w:space="0"/>
+            </w:tcBorders>
+            <w:shd w:val="clear" w:color="auto" w:fill="auto"/>
+            <w:tcMar>
+              <w:top w:w="80" w:type="dxa"/>
+              <w:left w:w="80" w:type="dxa"/>
+              <w:bottom w:w="80" w:type="dxa"/>
+              <w:right w:w="80" w:type="dxa"/>
+            </w:tcMar>
+            <w:vAlign w:val="center"/>
+          </w:tcPr>
+          <w:p>
+            <w:pPr>
+              <w:framePr w:wrap="auto" w:vAnchor="margin" w:hAnchor="text" w:yAlign="inline"/>
+              <w:kinsoku/>
+              <w:wordWrap/>
+              <w:overflowPunct/>
+              <w:topLinePunct w:val="0"/>
+              <w:autoSpaceDE/>
+              <w:autoSpaceDN/>
+              <w:bidi w:val="0"/>
+              <w:adjustRightInd/>
+              <w:snapToGrid/>
+              <w:spacing w:before="0" w:after="0"/>
+              <w:textAlignment w:val="auto"/>
+              <w:rPr>
+                <w:rFonts w:hint="eastAsia" w:ascii="宋体" w:hAnsi="宋体" w:eastAsia="宋体" w:cs="宋体"/>
+              </w:rPr>
+            </w:pPr>
+          </w:p>
+        </w:tc>
+        <w:tc>
+          <w:tcPr>
+            <w:tcW w:w="1687" w:type="dxa"/>
+            <w:tcBorders>
+              <w:top w:val="single" w:color="000000" w:sz="6" w:space="0"/>
+              <w:left w:val="single" w:color="000000" w:sz="6" w:space="0"/>
+              <w:bottom w:val="single" w:color="000000" w:sz="6" w:space="0"/>
+              <w:right w:val="single" w:color="000000" w:sz="6" w:space="0"/>
+            </w:tcBorders>
+            <w:shd w:val="clear" w:color="auto" w:fill="auto"/>
+            <w:tcMar>
+              <w:top w:w="80" w:type="dxa"/>
+              <w:left w:w="80" w:type="dxa"/>
+              <w:bottom w:w="80" w:type="dxa"/>
+              <w:right w:w="80" w:type="dxa"/>
+            </w:tcMar>
+            <w:vAlign w:val="center"/>
+          </w:tcPr>
+          <w:p>
+            <w:r>
+              <w:rPr>
+                <w:rFonts w:ascii="宋体" w:hAnsi="宋体"/>
+              </w:rPr>
+              <w:t>□有效  □无效</w:t>
+            </w:r>
+          </w:p>
+        </w:tc>
+        <w:tc>
+          <w:tcPr>
+            <w:tcW w:w="1298" w:type="dxa"/>
+            <w:tcBorders>
+              <w:top w:val="single" w:color="000000" w:sz="6" w:space="0"/>
+              <w:left w:val="single" w:color="000000" w:sz="6" w:space="0"/>
+              <w:bottom w:val="single" w:color="000000" w:sz="6" w:space="0"/>
+              <w:right w:val="single" w:color="000000" w:sz="6" w:space="0"/>
+            </w:tcBorders>
+            <w:shd w:val="clear" w:color="auto" w:fill="auto"/>
+            <w:tcMar>
+              <w:top w:w="80" w:type="dxa"/>
+              <w:left w:w="80" w:type="dxa"/>
+              <w:bottom w:w="80" w:type="dxa"/>
+              <w:right w:w="80" w:type="dxa"/>
+            </w:tcMar>
+            <w:vAlign w:val="center"/>
+          </w:tcPr>
+          <w:p>
+            <w:pPr>
+              <w:pStyle w:val="8"/>
               <w:framePr w:wrap="auto" w:vAnchor="margin" w:hAnchor="text" w:yAlign="inline"/>
               <w:kinsoku/>
               <w:wordWrap/>
@@ -13729,16 +12638,10 @@
                 <w:rtl w:val="0"/>
                 <w:lang w:val="en-US"/>
               </w:rPr>
-              <w:t>15</w:t>
-            </w:r>
-          </w:p>
-        </w:tc>
-      </w:tr>
-      <w:tr>
-        <w:trPr>
-          <w:trHeight w:val="375" w:hRule="atLeast"/>
-          <w:jc w:val="center"/>
-        </w:trPr>
+              <w:t>98.07</w:t>
+            </w:r>
+          </w:p>
+        </w:tc>
         <w:tc>
           <w:tcPr>
             <w:tcW w:w="1298" w:type="dxa"/>
@@ -13760,393 +12663,6 @@
           <w:p>
             <w:pPr>
               <w:pStyle w:val="8"/>
-              <w:pageBreakBefore w:val="0"/>
-              <w:framePr w:wrap="auto" w:vAnchor="margin" w:hAnchor="text" w:yAlign="inline"/>
-              <w:kinsoku/>
-              <w:wordWrap/>
-              <w:overflowPunct/>
-              <w:topLinePunct w:val="0"/>
-              <w:autoSpaceDE/>
-              <w:autoSpaceDN/>
-              <w:bidi w:val="0"/>
-              <w:adjustRightInd/>
-              <w:snapToGrid/>
-              <w:spacing w:before="0" w:after="0" w:line="240" w:lineRule="auto"/>
-              <w:textAlignment w:val="auto"/>
-              <w:rPr>
-                <w:rFonts w:hint="eastAsia" w:ascii="宋体" w:hAnsi="宋体" w:eastAsia="宋体" w:cs="宋体"/>
-              </w:rPr>
-            </w:pPr>
-          </w:p>
-        </w:tc>
-        <w:tc>
-          <w:tcPr>
-            <w:tcW w:w="1299" w:type="dxa"/>
-            <w:tcBorders>
-              <w:top w:val="single" w:color="000000" w:sz="6" w:space="0"/>
-              <w:left w:val="single" w:color="000000" w:sz="6" w:space="0"/>
-              <w:bottom w:val="single" w:color="000000" w:sz="6" w:space="0"/>
-              <w:right w:val="single" w:color="000000" w:sz="6" w:space="0"/>
-            </w:tcBorders>
-            <w:shd w:val="clear" w:color="auto" w:fill="auto"/>
-            <w:tcMar>
-              <w:top w:w="80" w:type="dxa"/>
-              <w:left w:w="80" w:type="dxa"/>
-              <w:bottom w:w="80" w:type="dxa"/>
-              <w:right w:w="80" w:type="dxa"/>
-            </w:tcMar>
-            <w:vAlign w:val="center"/>
-          </w:tcPr>
-          <w:p>
-            <w:pPr>
-              <w:pStyle w:val="8"/>
-              <w:pageBreakBefore w:val="0"/>
-              <w:framePr w:wrap="auto" w:vAnchor="margin" w:hAnchor="text" w:yAlign="inline"/>
-              <w:kinsoku/>
-              <w:wordWrap/>
-              <w:overflowPunct/>
-              <w:topLinePunct w:val="0"/>
-              <w:autoSpaceDE/>
-              <w:autoSpaceDN/>
-              <w:bidi w:val="0"/>
-              <w:adjustRightInd/>
-              <w:snapToGrid/>
-              <w:spacing w:before="0" w:after="0" w:line="240" w:lineRule="auto"/>
-              <w:ind w:left="0" w:leftChars="0" w:right="0" w:rightChars="0" w:firstLine="0" w:firstLineChars="0"/>
-              <w:jc w:val="center"/>
-              <w:textAlignment w:val="auto"/>
-              <w:rPr>
-                <w:rFonts w:hint="eastAsia" w:ascii="宋体" w:hAnsi="宋体" w:eastAsia="宋体" w:cs="宋体"/>
-              </w:rPr>
-            </w:pPr>
-            <w:r>
-              <w:rPr>
-                <w:rFonts w:hint="eastAsia" w:ascii="宋体" w:hAnsi="宋体" w:eastAsia="宋体" w:cs="宋体"/>
-                <w:sz w:val="14"/>
-                <w:szCs w:val="14"/>
-                <w:shd w:val="clear" w:color="auto" w:fill="auto"/>
-                <w:rtl w:val="0"/>
-                <w:lang w:val="en-US"/>
-              </w:rPr>
-              <w:t>面2</w:t>
-            </w:r>
-          </w:p>
-        </w:tc>
-        <w:tc>
-          <w:tcPr>
-            <w:tcW w:w="1299" w:type="dxa"/>
-            <w:tcBorders>
-              <w:top w:val="single" w:color="000000" w:sz="6" w:space="0"/>
-              <w:left w:val="single" w:color="000000" w:sz="6" w:space="0"/>
-              <w:bottom w:val="single" w:color="000000" w:sz="6" w:space="0"/>
-              <w:right w:val="single" w:color="000000" w:sz="6" w:space="0"/>
-            </w:tcBorders>
-            <w:shd w:val="clear" w:color="auto" w:fill="auto"/>
-            <w:tcMar>
-              <w:top w:w="80" w:type="dxa"/>
-              <w:left w:w="80" w:type="dxa"/>
-              <w:bottom w:w="80" w:type="dxa"/>
-              <w:right w:w="80" w:type="dxa"/>
-            </w:tcMar>
-            <w:vAlign w:val="center"/>
-          </w:tcPr>
-          <w:p>
-            <w:pPr>
-              <w:pageBreakBefore w:val="0"/>
-              <w:framePr w:wrap="auto" w:vAnchor="margin" w:hAnchor="text" w:yAlign="inline"/>
-              <w:kinsoku/>
-              <w:wordWrap/>
-              <w:overflowPunct/>
-              <w:topLinePunct w:val="0"/>
-              <w:autoSpaceDE/>
-              <w:autoSpaceDN/>
-              <w:bidi w:val="0"/>
-              <w:adjustRightInd/>
-              <w:snapToGrid/>
-              <w:spacing w:before="0" w:after="0"/>
-              <w:textAlignment w:val="auto"/>
-              <w:rPr>
-                <w:rFonts w:hint="eastAsia" w:ascii="宋体" w:hAnsi="宋体" w:eastAsia="宋体" w:cs="宋体"/>
-              </w:rPr>
-            </w:pPr>
-          </w:p>
-        </w:tc>
-        <w:tc>
-          <w:tcPr>
-            <w:tcW w:w="1299" w:type="dxa"/>
-            <w:tcBorders>
-              <w:top w:val="single" w:color="000000" w:sz="6" w:space="0"/>
-              <w:left w:val="single" w:color="000000" w:sz="6" w:space="0"/>
-              <w:bottom w:val="single" w:color="000000" w:sz="6" w:space="0"/>
-              <w:right w:val="single" w:color="000000" w:sz="6" w:space="0"/>
-            </w:tcBorders>
-            <w:shd w:val="clear" w:color="auto" w:fill="auto"/>
-            <w:tcMar>
-              <w:top w:w="80" w:type="dxa"/>
-              <w:left w:w="80" w:type="dxa"/>
-              <w:bottom w:w="80" w:type="dxa"/>
-              <w:right w:w="80" w:type="dxa"/>
-            </w:tcMar>
-            <w:vAlign w:val="center"/>
-          </w:tcPr>
-          <w:p>
-            <w:pPr>
-              <w:pageBreakBefore w:val="0"/>
-              <w:framePr w:wrap="auto" w:vAnchor="margin" w:hAnchor="text" w:yAlign="inline"/>
-              <w:kinsoku/>
-              <w:wordWrap/>
-              <w:overflowPunct/>
-              <w:topLinePunct w:val="0"/>
-              <w:autoSpaceDE/>
-              <w:autoSpaceDN/>
-              <w:bidi w:val="0"/>
-              <w:adjustRightInd/>
-              <w:snapToGrid/>
-              <w:spacing w:before="0" w:after="0"/>
-              <w:textAlignment w:val="auto"/>
-              <w:rPr>
-                <w:rFonts w:hint="eastAsia" w:ascii="宋体" w:hAnsi="宋体" w:eastAsia="宋体" w:cs="宋体"/>
-              </w:rPr>
-            </w:pPr>
-          </w:p>
-        </w:tc>
-        <w:tc>
-          <w:tcPr>
-            <w:tcW w:w="1299" w:type="dxa"/>
-            <w:tcBorders>
-              <w:top w:val="single" w:color="000000" w:sz="6" w:space="0"/>
-              <w:left w:val="single" w:color="000000" w:sz="6" w:space="0"/>
-              <w:bottom w:val="single" w:color="000000" w:sz="6" w:space="0"/>
-              <w:right w:val="single" w:color="000000" w:sz="6" w:space="0"/>
-            </w:tcBorders>
-            <w:shd w:val="clear" w:color="auto" w:fill="auto"/>
-            <w:tcMar>
-              <w:top w:w="80" w:type="dxa"/>
-              <w:left w:w="80" w:type="dxa"/>
-              <w:bottom w:w="80" w:type="dxa"/>
-              <w:right w:w="80" w:type="dxa"/>
-            </w:tcMar>
-            <w:vAlign w:val="center"/>
-          </w:tcPr>
-          <w:p>
-            <w:pPr>
-              <w:pageBreakBefore w:val="0"/>
-              <w:framePr w:wrap="auto" w:vAnchor="margin" w:hAnchor="text" w:yAlign="inline"/>
-              <w:kinsoku/>
-              <w:wordWrap/>
-              <w:overflowPunct/>
-              <w:topLinePunct w:val="0"/>
-              <w:autoSpaceDE/>
-              <w:autoSpaceDN/>
-              <w:bidi w:val="0"/>
-              <w:adjustRightInd/>
-              <w:snapToGrid/>
-              <w:spacing w:before="0" w:after="0"/>
-              <w:textAlignment w:val="auto"/>
-              <w:rPr>
-                <w:rFonts w:hint="eastAsia" w:ascii="宋体" w:hAnsi="宋体" w:eastAsia="宋体" w:cs="宋体"/>
-              </w:rPr>
-            </w:pPr>
-          </w:p>
-        </w:tc>
-        <w:tc>
-          <w:tcPr>
-            <w:tcW w:w="1299" w:type="dxa"/>
-            <w:tcBorders>
-              <w:top w:val="single" w:color="000000" w:sz="6" w:space="0"/>
-              <w:left w:val="single" w:color="000000" w:sz="6" w:space="0"/>
-              <w:bottom w:val="single" w:color="000000" w:sz="6" w:space="0"/>
-              <w:right w:val="single" w:color="000000" w:sz="6" w:space="0"/>
-            </w:tcBorders>
-            <w:shd w:val="clear" w:color="auto" w:fill="auto"/>
-            <w:tcMar>
-              <w:top w:w="80" w:type="dxa"/>
-              <w:left w:w="80" w:type="dxa"/>
-              <w:bottom w:w="80" w:type="dxa"/>
-              <w:right w:w="80" w:type="dxa"/>
-            </w:tcMar>
-            <w:vAlign w:val="center"/>
-          </w:tcPr>
-          <w:p>
-            <w:pPr>
-              <w:pageBreakBefore w:val="0"/>
-              <w:framePr w:wrap="auto" w:vAnchor="margin" w:hAnchor="text" w:yAlign="inline"/>
-              <w:kinsoku/>
-              <w:wordWrap/>
-              <w:overflowPunct/>
-              <w:topLinePunct w:val="0"/>
-              <w:autoSpaceDE/>
-              <w:autoSpaceDN/>
-              <w:bidi w:val="0"/>
-              <w:adjustRightInd/>
-              <w:snapToGrid/>
-              <w:spacing w:before="0" w:after="0"/>
-              <w:textAlignment w:val="auto"/>
-              <w:rPr>
-                <w:rFonts w:hint="eastAsia" w:ascii="宋体" w:hAnsi="宋体" w:eastAsia="宋体" w:cs="宋体"/>
-              </w:rPr>
-            </w:pPr>
-          </w:p>
-        </w:tc>
-        <w:tc>
-          <w:tcPr>
-            <w:tcW w:w="1687" w:type="dxa"/>
-            <w:tcBorders>
-              <w:top w:val="single" w:color="000000" w:sz="6" w:space="0"/>
-              <w:left w:val="single" w:color="000000" w:sz="6" w:space="0"/>
-              <w:bottom w:val="single" w:color="000000" w:sz="6" w:space="0"/>
-              <w:right w:val="single" w:color="000000" w:sz="6" w:space="0"/>
-            </w:tcBorders>
-            <w:shd w:val="clear" w:color="auto" w:fill="auto"/>
-            <w:tcMar>
-              <w:top w:w="80" w:type="dxa"/>
-              <w:left w:w="80" w:type="dxa"/>
-              <w:bottom w:w="80" w:type="dxa"/>
-              <w:right w:w="80" w:type="dxa"/>
-            </w:tcMar>
-            <w:vAlign w:val="center"/>
-          </w:tcPr>
-          <w:p>
-            <w:pPr>
-              <w:pageBreakBefore w:val="0"/>
-              <w:framePr w:wrap="auto" w:vAnchor="margin" w:hAnchor="text" w:yAlign="inline"/>
-              <w:kinsoku/>
-              <w:wordWrap/>
-              <w:overflowPunct/>
-              <w:topLinePunct w:val="0"/>
-              <w:autoSpaceDE/>
-              <w:autoSpaceDN/>
-              <w:bidi w:val="0"/>
-              <w:adjustRightInd/>
-              <w:snapToGrid/>
-              <w:spacing w:before="0" w:after="0" w:line="240" w:lineRule="auto"/>
-              <w:ind w:left="0" w:leftChars="0" w:right="0" w:rightChars="0" w:firstLine="0" w:firstLineChars="0"/>
-              <w:textAlignment w:val="auto"/>
-              <w:rPr>
-                <w:rFonts w:hint="eastAsia" w:ascii="宋体" w:hAnsi="宋体" w:eastAsia="宋体" w:cs="宋体"/>
-              </w:rPr>
-            </w:pPr>
-            <w:r>
-              <w:rPr>
-                <w:rFonts w:hint="eastAsia" w:ascii="宋体" w:hAnsi="宋体" w:eastAsia="宋体" w:cs="宋体"/>
-                <w:sz w:val="15"/>
-                <w:szCs w:val="15"/>
-                <w:shd w:val="clear" w:color="auto" w:fill="auto"/>
-                <w:rtl w:val="0"/>
-                <w:lang w:val="en-US"/>
-              </w:rPr>
-              <w:t>□符合</w:t>
-            </w:r>
-            <w:r>
-              <w:rPr>
-                <w:rFonts w:hint="eastAsia" w:ascii="宋体" w:hAnsi="宋体" w:eastAsia="宋体" w:cs="宋体"/>
-                <w:sz w:val="15"/>
-                <w:szCs w:val="15"/>
-                <w:shd w:val="clear" w:color="auto" w:fill="auto"/>
-                <w:rtl w:val="0"/>
-                <w:lang w:val="en-US" w:eastAsia="zh-CN"/>
-              </w:rPr>
-              <w:t xml:space="preserve">    </w:t>
-            </w:r>
-            <w:r>
-              <w:rPr>
-                <w:rFonts w:hint="eastAsia" w:ascii="宋体" w:hAnsi="宋体" w:eastAsia="宋体" w:cs="宋体"/>
-                <w:sz w:val="15"/>
-                <w:szCs w:val="15"/>
-                <w:shd w:val="clear" w:color="auto" w:fill="auto"/>
-                <w:rtl w:val="0"/>
-                <w:lang w:val="en-US"/>
-              </w:rPr>
-              <w:t xml:space="preserve"> □</w:t>
-            </w:r>
-            <w:r>
-              <w:rPr>
-                <w:rFonts w:hint="eastAsia" w:ascii="宋体" w:hAnsi="宋体" w:eastAsia="宋体" w:cs="宋体"/>
-                <w:sz w:val="15"/>
-                <w:szCs w:val="15"/>
-                <w:shd w:val="clear" w:color="auto" w:fill="auto"/>
-                <w:rtl w:val="0"/>
-                <w:lang w:val="en-US" w:eastAsia="zh-CN"/>
-              </w:rPr>
-              <w:t>不符合</w:t>
-            </w:r>
-          </w:p>
-        </w:tc>
-        <w:tc>
-          <w:tcPr>
-            <w:tcW w:w="1298" w:type="dxa"/>
-            <w:tcBorders>
-              <w:top w:val="single" w:color="000000" w:sz="6" w:space="0"/>
-              <w:left w:val="single" w:color="000000" w:sz="6" w:space="0"/>
-              <w:bottom w:val="single" w:color="000000" w:sz="6" w:space="0"/>
-              <w:right w:val="single" w:color="000000" w:sz="6" w:space="0"/>
-            </w:tcBorders>
-            <w:shd w:val="clear" w:color="auto" w:fill="auto"/>
-            <w:tcMar>
-              <w:top w:w="80" w:type="dxa"/>
-              <w:left w:w="80" w:type="dxa"/>
-              <w:bottom w:w="80" w:type="dxa"/>
-              <w:right w:w="80" w:type="dxa"/>
-            </w:tcMar>
-            <w:vAlign w:val="center"/>
-          </w:tcPr>
-          <w:p>
-            <w:pPr>
-              <w:pStyle w:val="8"/>
-              <w:pageBreakBefore w:val="0"/>
-              <w:framePr w:wrap="auto" w:vAnchor="margin" w:hAnchor="text" w:yAlign="inline"/>
-              <w:kinsoku/>
-              <w:wordWrap/>
-              <w:overflowPunct/>
-              <w:topLinePunct w:val="0"/>
-              <w:autoSpaceDE/>
-              <w:autoSpaceDN/>
-              <w:bidi w:val="0"/>
-              <w:adjustRightInd/>
-              <w:snapToGrid/>
-              <w:spacing w:before="0" w:after="0" w:line="240" w:lineRule="auto"/>
-              <w:ind w:left="0" w:leftChars="0" w:right="0" w:rightChars="0" w:firstLine="0" w:firstLineChars="0"/>
-              <w:jc w:val="center"/>
-              <w:textAlignment w:val="auto"/>
-              <w:rPr>
-                <w:rFonts w:hint="eastAsia" w:ascii="宋体" w:hAnsi="宋体" w:eastAsia="宋体" w:cs="宋体"/>
-              </w:rPr>
-            </w:pPr>
-            <w:r>
-              <w:rPr>
-                <w:rFonts w:hint="eastAsia" w:ascii="宋体" w:hAnsi="宋体" w:eastAsia="宋体" w:cs="宋体"/>
-                <w:sz w:val="14"/>
-                <w:szCs w:val="14"/>
-                <w:shd w:val="clear" w:color="auto" w:fill="auto"/>
-                <w:rtl w:val="0"/>
-                <w:lang w:val="en-US"/>
-              </w:rPr>
-              <w:t>98.07</w:t>
-            </w:r>
-          </w:p>
-        </w:tc>
-        <w:tc>
-          <w:tcPr>
-            <w:tcW w:w="1298" w:type="dxa"/>
-            <w:tcBorders>
-              <w:top w:val="single" w:color="000000" w:sz="6" w:space="0"/>
-              <w:left w:val="single" w:color="000000" w:sz="6" w:space="0"/>
-              <w:bottom w:val="single" w:color="000000" w:sz="6" w:space="0"/>
-              <w:right w:val="single" w:color="000000" w:sz="6" w:space="0"/>
-            </w:tcBorders>
-            <w:shd w:val="clear" w:color="auto" w:fill="auto"/>
-            <w:tcMar>
-              <w:top w:w="80" w:type="dxa"/>
-              <w:left w:w="80" w:type="dxa"/>
-              <w:bottom w:w="80" w:type="dxa"/>
-              <w:right w:w="80" w:type="dxa"/>
-            </w:tcMar>
-            <w:vAlign w:val="center"/>
-          </w:tcPr>
-          <w:p>
-            <w:pPr>
-              <w:pStyle w:val="8"/>
-              <w:pageBreakBefore w:val="0"/>
               <w:framePr w:wrap="auto" w:vAnchor="margin" w:hAnchor="text" w:yAlign="inline"/>
               <w:kinsoku/>
               <w:wordWrap/>
@@ -14339,27 +12855,11 @@
             <w:vAlign w:val="center"/>
           </w:tcPr>
           <w:p>
-            <w:pPr>
-              <w:pStyle w:val="8"/>
-              <w:framePr w:wrap="auto" w:vAnchor="margin" w:hAnchor="text" w:yAlign="inline"/>
-              <w:spacing w:after="0" w:line="240" w:lineRule="auto"/>
-              <w:jc w:val="center"/>
-              <w:rPr>
-                <w:rFonts w:hint="eastAsia" w:ascii="宋体" w:hAnsi="宋体" w:eastAsia="宋体" w:cs="宋体"/>
-                <w:sz w:val="15"/>
-                <w:szCs w:val="15"/>
-              </w:rPr>
-            </w:pPr>
-            <w:r>
-              <w:rPr>
-                <w:rFonts w:hint="eastAsia" w:ascii="宋体" w:hAnsi="宋体" w:eastAsia="宋体" w:cs="宋体"/>
-                <w:sz w:val="15"/>
-                <w:szCs w:val="15"/>
-                <w:shd w:val="clear" w:color="auto" w:fill="auto"/>
-                <w:rtl w:val="0"/>
-                <w:lang w:val="en-US"/>
-              </w:rPr>
-              <w:t>面1平均/HV</w:t>
+            <w:r>
+              <w:rPr>
+                <w:rFonts w:ascii="宋体" w:hAnsi="宋体"/>
+              </w:rPr>
+              <w:t>Z轴方向平均/HV</w:t>
             </w:r>
           </w:p>
         </w:tc>
@@ -14382,27 +12882,11 @@
             <w:vAlign w:val="center"/>
           </w:tcPr>
           <w:p>
-            <w:pPr>
-              <w:pStyle w:val="8"/>
-              <w:framePr w:wrap="auto" w:vAnchor="margin" w:hAnchor="text" w:yAlign="inline"/>
-              <w:spacing w:after="0" w:line="240" w:lineRule="auto"/>
-              <w:jc w:val="center"/>
-              <w:rPr>
-                <w:rFonts w:hint="eastAsia" w:ascii="宋体" w:hAnsi="宋体" w:eastAsia="宋体" w:cs="宋体"/>
-                <w:sz w:val="15"/>
-                <w:szCs w:val="15"/>
-              </w:rPr>
-            </w:pPr>
-            <w:r>
-              <w:rPr>
-                <w:rFonts w:hint="eastAsia" w:ascii="宋体" w:hAnsi="宋体" w:eastAsia="宋体" w:cs="宋体"/>
-                <w:sz w:val="15"/>
-                <w:szCs w:val="15"/>
-                <w:shd w:val="clear" w:color="auto" w:fill="auto"/>
-                <w:rtl w:val="0"/>
-                <w:lang w:val="en-US"/>
-              </w:rPr>
-              <w:t>面2平均/HV</w:t>
+            <w:r>
+              <w:rPr>
+                <w:rFonts w:ascii="宋体" w:hAnsi="宋体"/>
+              </w:rPr>
+              <w:t>X/Y轴方向平均/HV</w:t>
             </w:r>
           </w:p>
         </w:tc>
@@ -16306,7 +14790,6 @@
     <w:p>
       <w:pPr>
         <w:pStyle w:val="9"/>
-        <w:pageBreakBefore w:val="0"/>
         <w:framePr w:wrap="auto" w:vAnchor="margin" w:hAnchor="text" w:yAlign="inline"/>
         <w:widowControl/>
         <w:kinsoku/>
@@ -16422,7 +14905,6 @@
           <w:p>
             <w:pPr>
               <w:pStyle w:val="8"/>
-              <w:pageBreakBefore w:val="0"/>
               <w:framePr w:wrap="auto" w:vAnchor="margin" w:hAnchor="text" w:yAlign="inline"/>
               <w:widowControl/>
               <w:kinsoku/>
@@ -16479,7 +14961,6 @@
           <w:p>
             <w:pPr>
               <w:pStyle w:val="8"/>
-              <w:pageBreakBefore w:val="0"/>
               <w:framePr w:wrap="auto" w:vAnchor="margin" w:hAnchor="text" w:yAlign="inline"/>
               <w:widowControl/>
               <w:kinsoku/>
@@ -16536,7 +15017,6 @@
           <w:p>
             <w:pPr>
               <w:pStyle w:val="8"/>
-              <w:pageBreakBefore w:val="0"/>
               <w:framePr w:wrap="auto" w:vAnchor="margin" w:hAnchor="text" w:yAlign="inline"/>
               <w:widowControl/>
               <w:kinsoku/>
@@ -16593,7 +15073,6 @@
           <w:p>
             <w:pPr>
               <w:pStyle w:val="8"/>
-              <w:pageBreakBefore w:val="0"/>
               <w:framePr w:wrap="auto" w:vAnchor="margin" w:hAnchor="text" w:yAlign="inline"/>
               <w:widowControl/>
               <w:kinsoku/>
@@ -16650,7 +15129,6 @@
           <w:p>
             <w:pPr>
               <w:pStyle w:val="8"/>
-              <w:pageBreakBefore w:val="0"/>
               <w:framePr w:wrap="auto" w:vAnchor="margin" w:hAnchor="text" w:yAlign="inline"/>
               <w:widowControl/>
               <w:kinsoku/>
@@ -16707,7 +15185,6 @@
           <w:p>
             <w:pPr>
               <w:pStyle w:val="8"/>
-              <w:pageBreakBefore w:val="0"/>
               <w:framePr w:wrap="auto" w:vAnchor="margin" w:hAnchor="text" w:yAlign="inline"/>
               <w:widowControl/>
               <w:kinsoku/>
@@ -16764,7 +15241,6 @@
           <w:p>
             <w:pPr>
               <w:pStyle w:val="8"/>
-              <w:pageBreakBefore w:val="0"/>
               <w:framePr w:wrap="auto" w:vAnchor="margin" w:hAnchor="text" w:yAlign="inline"/>
               <w:widowControl/>
               <w:kinsoku/>
@@ -16830,7 +15306,6 @@
           <w:p>
             <w:pPr>
               <w:pStyle w:val="8"/>
-              <w:pageBreakBefore w:val="0"/>
               <w:framePr w:wrap="auto" w:vAnchor="margin" w:hAnchor="text" w:yAlign="inline"/>
               <w:widowControl/>
               <w:kinsoku/>
@@ -16874,7 +15349,6 @@
           </w:tcPr>
           <w:p>
             <w:pPr>
-              <w:pageBreakBefore w:val="0"/>
               <w:framePr w:wrap="auto" w:vAnchor="margin" w:hAnchor="text" w:yAlign="inline"/>
               <w:widowControl/>
               <w:kinsoku/>
@@ -16917,7 +15391,6 @@
           </w:tcPr>
           <w:p>
             <w:pPr>
-              <w:pageBreakBefore w:val="0"/>
               <w:framePr w:wrap="auto" w:vAnchor="margin" w:hAnchor="text" w:yAlign="inline"/>
               <w:widowControl/>
               <w:kinsoku/>
@@ -16960,7 +15433,6 @@
           </w:tcPr>
           <w:p>
             <w:pPr>
-              <w:pageBreakBefore w:val="0"/>
               <w:framePr w:wrap="auto" w:vAnchor="margin" w:hAnchor="text" w:yAlign="inline"/>
               <w:widowControl/>
               <w:kinsoku/>
@@ -17004,7 +15476,6 @@
           <w:p>
             <w:pPr>
               <w:pStyle w:val="8"/>
-              <w:pageBreakBefore w:val="0"/>
               <w:framePr w:wrap="auto" w:vAnchor="margin" w:hAnchor="text" w:yAlign="inline"/>
               <w:widowControl/>
               <w:kinsoku/>
@@ -17084,7 +15555,6 @@
           </w:tcPr>
           <w:p>
             <w:pPr>
-              <w:pageBreakBefore w:val="0"/>
               <w:framePr w:wrap="auto" w:vAnchor="margin" w:hAnchor="text" w:yAlign="inline"/>
               <w:widowControl/>
               <w:kinsoku/>
@@ -17127,7 +15597,6 @@
           </w:tcPr>
           <w:p>
             <w:pPr>
-              <w:pageBreakBefore w:val="0"/>
               <w:framePr w:wrap="auto" w:vAnchor="margin" w:hAnchor="text" w:yAlign="inline"/>
               <w:widowControl/>
               <w:kinsoku/>
@@ -17180,7 +15649,6 @@
           <w:p>
             <w:pPr>
               <w:pStyle w:val="8"/>
-              <w:pageBreakBefore w:val="0"/>
               <w:framePr w:wrap="auto" w:vAnchor="margin" w:hAnchor="text" w:yAlign="inline"/>
               <w:widowControl/>
               <w:kinsoku/>
@@ -17224,7 +15692,6 @@
           </w:tcPr>
           <w:p>
             <w:pPr>
-              <w:pageBreakBefore w:val="0"/>
               <w:framePr w:wrap="auto" w:vAnchor="margin" w:hAnchor="text" w:yAlign="inline"/>
               <w:widowControl/>
               <w:kinsoku/>
@@ -17267,7 +15734,6 @@
           </w:tcPr>
           <w:p>
             <w:pPr>
-              <w:pageBreakBefore w:val="0"/>
               <w:framePr w:wrap="auto" w:vAnchor="margin" w:hAnchor="text" w:yAlign="inline"/>
               <w:widowControl/>
               <w:kinsoku/>
@@ -17310,7 +15776,6 @@
           </w:tcPr>
           <w:p>
             <w:pPr>
-              <w:pageBreakBefore w:val="0"/>
               <w:framePr w:wrap="auto" w:vAnchor="margin" w:hAnchor="text" w:yAlign="inline"/>
               <w:widowControl/>
               <w:kinsoku/>
@@ -17353,7 +15818,6 @@
           </w:tcPr>
           <w:p>
             <w:pPr>
-              <w:pageBreakBefore w:val="0"/>
               <w:framePr w:wrap="auto" w:vAnchor="margin" w:hAnchor="text" w:yAlign="inline"/>
               <w:widowControl/>
               <w:kinsoku/>
@@ -17434,7 +15898,6 @@
           </w:tcPr>
           <w:p>
             <w:pPr>
-              <w:pageBreakBefore w:val="0"/>
               <w:framePr w:wrap="auto" w:vAnchor="margin" w:hAnchor="text" w:yAlign="inline"/>
               <w:widowControl/>
               <w:kinsoku/>
@@ -17477,7 +15940,6 @@
           </w:tcPr>
           <w:p>
             <w:pPr>
-              <w:pageBreakBefore w:val="0"/>
               <w:framePr w:wrap="auto" w:vAnchor="margin" w:hAnchor="text" w:yAlign="inline"/>
               <w:widowControl/>
               <w:kinsoku/>
@@ -17530,7 +15992,6 @@
           <w:p>
             <w:pPr>
               <w:pStyle w:val="8"/>
-              <w:pageBreakBefore w:val="0"/>
               <w:framePr w:wrap="auto" w:vAnchor="margin" w:hAnchor="text" w:yAlign="inline"/>
               <w:widowControl/>
               <w:kinsoku/>
@@ -17574,7 +16035,6 @@
           </w:tcPr>
           <w:p>
             <w:pPr>
-              <w:pageBreakBefore w:val="0"/>
               <w:framePr w:wrap="auto" w:vAnchor="margin" w:hAnchor="text" w:yAlign="inline"/>
               <w:widowControl/>
               <w:kinsoku/>
@@ -17617,7 +16077,6 @@
           </w:tcPr>
           <w:p>
             <w:pPr>
-              <w:pageBreakBefore w:val="0"/>
               <w:framePr w:wrap="auto" w:vAnchor="margin" w:hAnchor="text" w:yAlign="inline"/>
               <w:widowControl/>
               <w:kinsoku/>
@@ -17660,7 +16119,6 @@
           </w:tcPr>
           <w:p>
             <w:pPr>
-              <w:pageBreakBefore w:val="0"/>
               <w:framePr w:wrap="auto" w:vAnchor="margin" w:hAnchor="text" w:yAlign="inline"/>
               <w:widowControl/>
               <w:kinsoku/>
@@ -17703,7 +16161,6 @@
           </w:tcPr>
           <w:p>
             <w:pPr>
-              <w:pageBreakBefore w:val="0"/>
               <w:framePr w:wrap="auto" w:vAnchor="margin" w:hAnchor="text" w:yAlign="inline"/>
               <w:widowControl/>
               <w:kinsoku/>
@@ -17784,7 +16241,6 @@
           </w:tcPr>
           <w:p>
             <w:pPr>
-              <w:pageBreakBefore w:val="0"/>
               <w:framePr w:wrap="auto" w:vAnchor="margin" w:hAnchor="text" w:yAlign="inline"/>
               <w:widowControl/>
               <w:kinsoku/>
@@ -17827,7 +16283,6 @@
           </w:tcPr>
           <w:p>
             <w:pPr>
-              <w:pageBreakBefore w:val="0"/>
               <w:framePr w:wrap="auto" w:vAnchor="margin" w:hAnchor="text" w:yAlign="inline"/>
               <w:widowControl/>
               <w:kinsoku/>
@@ -17880,7 +16335,6 @@
           <w:p>
             <w:pPr>
               <w:pStyle w:val="8"/>
-              <w:pageBreakBefore w:val="0"/>
               <w:framePr w:wrap="auto" w:vAnchor="margin" w:hAnchor="text" w:yAlign="inline"/>
               <w:widowControl/>
               <w:kinsoku/>
@@ -17924,7 +16378,6 @@
           </w:tcPr>
           <w:p>
             <w:pPr>
-              <w:pageBreakBefore w:val="0"/>
               <w:framePr w:wrap="auto" w:vAnchor="margin" w:hAnchor="text" w:yAlign="inline"/>
               <w:widowControl/>
               <w:kinsoku/>
@@ -17967,7 +16420,6 @@
           </w:tcPr>
           <w:p>
             <w:pPr>
-              <w:pageBreakBefore w:val="0"/>
               <w:framePr w:wrap="auto" w:vAnchor="margin" w:hAnchor="text" w:yAlign="inline"/>
               <w:widowControl/>
               <w:kinsoku/>
@@ -18010,7 +16462,6 @@
           </w:tcPr>
           <w:p>
             <w:pPr>
-              <w:pageBreakBefore w:val="0"/>
               <w:framePr w:wrap="auto" w:vAnchor="margin" w:hAnchor="text" w:yAlign="inline"/>
               <w:widowControl/>
               <w:kinsoku/>
@@ -18053,7 +16504,6 @@
           </w:tcPr>
           <w:p>
             <w:pPr>
-              <w:pageBreakBefore w:val="0"/>
               <w:framePr w:wrap="auto" w:vAnchor="margin" w:hAnchor="text" w:yAlign="inline"/>
               <w:widowControl/>
               <w:kinsoku/>
@@ -18134,7 +16584,6 @@
           </w:tcPr>
           <w:p>
             <w:pPr>
-              <w:pageBreakBefore w:val="0"/>
               <w:framePr w:wrap="auto" w:vAnchor="margin" w:hAnchor="text" w:yAlign="inline"/>
               <w:widowControl/>
               <w:kinsoku/>
@@ -18177,7 +16626,6 @@
           </w:tcPr>
           <w:p>
             <w:pPr>
-              <w:pageBreakBefore w:val="0"/>
               <w:framePr w:wrap="auto" w:vAnchor="margin" w:hAnchor="text" w:yAlign="inline"/>
               <w:widowControl/>
               <w:kinsoku/>
@@ -18205,7 +16653,6 @@
     <w:p>
       <w:pPr>
         <w:pStyle w:val="9"/>
-        <w:pageBreakBefore w:val="0"/>
         <w:framePr w:wrap="auto" w:vAnchor="margin" w:hAnchor="text" w:yAlign="inline"/>
         <w:widowControl/>
         <w:kinsoku/>
@@ -18320,7 +16767,6 @@
           <w:p>
             <w:pPr>
               <w:pStyle w:val="8"/>
-              <w:pageBreakBefore w:val="0"/>
               <w:framePr w:wrap="auto" w:vAnchor="margin" w:hAnchor="text" w:yAlign="inline"/>
               <w:widowControl/>
               <w:kinsoku/>
@@ -18378,7 +16824,6 @@
           <w:p>
             <w:pPr>
               <w:pStyle w:val="8"/>
-              <w:pageBreakBefore w:val="0"/>
               <w:framePr w:wrap="auto" w:vAnchor="margin" w:hAnchor="text" w:yAlign="inline"/>
               <w:widowControl/>
               <w:kinsoku/>
@@ -18435,7 +16880,6 @@
           <w:p>
             <w:pPr>
               <w:pStyle w:val="8"/>
-              <w:pageBreakBefore w:val="0"/>
               <w:framePr w:wrap="auto" w:vAnchor="margin" w:hAnchor="text" w:yAlign="inline"/>
               <w:widowControl/>
               <w:kinsoku/>
@@ -18493,7 +16937,6 @@
           <w:p>
             <w:pPr>
               <w:pStyle w:val="8"/>
-              <w:pageBreakBefore w:val="0"/>
               <w:framePr w:wrap="auto" w:vAnchor="margin" w:hAnchor="text" w:yAlign="inline"/>
               <w:widowControl/>
               <w:kinsoku/>
@@ -18559,7 +17002,6 @@
           <w:p>
             <w:pPr>
               <w:pStyle w:val="8"/>
-              <w:pageBreakBefore w:val="0"/>
               <w:framePr w:wrap="auto" w:vAnchor="margin" w:hAnchor="text" w:yAlign="inline"/>
               <w:widowControl/>
               <w:kinsoku/>
@@ -18615,7 +17057,6 @@
           </w:tcPr>
           <w:p>
             <w:pPr>
-              <w:pageBreakBefore w:val="0"/>
               <w:framePr w:wrap="auto" w:vAnchor="margin" w:hAnchor="text" w:yAlign="inline"/>
               <w:widowControl/>
               <w:kinsoku/>
@@ -18659,7 +17100,6 @@
           <w:p>
             <w:pPr>
               <w:pStyle w:val="8"/>
-              <w:pageBreakBefore w:val="0"/>
               <w:framePr w:wrap="auto" w:vAnchor="margin" w:hAnchor="text" w:yAlign="inline"/>
               <w:widowControl/>
               <w:kinsoku/>
@@ -18740,7 +17180,6 @@
           </w:tcPr>
           <w:p>
             <w:pPr>
-              <w:pageBreakBefore w:val="0"/>
               <w:framePr w:wrap="auto" w:vAnchor="margin" w:hAnchor="text" w:yAlign="inline"/>
               <w:widowControl/>
               <w:kinsoku/>
@@ -18793,7 +17232,6 @@
           <w:p>
             <w:pPr>
               <w:pStyle w:val="8"/>
-              <w:pageBreakBefore w:val="0"/>
               <w:framePr w:wrap="auto" w:vAnchor="margin" w:hAnchor="text" w:yAlign="inline"/>
               <w:widowControl/>
               <w:kinsoku/>
@@ -18845,7 +17283,6 @@
           </w:tcPr>
           <w:p>
             <w:pPr>
-              <w:pageBreakBefore w:val="0"/>
               <w:framePr w:wrap="auto" w:vAnchor="margin" w:hAnchor="text" w:yAlign="inline"/>
               <w:widowControl/>
               <w:kinsoku/>
@@ -18886,7 +17323,6 @@
           </w:tcPr>
           <w:p>
             <w:pPr>
-              <w:pageBreakBefore w:val="0"/>
               <w:framePr w:wrap="auto" w:vAnchor="margin" w:hAnchor="text" w:yAlign="inline"/>
               <w:widowControl/>
               <w:kinsoku/>
@@ -18966,7 +17402,6 @@
           </w:tcPr>
           <w:p>
             <w:pPr>
-              <w:pageBreakBefore w:val="0"/>
               <w:framePr w:wrap="auto" w:vAnchor="margin" w:hAnchor="text" w:yAlign="inline"/>
               <w:widowControl/>
               <w:kinsoku/>
@@ -21460,7 +19895,6 @@
     <w:pPr>
       <w:keepNext w:val="0"/>
       <w:keepLines w:val="0"/>
-      <w:pageBreakBefore w:val="0"/>
       <w:framePr w:wrap="auto" w:vAnchor="margin" w:hAnchor="text" w:yAlign="inline"/>
       <w:widowControl/>
       <w:numPr>
@@ -21521,7 +19955,6 @@
     <w:pPr>
       <w:keepNext w:val="0"/>
       <w:keepLines w:val="0"/>
-      <w:pageBreakBefore w:val="0"/>
       <w:framePr w:wrap="auto" w:vAnchor="margin" w:hAnchor="text" w:yAlign="inline"/>
       <w:widowControl/>
       <w:numPr>
@@ -21570,7 +20003,6 @@
     <w:pPr>
       <w:keepNext w:val="0"/>
       <w:keepLines w:val="0"/>
-      <w:pageBreakBefore w:val="0"/>
       <w:framePr w:wrap="auto" w:vAnchor="margin" w:hAnchor="text" w:yAlign="inline"/>
       <w:widowControl/>
       <w:numPr>
@@ -21643,7 +20075,6 @@
     <w:pPr>
       <w:keepNext w:val="0"/>
       <w:keepLines w:val="0"/>
-      <w:pageBreakBefore w:val="0"/>
       <w:framePr w:wrap="auto" w:vAnchor="margin" w:hAnchor="text" w:yAlign="inline"/>
       <w:widowControl/>
       <w:numPr>
@@ -21689,7 +20120,6 @@
     <w:pPr>
       <w:keepNext/>
       <w:keepLines/>
-      <w:pageBreakBefore w:val="0"/>
       <w:framePr w:wrap="auto" w:vAnchor="margin" w:hAnchor="text" w:yAlign="inline"/>
       <w:widowControl/>
       <w:numPr>
@@ -21733,7 +20163,6 @@
     <w:pPr>
       <w:keepNext w:val="0"/>
       <w:keepLines w:val="0"/>
-      <w:pageBreakBefore w:val="0"/>
       <w:framePr w:wrap="auto" w:vAnchor="margin" w:hAnchor="text" w:yAlign="inline"/>
       <w:widowControl/>
       <w:numPr>

--- a/templates/RECORD_R011_VICKERS.docx
+++ b/templates/RECORD_R011_VICKERS.docx
@@ -224,7 +224,7 @@
                 <w:rtl w:val="0"/>
                 <w:lang w:val="zh-CN" w:eastAsia="zh-CN"/>
               </w:rPr>
-              <w:t>报告编号</w:t>
+              <w:t>原始记录编号</w:t>
             </w:r>
           </w:p>
         </w:tc>
